--- a/softhsm_ksp/SoftHSM2_KSP_Algorithm_Reference.docx
+++ b/softhsm_ksp/SoftHSM2_KSP_Algorithm_Reference.docx
@@ -51,7 +51,14 @@
         <w:rPr>
           <w:sz w:val="18"/>
         </w:rPr>
-        <w:t>Date: 2026-06-19</w:t>
+        <w:t>SoftHSM2: 2.7.0 (OpenSSL backend)</w:t>
+        <w:br/>
+      </w:r>
+      <w:r>
+        <w:rPr>
+          <w:sz w:val="18"/>
+        </w:rPr>
+        <w:t>Date: 2026-09-04</w:t>
         <w:br/>
       </w:r>
     </w:p>
@@ -151,7 +158,7 @@
         </w:tc>
         <w:tc>
           <w:tcPr>
-            <w:tcW w:type="dxa" w:w="2268"/>
+            <w:tcW w:type="dxa" w:w="1701"/>
             <w:shd w:val="clear" w:color="auto" w:fill="1F3664"/>
             <w:vAlign w:val="center"/>
           </w:tcPr>
@@ -191,7 +198,7 @@
         </w:tc>
         <w:tc>
           <w:tcPr>
-            <w:tcW w:type="dxa" w:w="2835"/>
+            <w:tcW w:type="dxa" w:w="3118"/>
             <w:shd w:val="clear" w:color="auto" w:fill="1F3664"/>
             <w:vAlign w:val="center"/>
           </w:tcPr>
@@ -245,6 +252,22 @@
         </w:tc>
         <w:tc>
           <w:tcPr>
+            <w:tcW w:type="dxa" w:w="1701"/>
+            <w:shd w:val="clear" w:color="auto" w:fill="D6E4F7"/>
+            <w:vAlign w:val="center"/>
+          </w:tcPr>
+          <w:p>
+            <w:r>
+              <w:rPr>
+                <w:color w:val="000000"/>
+                <w:sz w:val="18"/>
+              </w:rPr>
+              <w:t>Asymmetric pair</w:t>
+            </w:r>
+          </w:p>
+        </w:tc>
+        <w:tc>
+          <w:tcPr>
             <w:tcW w:type="dxa" w:w="2268"/>
             <w:shd w:val="clear" w:color="auto" w:fill="D6E4F7"/>
             <w:vAlign w:val="center"/>
@@ -255,7 +278,155 @@
                 <w:color w:val="000000"/>
                 <w:sz w:val="18"/>
               </w:rPr>
-              <w:t>Asymmetric — asymmetric pair</w:t>
+              <w:t>2048, 3072, 4096 bits</w:t>
+            </w:r>
+          </w:p>
+        </w:tc>
+        <w:tc>
+          <w:tcPr>
+            <w:tcW w:type="dxa" w:w="3118"/>
+            <w:shd w:val="clear" w:color="auto" w:fill="D6E4F7"/>
+            <w:vAlign w:val="center"/>
+          </w:tcPr>
+          <w:p>
+            <w:r>
+              <w:rPr>
+                <w:color w:val="000000"/>
+                <w:sz w:val="18"/>
+              </w:rPr>
+              <w:t>CKM_RSA_PKCS_KEY_PAIR_GEN</w:t>
+            </w:r>
+          </w:p>
+        </w:tc>
+      </w:tr>
+      <w:tr>
+        <w:tc>
+          <w:tcPr>
+            <w:tcW w:type="dxa" w:w="1701"/>
+            <w:shd w:val="clear" w:color="auto" w:fill="FFFFFF"/>
+            <w:vAlign w:val="center"/>
+          </w:tcPr>
+          <w:p>
+            <w:r>
+              <w:rPr>
+                <w:color w:val="000000"/>
+                <w:sz w:val="18"/>
+              </w:rPr>
+              <w:t>ECDSA P-256</w:t>
+            </w:r>
+          </w:p>
+        </w:tc>
+        <w:tc>
+          <w:tcPr>
+            <w:tcW w:type="dxa" w:w="1984"/>
+            <w:shd w:val="clear" w:color="auto" w:fill="FFFFFF"/>
+            <w:vAlign w:val="center"/>
+          </w:tcPr>
+          <w:p>
+            <w:r>
+              <w:rPr>
+                <w:color w:val="000000"/>
+                <w:sz w:val="18"/>
+              </w:rPr>
+              <w:t>ECDSA_P256</w:t>
+            </w:r>
+          </w:p>
+        </w:tc>
+        <w:tc>
+          <w:tcPr>
+            <w:tcW w:type="dxa" w:w="1701"/>
+            <w:shd w:val="clear" w:color="auto" w:fill="FFFFFF"/>
+            <w:vAlign w:val="center"/>
+          </w:tcPr>
+          <w:p>
+            <w:r>
+              <w:rPr>
+                <w:color w:val="000000"/>
+                <w:sz w:val="18"/>
+              </w:rPr>
+              <w:t>Asymmetric pair</w:t>
+            </w:r>
+          </w:p>
+        </w:tc>
+        <w:tc>
+          <w:tcPr>
+            <w:tcW w:type="dxa" w:w="2268"/>
+            <w:shd w:val="clear" w:color="auto" w:fill="FFFFFF"/>
+            <w:vAlign w:val="center"/>
+          </w:tcPr>
+          <w:p>
+            <w:r>
+              <w:rPr>
+                <w:color w:val="000000"/>
+                <w:sz w:val="18"/>
+              </w:rPr>
+              <w:t>256 bits (fixed)</w:t>
+            </w:r>
+          </w:p>
+        </w:tc>
+        <w:tc>
+          <w:tcPr>
+            <w:tcW w:type="dxa" w:w="3118"/>
+            <w:shd w:val="clear" w:color="auto" w:fill="FFFFFF"/>
+            <w:vAlign w:val="center"/>
+          </w:tcPr>
+          <w:p>
+            <w:r>
+              <w:rPr>
+                <w:color w:val="000000"/>
+                <w:sz w:val="18"/>
+              </w:rPr>
+              <w:t>CKM_EC_KEY_PAIR_GEN</w:t>
+            </w:r>
+          </w:p>
+        </w:tc>
+      </w:tr>
+      <w:tr>
+        <w:tc>
+          <w:tcPr>
+            <w:tcW w:type="dxa" w:w="1701"/>
+            <w:shd w:val="clear" w:color="auto" w:fill="D6E4F7"/>
+            <w:vAlign w:val="center"/>
+          </w:tcPr>
+          <w:p>
+            <w:r>
+              <w:rPr>
+                <w:color w:val="000000"/>
+                <w:sz w:val="18"/>
+              </w:rPr>
+              <w:t>ECDSA P-384</w:t>
+            </w:r>
+          </w:p>
+        </w:tc>
+        <w:tc>
+          <w:tcPr>
+            <w:tcW w:type="dxa" w:w="1984"/>
+            <w:shd w:val="clear" w:color="auto" w:fill="D6E4F7"/>
+            <w:vAlign w:val="center"/>
+          </w:tcPr>
+          <w:p>
+            <w:r>
+              <w:rPr>
+                <w:color w:val="000000"/>
+                <w:sz w:val="18"/>
+              </w:rPr>
+              <w:t>ECDSA_P384</w:t>
+            </w:r>
+          </w:p>
+        </w:tc>
+        <w:tc>
+          <w:tcPr>
+            <w:tcW w:type="dxa" w:w="1701"/>
+            <w:shd w:val="clear" w:color="auto" w:fill="D6E4F7"/>
+            <w:vAlign w:val="center"/>
+          </w:tcPr>
+          <w:p>
+            <w:r>
+              <w:rPr>
+                <w:color w:val="000000"/>
+                <w:sz w:val="18"/>
+              </w:rPr>
+              <w:t>Asymmetric pair</w:t>
             </w:r>
           </w:p>
         </w:tc>
@@ -271,13 +442,13 @@
                 <w:color w:val="000000"/>
                 <w:sz w:val="18"/>
               </w:rPr>
-              <w:t>2048, 3072, 4096 bits</w:t>
-            </w:r>
-          </w:p>
-        </w:tc>
-        <w:tc>
-          <w:tcPr>
-            <w:tcW w:type="dxa" w:w="2835"/>
+              <w:t>384 bits (fixed)</w:t>
+            </w:r>
+          </w:p>
+        </w:tc>
+        <w:tc>
+          <w:tcPr>
+            <w:tcW w:type="dxa" w:w="3118"/>
             <w:shd w:val="clear" w:color="auto" w:fill="D6E4F7"/>
             <w:vAlign w:val="center"/>
           </w:tcPr>
@@ -287,7 +458,7 @@
                 <w:color w:val="000000"/>
                 <w:sz w:val="18"/>
               </w:rPr>
-              <w:t>CKM_RSA_PKCS_KEY_PAIR_GEN</w:t>
+              <w:t>CKM_EC_KEY_PAIR_GEN</w:t>
             </w:r>
           </w:p>
         </w:tc>
@@ -305,7 +476,7 @@
                 <w:color w:val="000000"/>
                 <w:sz w:val="18"/>
               </w:rPr>
-              <w:t>ECDSA P-256</w:t>
+              <w:t>ECDSA P-521</w:t>
             </w:r>
           </w:p>
         </w:tc>
@@ -321,7 +492,23 @@
                 <w:color w:val="000000"/>
                 <w:sz w:val="18"/>
               </w:rPr>
-              <w:t>ECDSA_P256</w:t>
+              <w:t>ECDSA_P521</w:t>
+            </w:r>
+          </w:p>
+        </w:tc>
+        <w:tc>
+          <w:tcPr>
+            <w:tcW w:type="dxa" w:w="1701"/>
+            <w:shd w:val="clear" w:color="auto" w:fill="FFFFFF"/>
+            <w:vAlign w:val="center"/>
+          </w:tcPr>
+          <w:p>
+            <w:r>
+              <w:rPr>
+                <w:color w:val="000000"/>
+                <w:sz w:val="18"/>
+              </w:rPr>
+              <w:t>Asymmetric pair</w:t>
             </w:r>
           </w:p>
         </w:tc>
@@ -337,7 +524,155 @@
                 <w:color w:val="000000"/>
                 <w:sz w:val="18"/>
               </w:rPr>
-              <w:t>Asymmetric — asymmetric pair</w:t>
+              <w:t>521 bits (fixed)</w:t>
+            </w:r>
+          </w:p>
+        </w:tc>
+        <w:tc>
+          <w:tcPr>
+            <w:tcW w:type="dxa" w:w="3118"/>
+            <w:shd w:val="clear" w:color="auto" w:fill="FFFFFF"/>
+            <w:vAlign w:val="center"/>
+          </w:tcPr>
+          <w:p>
+            <w:r>
+              <w:rPr>
+                <w:color w:val="000000"/>
+                <w:sz w:val="18"/>
+              </w:rPr>
+              <w:t>CKM_EC_KEY_PAIR_GEN</w:t>
+            </w:r>
+          </w:p>
+        </w:tc>
+      </w:tr>
+      <w:tr>
+        <w:tc>
+          <w:tcPr>
+            <w:tcW w:type="dxa" w:w="1701"/>
+            <w:shd w:val="clear" w:color="auto" w:fill="D6E4F7"/>
+            <w:vAlign w:val="center"/>
+          </w:tcPr>
+          <w:p>
+            <w:r>
+              <w:rPr>
+                <w:color w:val="000000"/>
+                <w:sz w:val="18"/>
+              </w:rPr>
+              <w:t>ECDH P-256</w:t>
+            </w:r>
+          </w:p>
+        </w:tc>
+        <w:tc>
+          <w:tcPr>
+            <w:tcW w:type="dxa" w:w="1984"/>
+            <w:shd w:val="clear" w:color="auto" w:fill="D6E4F7"/>
+            <w:vAlign w:val="center"/>
+          </w:tcPr>
+          <w:p>
+            <w:r>
+              <w:rPr>
+                <w:color w:val="000000"/>
+                <w:sz w:val="18"/>
+              </w:rPr>
+              <w:t>ECDH_P256</w:t>
+            </w:r>
+          </w:p>
+        </w:tc>
+        <w:tc>
+          <w:tcPr>
+            <w:tcW w:type="dxa" w:w="1701"/>
+            <w:shd w:val="clear" w:color="auto" w:fill="D6E4F7"/>
+            <w:vAlign w:val="center"/>
+          </w:tcPr>
+          <w:p>
+            <w:r>
+              <w:rPr>
+                <w:color w:val="000000"/>
+                <w:sz w:val="18"/>
+              </w:rPr>
+              <w:t>Asymmetric pair</w:t>
+            </w:r>
+          </w:p>
+        </w:tc>
+        <w:tc>
+          <w:tcPr>
+            <w:tcW w:type="dxa" w:w="2268"/>
+            <w:shd w:val="clear" w:color="auto" w:fill="D6E4F7"/>
+            <w:vAlign w:val="center"/>
+          </w:tcPr>
+          <w:p>
+            <w:r>
+              <w:rPr>
+                <w:color w:val="000000"/>
+                <w:sz w:val="18"/>
+              </w:rPr>
+              <w:t>256 bits (fixed)</w:t>
+            </w:r>
+          </w:p>
+        </w:tc>
+        <w:tc>
+          <w:tcPr>
+            <w:tcW w:type="dxa" w:w="3118"/>
+            <w:shd w:val="clear" w:color="auto" w:fill="D6E4F7"/>
+            <w:vAlign w:val="center"/>
+          </w:tcPr>
+          <w:p>
+            <w:r>
+              <w:rPr>
+                <w:color w:val="000000"/>
+                <w:sz w:val="18"/>
+              </w:rPr>
+              <w:t>CKM_EC_KEY_PAIR_GEN</w:t>
+            </w:r>
+          </w:p>
+        </w:tc>
+      </w:tr>
+      <w:tr>
+        <w:tc>
+          <w:tcPr>
+            <w:tcW w:type="dxa" w:w="1701"/>
+            <w:shd w:val="clear" w:color="auto" w:fill="FFFFFF"/>
+            <w:vAlign w:val="center"/>
+          </w:tcPr>
+          <w:p>
+            <w:r>
+              <w:rPr>
+                <w:color w:val="000000"/>
+                <w:sz w:val="18"/>
+              </w:rPr>
+              <w:t>ECDH P-384</w:t>
+            </w:r>
+          </w:p>
+        </w:tc>
+        <w:tc>
+          <w:tcPr>
+            <w:tcW w:type="dxa" w:w="1984"/>
+            <w:shd w:val="clear" w:color="auto" w:fill="FFFFFF"/>
+            <w:vAlign w:val="center"/>
+          </w:tcPr>
+          <w:p>
+            <w:r>
+              <w:rPr>
+                <w:color w:val="000000"/>
+                <w:sz w:val="18"/>
+              </w:rPr>
+              <w:t>ECDH_P384</w:t>
+            </w:r>
+          </w:p>
+        </w:tc>
+        <w:tc>
+          <w:tcPr>
+            <w:tcW w:type="dxa" w:w="1701"/>
+            <w:shd w:val="clear" w:color="auto" w:fill="FFFFFF"/>
+            <w:vAlign w:val="center"/>
+          </w:tcPr>
+          <w:p>
+            <w:r>
+              <w:rPr>
+                <w:color w:val="000000"/>
+                <w:sz w:val="18"/>
+              </w:rPr>
+              <w:t>Asymmetric pair</w:t>
             </w:r>
           </w:p>
         </w:tc>
@@ -353,13 +688,13 @@
                 <w:color w:val="000000"/>
                 <w:sz w:val="18"/>
               </w:rPr>
-              <w:t>256 bits (fixed)</w:t>
-            </w:r>
-          </w:p>
-        </w:tc>
-        <w:tc>
-          <w:tcPr>
-            <w:tcW w:type="dxa" w:w="2835"/>
+              <w:t>384 bits (fixed)</w:t>
+            </w:r>
+          </w:p>
+        </w:tc>
+        <w:tc>
+          <w:tcPr>
+            <w:tcW w:type="dxa" w:w="3118"/>
             <w:shd w:val="clear" w:color="auto" w:fill="FFFFFF"/>
             <w:vAlign w:val="center"/>
           </w:tcPr>
@@ -387,7 +722,7 @@
                 <w:color w:val="000000"/>
                 <w:sz w:val="18"/>
               </w:rPr>
-              <w:t>ECDSA P-384</w:t>
+              <w:t>ECDH P-521</w:t>
             </w:r>
           </w:p>
         </w:tc>
@@ -403,7 +738,23 @@
                 <w:color w:val="000000"/>
                 <w:sz w:val="18"/>
               </w:rPr>
-              <w:t>ECDSA_P384</w:t>
+              <w:t>ECDH_P521</w:t>
+            </w:r>
+          </w:p>
+        </w:tc>
+        <w:tc>
+          <w:tcPr>
+            <w:tcW w:type="dxa" w:w="1701"/>
+            <w:shd w:val="clear" w:color="auto" w:fill="D6E4F7"/>
+            <w:vAlign w:val="center"/>
+          </w:tcPr>
+          <w:p>
+            <w:r>
+              <w:rPr>
+                <w:color w:val="000000"/>
+                <w:sz w:val="18"/>
+              </w:rPr>
+              <w:t>Asymmetric pair</w:t>
             </w:r>
           </w:p>
         </w:tc>
@@ -419,7 +770,155 @@
                 <w:color w:val="000000"/>
                 <w:sz w:val="18"/>
               </w:rPr>
-              <w:t>Asymmetric — asymmetric pair</w:t>
+              <w:t>521 bits (fixed)</w:t>
+            </w:r>
+          </w:p>
+        </w:tc>
+        <w:tc>
+          <w:tcPr>
+            <w:tcW w:type="dxa" w:w="3118"/>
+            <w:shd w:val="clear" w:color="auto" w:fill="D6E4F7"/>
+            <w:vAlign w:val="center"/>
+          </w:tcPr>
+          <w:p>
+            <w:r>
+              <w:rPr>
+                <w:color w:val="000000"/>
+                <w:sz w:val="18"/>
+              </w:rPr>
+              <w:t>CKM_EC_KEY_PAIR_GEN</w:t>
+            </w:r>
+          </w:p>
+        </w:tc>
+      </w:tr>
+      <w:tr>
+        <w:tc>
+          <w:tcPr>
+            <w:tcW w:type="dxa" w:w="1701"/>
+            <w:shd w:val="clear" w:color="auto" w:fill="FFFFFF"/>
+            <w:vAlign w:val="center"/>
+          </w:tcPr>
+          <w:p>
+            <w:r>
+              <w:rPr>
+                <w:color w:val="000000"/>
+                <w:sz w:val="18"/>
+              </w:rPr>
+              <w:t>EdDSA Ed25519</w:t>
+            </w:r>
+          </w:p>
+        </w:tc>
+        <w:tc>
+          <w:tcPr>
+            <w:tcW w:type="dxa" w:w="1984"/>
+            <w:shd w:val="clear" w:color="auto" w:fill="FFFFFF"/>
+            <w:vAlign w:val="center"/>
+          </w:tcPr>
+          <w:p>
+            <w:r>
+              <w:rPr>
+                <w:color w:val="000000"/>
+                <w:sz w:val="18"/>
+              </w:rPr>
+              <w:t>EDDSA_ED25519</w:t>
+            </w:r>
+          </w:p>
+        </w:tc>
+        <w:tc>
+          <w:tcPr>
+            <w:tcW w:type="dxa" w:w="1701"/>
+            <w:shd w:val="clear" w:color="auto" w:fill="FFFFFF"/>
+            <w:vAlign w:val="center"/>
+          </w:tcPr>
+          <w:p>
+            <w:r>
+              <w:rPr>
+                <w:color w:val="000000"/>
+                <w:sz w:val="18"/>
+              </w:rPr>
+              <w:t>Asymmetric pair</w:t>
+            </w:r>
+          </w:p>
+        </w:tc>
+        <w:tc>
+          <w:tcPr>
+            <w:tcW w:type="dxa" w:w="2268"/>
+            <w:shd w:val="clear" w:color="auto" w:fill="FFFFFF"/>
+            <w:vAlign w:val="center"/>
+          </w:tcPr>
+          <w:p>
+            <w:r>
+              <w:rPr>
+                <w:color w:val="000000"/>
+                <w:sz w:val="18"/>
+              </w:rPr>
+              <w:t>255 bits (fixed)</w:t>
+            </w:r>
+          </w:p>
+        </w:tc>
+        <w:tc>
+          <w:tcPr>
+            <w:tcW w:type="dxa" w:w="3118"/>
+            <w:shd w:val="clear" w:color="auto" w:fill="FFFFFF"/>
+            <w:vAlign w:val="center"/>
+          </w:tcPr>
+          <w:p>
+            <w:r>
+              <w:rPr>
+                <w:color w:val="000000"/>
+                <w:sz w:val="18"/>
+              </w:rPr>
+              <w:t>CKM_EC_EDWARDS_KEY_PAIR_GEN</w:t>
+            </w:r>
+          </w:p>
+        </w:tc>
+      </w:tr>
+      <w:tr>
+        <w:tc>
+          <w:tcPr>
+            <w:tcW w:type="dxa" w:w="1701"/>
+            <w:shd w:val="clear" w:color="auto" w:fill="D6E4F7"/>
+            <w:vAlign w:val="center"/>
+          </w:tcPr>
+          <w:p>
+            <w:r>
+              <w:rPr>
+                <w:color w:val="000000"/>
+                <w:sz w:val="18"/>
+              </w:rPr>
+              <w:t>EdDSA Ed448</w:t>
+            </w:r>
+          </w:p>
+        </w:tc>
+        <w:tc>
+          <w:tcPr>
+            <w:tcW w:type="dxa" w:w="1984"/>
+            <w:shd w:val="clear" w:color="auto" w:fill="D6E4F7"/>
+            <w:vAlign w:val="center"/>
+          </w:tcPr>
+          <w:p>
+            <w:r>
+              <w:rPr>
+                <w:color w:val="000000"/>
+                <w:sz w:val="18"/>
+              </w:rPr>
+              <w:t>EDDSA_ED448</w:t>
+            </w:r>
+          </w:p>
+        </w:tc>
+        <w:tc>
+          <w:tcPr>
+            <w:tcW w:type="dxa" w:w="1701"/>
+            <w:shd w:val="clear" w:color="auto" w:fill="D6E4F7"/>
+            <w:vAlign w:val="center"/>
+          </w:tcPr>
+          <w:p>
+            <w:r>
+              <w:rPr>
+                <w:color w:val="000000"/>
+                <w:sz w:val="18"/>
+              </w:rPr>
+              <w:t>Asymmetric pair</w:t>
             </w:r>
           </w:p>
         </w:tc>
@@ -435,13 +934,13 @@
                 <w:color w:val="000000"/>
                 <w:sz w:val="18"/>
               </w:rPr>
-              <w:t>384 bits (fixed)</w:t>
-            </w:r>
-          </w:p>
-        </w:tc>
-        <w:tc>
-          <w:tcPr>
-            <w:tcW w:type="dxa" w:w="2835"/>
+              <w:t>448 bits (fixed)</w:t>
+            </w:r>
+          </w:p>
+        </w:tc>
+        <w:tc>
+          <w:tcPr>
+            <w:tcW w:type="dxa" w:w="3118"/>
             <w:shd w:val="clear" w:color="auto" w:fill="D6E4F7"/>
             <w:vAlign w:val="center"/>
           </w:tcPr>
@@ -451,7 +950,171 @@
                 <w:color w:val="000000"/>
                 <w:sz w:val="18"/>
               </w:rPr>
-              <w:t>CKM_EC_KEY_PAIR_GEN</w:t>
+              <w:t>CKM_EC_EDWARDS_KEY_PAIR_GEN</w:t>
+            </w:r>
+          </w:p>
+        </w:tc>
+      </w:tr>
+      <w:tr>
+        <w:tc>
+          <w:tcPr>
+            <w:tcW w:type="dxa" w:w="1701"/>
+            <w:shd w:val="clear" w:color="auto" w:fill="FFFFFF"/>
+            <w:vAlign w:val="center"/>
+          </w:tcPr>
+          <w:p>
+            <w:r>
+              <w:rPr>
+                <w:color w:val="000000"/>
+                <w:sz w:val="18"/>
+              </w:rPr>
+              <w:t>AES</w:t>
+            </w:r>
+          </w:p>
+        </w:tc>
+        <w:tc>
+          <w:tcPr>
+            <w:tcW w:type="dxa" w:w="1984"/>
+            <w:shd w:val="clear" w:color="auto" w:fill="FFFFFF"/>
+            <w:vAlign w:val="center"/>
+          </w:tcPr>
+          <w:p>
+            <w:r>
+              <w:rPr>
+                <w:color w:val="000000"/>
+                <w:sz w:val="18"/>
+              </w:rPr>
+              <w:t>AES</w:t>
+            </w:r>
+          </w:p>
+        </w:tc>
+        <w:tc>
+          <w:tcPr>
+            <w:tcW w:type="dxa" w:w="1701"/>
+            <w:shd w:val="clear" w:color="auto" w:fill="FFFFFF"/>
+            <w:vAlign w:val="center"/>
+          </w:tcPr>
+          <w:p>
+            <w:r>
+              <w:rPr>
+                <w:color w:val="000000"/>
+                <w:sz w:val="18"/>
+              </w:rPr>
+              <w:t>Symmetric secret</w:t>
+            </w:r>
+          </w:p>
+        </w:tc>
+        <w:tc>
+          <w:tcPr>
+            <w:tcW w:type="dxa" w:w="2268"/>
+            <w:shd w:val="clear" w:color="auto" w:fill="FFFFFF"/>
+            <w:vAlign w:val="center"/>
+          </w:tcPr>
+          <w:p>
+            <w:r>
+              <w:rPr>
+                <w:color w:val="000000"/>
+                <w:sz w:val="18"/>
+              </w:rPr>
+              <w:t>128, 192, 256 bits</w:t>
+            </w:r>
+          </w:p>
+        </w:tc>
+        <w:tc>
+          <w:tcPr>
+            <w:tcW w:type="dxa" w:w="3118"/>
+            <w:shd w:val="clear" w:color="auto" w:fill="FFFFFF"/>
+            <w:vAlign w:val="center"/>
+          </w:tcPr>
+          <w:p>
+            <w:r>
+              <w:rPr>
+                <w:color w:val="000000"/>
+                <w:sz w:val="18"/>
+              </w:rPr>
+              <w:t>CKM_AES_KEY_GEN</w:t>
+            </w:r>
+          </w:p>
+        </w:tc>
+      </w:tr>
+      <w:tr>
+        <w:tc>
+          <w:tcPr>
+            <w:tcW w:type="dxa" w:w="1701"/>
+            <w:shd w:val="clear" w:color="auto" w:fill="D6E4F7"/>
+            <w:vAlign w:val="center"/>
+          </w:tcPr>
+          <w:p>
+            <w:r>
+              <w:rPr>
+                <w:color w:val="000000"/>
+                <w:sz w:val="18"/>
+              </w:rPr>
+              <w:t>HMAC</w:t>
+            </w:r>
+          </w:p>
+        </w:tc>
+        <w:tc>
+          <w:tcPr>
+            <w:tcW w:type="dxa" w:w="1984"/>
+            <w:shd w:val="clear" w:color="auto" w:fill="D6E4F7"/>
+            <w:vAlign w:val="center"/>
+          </w:tcPr>
+          <w:p>
+            <w:r>
+              <w:rPr>
+                <w:color w:val="000000"/>
+                <w:sz w:val="18"/>
+              </w:rPr>
+              <w:t>HMAC_SHA1/256/384/512</w:t>
+            </w:r>
+          </w:p>
+        </w:tc>
+        <w:tc>
+          <w:tcPr>
+            <w:tcW w:type="dxa" w:w="1701"/>
+            <w:shd w:val="clear" w:color="auto" w:fill="D6E4F7"/>
+            <w:vAlign w:val="center"/>
+          </w:tcPr>
+          <w:p>
+            <w:r>
+              <w:rPr>
+                <w:color w:val="000000"/>
+                <w:sz w:val="18"/>
+              </w:rPr>
+              <w:t>Symmetric secret</w:t>
+            </w:r>
+          </w:p>
+        </w:tc>
+        <w:tc>
+          <w:tcPr>
+            <w:tcW w:type="dxa" w:w="2268"/>
+            <w:shd w:val="clear" w:color="auto" w:fill="D6E4F7"/>
+            <w:vAlign w:val="center"/>
+          </w:tcPr>
+          <w:p>
+            <w:r>
+              <w:rPr>
+                <w:color w:val="000000"/>
+                <w:sz w:val="18"/>
+              </w:rPr>
+              <w:t>160 / 256 / 384 / 512 bits</w:t>
+            </w:r>
+          </w:p>
+        </w:tc>
+        <w:tc>
+          <w:tcPr>
+            <w:tcW w:type="dxa" w:w="3118"/>
+            <w:shd w:val="clear" w:color="auto" w:fill="D6E4F7"/>
+            <w:vAlign w:val="center"/>
+          </w:tcPr>
+          <w:p>
+            <w:r>
+              <w:rPr>
+                <w:color w:val="000000"/>
+                <w:sz w:val="18"/>
+              </w:rPr>
+              <w:t>CKM_GENERIC_SECRET_KEY_GEN</w:t>
             </w:r>
           </w:p>
         </w:tc>
@@ -982,7 +1645,7 @@
       <w:tr>
         <w:tc>
           <w:tcPr>
-            <w:tcW w:type="dxa" w:w="1984"/>
+            <w:tcW w:type="dxa" w:w="1701"/>
             <w:shd w:val="clear" w:color="auto" w:fill="1F3664"/>
             <w:vAlign w:val="center"/>
           </w:tcPr>
@@ -1002,7 +1665,7 @@
         </w:tc>
         <w:tc>
           <w:tcPr>
-            <w:tcW w:type="dxa" w:w="1984"/>
+            <w:tcW w:type="dxa" w:w="2268"/>
             <w:shd w:val="clear" w:color="auto" w:fill="1F3664"/>
             <w:vAlign w:val="center"/>
           </w:tcPr>
@@ -1042,7 +1705,7 @@
         </w:tc>
         <w:tc>
           <w:tcPr>
-            <w:tcW w:type="dxa" w:w="1701"/>
+            <w:tcW w:type="dxa" w:w="1417"/>
             <w:shd w:val="clear" w:color="auto" w:fill="1F3664"/>
             <w:vAlign w:val="center"/>
           </w:tcPr>
@@ -1082,7 +1745,7 @@
         </w:tc>
         <w:tc>
           <w:tcPr>
-            <w:tcW w:type="dxa" w:w="1701"/>
+            <w:tcW w:type="dxa" w:w="2268"/>
             <w:shd w:val="clear" w:color="auto" w:fill="1F3664"/>
             <w:vAlign w:val="center"/>
           </w:tcPr>
@@ -1104,38 +1767,6 @@
       <w:tr>
         <w:tc>
           <w:tcPr>
-            <w:tcW w:type="dxa" w:w="1984"/>
-            <w:shd w:val="clear" w:color="auto" w:fill="D6E4F7"/>
-            <w:vAlign w:val="center"/>
-          </w:tcPr>
-          <w:p>
-            <w:r>
-              <w:rPr>
-                <w:color w:val="000000"/>
-                <w:sz w:val="18"/>
-              </w:rPr>
-              <w:t>P-256 (secp256r1)</w:t>
-            </w:r>
-          </w:p>
-        </w:tc>
-        <w:tc>
-          <w:tcPr>
-            <w:tcW w:type="dxa" w:w="1984"/>
-            <w:shd w:val="clear" w:color="auto" w:fill="D6E4F7"/>
-            <w:vAlign w:val="center"/>
-          </w:tcPr>
-          <w:p>
-            <w:r>
-              <w:rPr>
-                <w:color w:val="000000"/>
-                <w:sz w:val="18"/>
-              </w:rPr>
-              <w:t>ECDSA_P256</w:t>
-            </w:r>
-          </w:p>
-        </w:tc>
-        <w:tc>
-          <w:tcPr>
             <w:tcW w:type="dxa" w:w="1701"/>
             <w:shd w:val="clear" w:color="auto" w:fill="D6E4F7"/>
             <w:vAlign w:val="center"/>
@@ -1146,7 +1777,23 @@
                 <w:color w:val="000000"/>
                 <w:sz w:val="18"/>
               </w:rPr>
-              <w:t>32 bytes</w:t>
+              <w:t>P-256 (secp256r1)</w:t>
+            </w:r>
+          </w:p>
+        </w:tc>
+        <w:tc>
+          <w:tcPr>
+            <w:tcW w:type="dxa" w:w="2268"/>
+            <w:shd w:val="clear" w:color="auto" w:fill="D6E4F7"/>
+            <w:vAlign w:val="center"/>
+          </w:tcPr>
+          <w:p>
+            <w:r>
+              <w:rPr>
+                <w:color w:val="000000"/>
+                <w:sz w:val="18"/>
+              </w:rPr>
+              <w:t>ECDSA_P256 / ECDH_P256</w:t>
             </w:r>
           </w:p>
         </w:tc>
@@ -1162,6 +1809,22 @@
                 <w:color w:val="000000"/>
                 <w:sz w:val="18"/>
               </w:rPr>
+              <w:t>32 bytes</w:t>
+            </w:r>
+          </w:p>
+        </w:tc>
+        <w:tc>
+          <w:tcPr>
+            <w:tcW w:type="dxa" w:w="1417"/>
+            <w:shd w:val="clear" w:color="auto" w:fill="D6E4F7"/>
+            <w:vAlign w:val="center"/>
+          </w:tcPr>
+          <w:p>
+            <w:r>
+              <w:rPr>
+                <w:color w:val="000000"/>
+                <w:sz w:val="18"/>
+              </w:rPr>
               <w:t>prime256v1</w:t>
             </w:r>
           </w:p>
@@ -1184,6 +1847,122 @@
         </w:tc>
         <w:tc>
           <w:tcPr>
+            <w:tcW w:type="dxa" w:w="2268"/>
+            <w:shd w:val="clear" w:color="auto" w:fill="D6E4F7"/>
+            <w:vAlign w:val="center"/>
+          </w:tcPr>
+          <w:p>
+            <w:r>
+              <w:rPr>
+                <w:color w:val="000000"/>
+                <w:sz w:val="18"/>
+              </w:rPr>
+              <w:t>AT_SIGNATURE / AT_KEYEXCHANGE</w:t>
+            </w:r>
+          </w:p>
+        </w:tc>
+      </w:tr>
+      <w:tr>
+        <w:tc>
+          <w:tcPr>
+            <w:tcW w:type="dxa" w:w="1701"/>
+            <w:shd w:val="clear" w:color="auto" w:fill="FFFFFF"/>
+            <w:vAlign w:val="center"/>
+          </w:tcPr>
+          <w:p>
+            <w:r>
+              <w:rPr>
+                <w:color w:val="000000"/>
+                <w:sz w:val="18"/>
+              </w:rPr>
+              <w:t>P-384 (secp384r1)</w:t>
+            </w:r>
+          </w:p>
+        </w:tc>
+        <w:tc>
+          <w:tcPr>
+            <w:tcW w:type="dxa" w:w="2268"/>
+            <w:shd w:val="clear" w:color="auto" w:fill="FFFFFF"/>
+            <w:vAlign w:val="center"/>
+          </w:tcPr>
+          <w:p>
+            <w:r>
+              <w:rPr>
+                <w:color w:val="000000"/>
+                <w:sz w:val="18"/>
+              </w:rPr>
+              <w:t>ECDSA_P384 / ECDH_P384</w:t>
+            </w:r>
+          </w:p>
+        </w:tc>
+        <w:tc>
+          <w:tcPr>
+            <w:tcW w:type="dxa" w:w="1701"/>
+            <w:shd w:val="clear" w:color="auto" w:fill="FFFFFF"/>
+            <w:vAlign w:val="center"/>
+          </w:tcPr>
+          <w:p>
+            <w:r>
+              <w:rPr>
+                <w:color w:val="000000"/>
+                <w:sz w:val="18"/>
+              </w:rPr>
+              <w:t>48 bytes</w:t>
+            </w:r>
+          </w:p>
+        </w:tc>
+        <w:tc>
+          <w:tcPr>
+            <w:tcW w:type="dxa" w:w="1417"/>
+            <w:shd w:val="clear" w:color="auto" w:fill="FFFFFF"/>
+            <w:vAlign w:val="center"/>
+          </w:tcPr>
+          <w:p>
+            <w:r>
+              <w:rPr>
+                <w:color w:val="000000"/>
+                <w:sz w:val="18"/>
+              </w:rPr>
+              <w:t>secp384r1</w:t>
+            </w:r>
+          </w:p>
+        </w:tc>
+        <w:tc>
+          <w:tcPr>
+            <w:tcW w:type="dxa" w:w="3118"/>
+            <w:shd w:val="clear" w:color="auto" w:fill="FFFFFF"/>
+            <w:vAlign w:val="center"/>
+          </w:tcPr>
+          <w:p>
+            <w:r>
+              <w:rPr>
+                <w:color w:val="000000"/>
+                <w:sz w:val="18"/>
+              </w:rPr>
+              <w:t>06 05 2B 81 04 00 22  (7 bytes)</w:t>
+            </w:r>
+          </w:p>
+        </w:tc>
+        <w:tc>
+          <w:tcPr>
+            <w:tcW w:type="dxa" w:w="2268"/>
+            <w:shd w:val="clear" w:color="auto" w:fill="FFFFFF"/>
+            <w:vAlign w:val="center"/>
+          </w:tcPr>
+          <w:p>
+            <w:r>
+              <w:rPr>
+                <w:color w:val="000000"/>
+                <w:sz w:val="18"/>
+              </w:rPr>
+              <w:t>AT_SIGNATURE / AT_KEYEXCHANGE</w:t>
+            </w:r>
+          </w:p>
+        </w:tc>
+      </w:tr>
+      <w:tr>
+        <w:tc>
+          <w:tcPr>
             <w:tcW w:type="dxa" w:w="1701"/>
             <w:shd w:val="clear" w:color="auto" w:fill="D6E4F7"/>
             <w:vAlign w:val="center"/>
@@ -1194,7 +1973,87 @@
                 <w:color w:val="000000"/>
                 <w:sz w:val="18"/>
               </w:rPr>
-              <w:t>AT_SIGNATURE</w:t>
+              <w:t>P-521 (secp521r1)</w:t>
+            </w:r>
+          </w:p>
+        </w:tc>
+        <w:tc>
+          <w:tcPr>
+            <w:tcW w:type="dxa" w:w="2268"/>
+            <w:shd w:val="clear" w:color="auto" w:fill="D6E4F7"/>
+            <w:vAlign w:val="center"/>
+          </w:tcPr>
+          <w:p>
+            <w:r>
+              <w:rPr>
+                <w:color w:val="000000"/>
+                <w:sz w:val="18"/>
+              </w:rPr>
+              <w:t>ECDSA_P521 / ECDH_P521</w:t>
+            </w:r>
+          </w:p>
+        </w:tc>
+        <w:tc>
+          <w:tcPr>
+            <w:tcW w:type="dxa" w:w="1701"/>
+            <w:shd w:val="clear" w:color="auto" w:fill="D6E4F7"/>
+            <w:vAlign w:val="center"/>
+          </w:tcPr>
+          <w:p>
+            <w:r>
+              <w:rPr>
+                <w:color w:val="000000"/>
+                <w:sz w:val="18"/>
+              </w:rPr>
+              <w:t>66 bytes</w:t>
+            </w:r>
+          </w:p>
+        </w:tc>
+        <w:tc>
+          <w:tcPr>
+            <w:tcW w:type="dxa" w:w="1417"/>
+            <w:shd w:val="clear" w:color="auto" w:fill="D6E4F7"/>
+            <w:vAlign w:val="center"/>
+          </w:tcPr>
+          <w:p>
+            <w:r>
+              <w:rPr>
+                <w:color w:val="000000"/>
+                <w:sz w:val="18"/>
+              </w:rPr>
+              <w:t>secp521r1</w:t>
+            </w:r>
+          </w:p>
+        </w:tc>
+        <w:tc>
+          <w:tcPr>
+            <w:tcW w:type="dxa" w:w="3118"/>
+            <w:shd w:val="clear" w:color="auto" w:fill="D6E4F7"/>
+            <w:vAlign w:val="center"/>
+          </w:tcPr>
+          <w:p>
+            <w:r>
+              <w:rPr>
+                <w:color w:val="000000"/>
+                <w:sz w:val="18"/>
+              </w:rPr>
+              <w:t>06 05 2B 81 04 00 23  (7 bytes)</w:t>
+            </w:r>
+          </w:p>
+        </w:tc>
+        <w:tc>
+          <w:tcPr>
+            <w:tcW w:type="dxa" w:w="2268"/>
+            <w:shd w:val="clear" w:color="auto" w:fill="D6E4F7"/>
+            <w:vAlign w:val="center"/>
+          </w:tcPr>
+          <w:p>
+            <w:r>
+              <w:rPr>
+                <w:color w:val="000000"/>
+                <w:sz w:val="18"/>
+              </w:rPr>
+              <w:t>AT_SIGNATURE / AT_KEYEXCHANGE</w:t>
             </w:r>
           </w:p>
         </w:tc>
@@ -1202,38 +2061,6 @@
       <w:tr>
         <w:tc>
           <w:tcPr>
-            <w:tcW w:type="dxa" w:w="1984"/>
-            <w:shd w:val="clear" w:color="auto" w:fill="FFFFFF"/>
-            <w:vAlign w:val="center"/>
-          </w:tcPr>
-          <w:p>
-            <w:r>
-              <w:rPr>
-                <w:color w:val="000000"/>
-                <w:sz w:val="18"/>
-              </w:rPr>
-              <w:t>P-384 (secp384r1)</w:t>
-            </w:r>
-          </w:p>
-        </w:tc>
-        <w:tc>
-          <w:tcPr>
-            <w:tcW w:type="dxa" w:w="1984"/>
-            <w:shd w:val="clear" w:color="auto" w:fill="FFFFFF"/>
-            <w:vAlign w:val="center"/>
-          </w:tcPr>
-          <w:p>
-            <w:r>
-              <w:rPr>
-                <w:color w:val="000000"/>
-                <w:sz w:val="18"/>
-              </w:rPr>
-              <w:t>ECDSA_P384</w:t>
-            </w:r>
-          </w:p>
-        </w:tc>
-        <w:tc>
-          <w:tcPr>
             <w:tcW w:type="dxa" w:w="1701"/>
             <w:shd w:val="clear" w:color="auto" w:fill="FFFFFF"/>
             <w:vAlign w:val="center"/>
@@ -1244,7 +2071,23 @@
                 <w:color w:val="000000"/>
                 <w:sz w:val="18"/>
               </w:rPr>
-              <w:t>48 bytes</w:t>
+              <w:t>Ed25519</w:t>
+            </w:r>
+          </w:p>
+        </w:tc>
+        <w:tc>
+          <w:tcPr>
+            <w:tcW w:type="dxa" w:w="2268"/>
+            <w:shd w:val="clear" w:color="auto" w:fill="FFFFFF"/>
+            <w:vAlign w:val="center"/>
+          </w:tcPr>
+          <w:p>
+            <w:r>
+              <w:rPr>
+                <w:color w:val="000000"/>
+                <w:sz w:val="18"/>
+              </w:rPr>
+              <w:t>EDDSA_ED25519</w:t>
             </w:r>
           </w:p>
         </w:tc>
@@ -1260,7 +2103,23 @@
                 <w:color w:val="000000"/>
                 <w:sz w:val="18"/>
               </w:rPr>
-              <w:t>secp384r1</w:t>
+              <w:t>32 bytes (raw key)</w:t>
+            </w:r>
+          </w:p>
+        </w:tc>
+        <w:tc>
+          <w:tcPr>
+            <w:tcW w:type="dxa" w:w="1417"/>
+            <w:shd w:val="clear" w:color="auto" w:fill="FFFFFF"/>
+            <w:vAlign w:val="center"/>
+          </w:tcPr>
+          <w:p>
+            <w:r>
+              <w:rPr>
+                <w:color w:val="000000"/>
+                <w:sz w:val="18"/>
+              </w:rPr>
+              <w:t>Ed25519</w:t>
             </w:r>
           </w:p>
         </w:tc>
@@ -1276,14 +2135,112 @@
                 <w:color w:val="000000"/>
                 <w:sz w:val="18"/>
               </w:rPr>
-              <w:t>06 05 2B 81 04 00 22  (7 bytes)</w:t>
-            </w:r>
-          </w:p>
-        </w:tc>
+              <w:t>06 03 2B 65 70  (5 bytes)</w:t>
+            </w:r>
+          </w:p>
+        </w:tc>
+        <w:tc>
+          <w:tcPr>
+            <w:tcW w:type="dxa" w:w="2268"/>
+            <w:shd w:val="clear" w:color="auto" w:fill="FFFFFF"/>
+            <w:vAlign w:val="center"/>
+          </w:tcPr>
+          <w:p>
+            <w:r>
+              <w:rPr>
+                <w:color w:val="000000"/>
+                <w:sz w:val="18"/>
+              </w:rPr>
+              <w:t>AT_SIGNATURE</w:t>
+            </w:r>
+          </w:p>
+        </w:tc>
+      </w:tr>
+      <w:tr>
         <w:tc>
           <w:tcPr>
             <w:tcW w:type="dxa" w:w="1701"/>
-            <w:shd w:val="clear" w:color="auto" w:fill="FFFFFF"/>
+            <w:shd w:val="clear" w:color="auto" w:fill="D6E4F7"/>
+            <w:vAlign w:val="center"/>
+          </w:tcPr>
+          <w:p>
+            <w:r>
+              <w:rPr>
+                <w:color w:val="000000"/>
+                <w:sz w:val="18"/>
+              </w:rPr>
+              <w:t>Ed448</w:t>
+            </w:r>
+          </w:p>
+        </w:tc>
+        <w:tc>
+          <w:tcPr>
+            <w:tcW w:type="dxa" w:w="2268"/>
+            <w:shd w:val="clear" w:color="auto" w:fill="D6E4F7"/>
+            <w:vAlign w:val="center"/>
+          </w:tcPr>
+          <w:p>
+            <w:r>
+              <w:rPr>
+                <w:color w:val="000000"/>
+                <w:sz w:val="18"/>
+              </w:rPr>
+              <w:t>EDDSA_ED448</w:t>
+            </w:r>
+          </w:p>
+        </w:tc>
+        <w:tc>
+          <w:tcPr>
+            <w:tcW w:type="dxa" w:w="1701"/>
+            <w:shd w:val="clear" w:color="auto" w:fill="D6E4F7"/>
+            <w:vAlign w:val="center"/>
+          </w:tcPr>
+          <w:p>
+            <w:r>
+              <w:rPr>
+                <w:color w:val="000000"/>
+                <w:sz w:val="18"/>
+              </w:rPr>
+              <w:t>57 bytes (raw key)</w:t>
+            </w:r>
+          </w:p>
+        </w:tc>
+        <w:tc>
+          <w:tcPr>
+            <w:tcW w:type="dxa" w:w="1417"/>
+            <w:shd w:val="clear" w:color="auto" w:fill="D6E4F7"/>
+            <w:vAlign w:val="center"/>
+          </w:tcPr>
+          <w:p>
+            <w:r>
+              <w:rPr>
+                <w:color w:val="000000"/>
+                <w:sz w:val="18"/>
+              </w:rPr>
+              <w:t>Ed448</w:t>
+            </w:r>
+          </w:p>
+        </w:tc>
+        <w:tc>
+          <w:tcPr>
+            <w:tcW w:type="dxa" w:w="3118"/>
+            <w:shd w:val="clear" w:color="auto" w:fill="D6E4F7"/>
+            <w:vAlign w:val="center"/>
+          </w:tcPr>
+          <w:p>
+            <w:r>
+              <w:rPr>
+                <w:color w:val="000000"/>
+                <w:sz w:val="18"/>
+              </w:rPr>
+              <w:t>06 03 2B 65 71  (5 bytes)</w:t>
+            </w:r>
+          </w:p>
+        </w:tc>
+        <w:tc>
+          <w:tcPr>
+            <w:tcW w:type="dxa" w:w="2268"/>
+            <w:shd w:val="clear" w:color="auto" w:fill="D6E4F7"/>
             <w:vAlign w:val="center"/>
           </w:tcPr>
           <w:p>
@@ -1298,6 +2255,24 @@
         </w:tc>
       </w:tr>
     </w:tbl>
+    <w:p/>
+    <w:p>
+      <w:r>
+        <w:rPr>
+          <w:b/>
+          <w:color w:val="2E74B5"/>
+          <w:sz w:val="18"/>
+        </w:rPr>
+        <w:t xml:space="preserve">Note: </w:t>
+      </w:r>
+      <w:r>
+        <w:rPr>
+          <w:color w:val="404040"/>
+          <w:sz w:val="18"/>
+        </w:rPr>
+        <w:t>ECDSA and ECDH keys share the same generation mechanism and curve OIDs. They are distinguished by CKA_DERIVE: an ECDH key sets CKA_DERIVE=TRUE and CKA_SIGN=FALSE, an ECDSA key the reverse. EdDSA keys use the Edwards-curve generation mechanism and are signature-only.</w:t>
+      </w:r>
+    </w:p>
     <w:p/>
     <w:p>
       <w:pPr>
@@ -2506,6 +3481,1004 @@
           </w:p>
         </w:tc>
       </w:tr>
+      <w:tr>
+        <w:tc>
+          <w:tcPr>
+            <w:tcW w:type="dxa" w:w="1134"/>
+            <w:shd w:val="clear" w:color="auto" w:fill="D6E4F7"/>
+            <w:vAlign w:val="center"/>
+          </w:tcPr>
+          <w:p>
+            <w:r>
+              <w:rPr>
+                <w:color w:val="000000"/>
+                <w:sz w:val="18"/>
+              </w:rPr>
+              <w:t>P-521</w:t>
+            </w:r>
+          </w:p>
+        </w:tc>
+        <w:tc>
+          <w:tcPr>
+            <w:tcW w:type="dxa" w:w="1701"/>
+            <w:shd w:val="clear" w:color="auto" w:fill="D6E4F7"/>
+            <w:vAlign w:val="center"/>
+          </w:tcPr>
+          <w:p>
+            <w:r>
+              <w:rPr>
+                <w:color w:val="000000"/>
+                <w:sz w:val="18"/>
+              </w:rPr>
+              <w:t>ECDSA_P521</w:t>
+            </w:r>
+          </w:p>
+        </w:tc>
+        <w:tc>
+          <w:tcPr>
+            <w:tcW w:type="dxa" w:w="1984"/>
+            <w:shd w:val="clear" w:color="auto" w:fill="D6E4F7"/>
+            <w:vAlign w:val="center"/>
+          </w:tcPr>
+          <w:p>
+            <w:r>
+              <w:rPr>
+                <w:color w:val="000000"/>
+                <w:sz w:val="18"/>
+              </w:rPr>
+              <w:t>SHA-512 (64 B)</w:t>
+            </w:r>
+          </w:p>
+        </w:tc>
+        <w:tc>
+          <w:tcPr>
+            <w:tcW w:type="dxa" w:w="1417"/>
+            <w:shd w:val="clear" w:color="auto" w:fill="D6E4F7"/>
+            <w:vAlign w:val="center"/>
+          </w:tcPr>
+          <w:p>
+            <w:r>
+              <w:rPr>
+                <w:color w:val="000000"/>
+                <w:sz w:val="18"/>
+              </w:rPr>
+              <w:t>0 (no padding)</w:t>
+            </w:r>
+          </w:p>
+        </w:tc>
+        <w:tc>
+          <w:tcPr>
+            <w:tcW w:type="dxa" w:w="1701"/>
+            <w:shd w:val="clear" w:color="auto" w:fill="D6E4F7"/>
+            <w:vAlign w:val="center"/>
+          </w:tcPr>
+          <w:p>
+            <w:r>
+              <w:rPr>
+                <w:color w:val="000000"/>
+                <w:sz w:val="18"/>
+              </w:rPr>
+              <w:t>CKM_ECDSA</w:t>
+            </w:r>
+          </w:p>
+        </w:tc>
+        <w:tc>
+          <w:tcPr>
+            <w:tcW w:type="dxa" w:w="2835"/>
+            <w:shd w:val="clear" w:color="auto" w:fill="D6E4F7"/>
+            <w:vAlign w:val="center"/>
+          </w:tcPr>
+          <w:p>
+            <w:r>
+              <w:rPr>
+                <w:color w:val="000000"/>
+                <w:sz w:val="18"/>
+              </w:rPr>
+              <w:t>DER ASN.1, long-form length</w:t>
+            </w:r>
+          </w:p>
+        </w:tc>
+        <w:tc>
+          <w:tcPr>
+            <w:tcW w:type="dxa" w:w="2268"/>
+            <w:shd w:val="clear" w:color="auto" w:fill="D6E4F7"/>
+            <w:vAlign w:val="center"/>
+          </w:tcPr>
+          <w:p>
+            <w:r>
+              <w:rPr>
+                <w:color w:val="000000"/>
+                <w:sz w:val="18"/>
+              </w:rPr>
+              <w:t>Raw r‖s (Windows)</w:t>
+            </w:r>
+          </w:p>
+        </w:tc>
+        <w:tc>
+          <w:tcPr>
+            <w:tcW w:type="dxa" w:w="1984"/>
+            <w:shd w:val="clear" w:color="auto" w:fill="D6E4F7"/>
+            <w:vAlign w:val="center"/>
+          </w:tcPr>
+          <w:p>
+            <w:r>
+              <w:rPr>
+                <w:color w:val="000000"/>
+                <w:sz w:val="18"/>
+              </w:rPr>
+              <w:t>132 bytes (r=66, s=66)</w:t>
+            </w:r>
+          </w:p>
+        </w:tc>
+      </w:tr>
+    </w:tbl>
+    <w:p/>
+    <w:p>
+      <w:pPr>
+        <w:pStyle w:val="Heading2"/>
+      </w:pPr>
+      <w:r>
+        <w:rPr>
+          <w:b/>
+          <w:color w:val="2E74B5"/>
+          <w:sz w:val="26"/>
+        </w:rPr>
+        <w:t>3.3 EdDSA Signing</w:t>
+      </w:r>
+    </w:p>
+    <w:p>
+      <w:r>
+        <w:rPr>
+          <w:sz w:val="20"/>
+        </w:rPr>
+        <w:t>EdDSA is deterministic and takes no padding parameters. Unlike ECDSA, SoftHSM2 returns the signature already in raw form, so no DER decoding is performed. EdDSA hashes the message internally, so the value passed to NCryptSignHash is the message rather than a pre-computed digest.</w:t>
+      </w:r>
+    </w:p>
+    <w:tbl>
+      <w:tblPr>
+        <w:tblStyle w:val="TableGrid"/>
+        <w:tblW w:type="auto" w:w="0"/>
+        <w:jc w:val="left"/>
+        <w:tblLook w:firstColumn="1" w:firstRow="1" w:lastColumn="0" w:lastRow="0" w:noHBand="0" w:noVBand="1" w:val="04A0"/>
+      </w:tblPr>
+      <w:tblGrid>
+        <w:gridCol w:w="1384"/>
+        <w:gridCol w:w="1384"/>
+        <w:gridCol w:w="1384"/>
+        <w:gridCol w:w="1384"/>
+        <w:gridCol w:w="1384"/>
+        <w:gridCol w:w="1384"/>
+        <w:gridCol w:w="1384"/>
+      </w:tblGrid>
+      <w:tr>
+        <w:tc>
+          <w:tcPr>
+            <w:tcW w:type="dxa" w:w="1417"/>
+            <w:shd w:val="clear" w:color="auto" w:fill="1F3664"/>
+            <w:vAlign w:val="center"/>
+          </w:tcPr>
+          <w:p>
+            <w:pPr>
+              <w:jc w:val="center"/>
+            </w:pPr>
+            <w:r>
+              <w:rPr>
+                <w:b/>
+                <w:color w:val="FFFFFF"/>
+                <w:sz w:val="18"/>
+              </w:rPr>
+              <w:t>Curve</w:t>
+            </w:r>
+          </w:p>
+        </w:tc>
+        <w:tc>
+          <w:tcPr>
+            <w:tcW w:type="dxa" w:w="1984"/>
+            <w:shd w:val="clear" w:color="auto" w:fill="1F3664"/>
+            <w:vAlign w:val="center"/>
+          </w:tcPr>
+          <w:p>
+            <w:pPr>
+              <w:jc w:val="center"/>
+            </w:pPr>
+            <w:r>
+              <w:rPr>
+                <w:b/>
+                <w:color w:val="FFFFFF"/>
+                <w:sz w:val="18"/>
+              </w:rPr>
+              <w:t>CNG Algorithm ID</w:t>
+            </w:r>
+          </w:p>
+        </w:tc>
+        <w:tc>
+          <w:tcPr>
+            <w:tcW w:type="dxa" w:w="1701"/>
+            <w:shd w:val="clear" w:color="auto" w:fill="1F3664"/>
+            <w:vAlign w:val="center"/>
+          </w:tcPr>
+          <w:p>
+            <w:pPr>
+              <w:jc w:val="center"/>
+            </w:pPr>
+            <w:r>
+              <w:rPr>
+                <w:b/>
+                <w:color w:val="FFFFFF"/>
+                <w:sz w:val="18"/>
+              </w:rPr>
+              <w:t>CNG Flag</w:t>
+            </w:r>
+          </w:p>
+        </w:tc>
+        <w:tc>
+          <w:tcPr>
+            <w:tcW w:type="dxa" w:w="1701"/>
+            <w:shd w:val="clear" w:color="auto" w:fill="1F3664"/>
+            <w:vAlign w:val="center"/>
+          </w:tcPr>
+          <w:p>
+            <w:pPr>
+              <w:jc w:val="center"/>
+            </w:pPr>
+            <w:r>
+              <w:rPr>
+                <w:b/>
+                <w:color w:val="FFFFFF"/>
+                <w:sz w:val="18"/>
+              </w:rPr>
+              <w:t>PKCS#11 Mechanism</w:t>
+            </w:r>
+          </w:p>
+        </w:tc>
+        <w:tc>
+          <w:tcPr>
+            <w:tcW w:type="dxa" w:w="2268"/>
+            <w:shd w:val="clear" w:color="auto" w:fill="1F3664"/>
+            <w:vAlign w:val="center"/>
+          </w:tcPr>
+          <w:p>
+            <w:pPr>
+              <w:jc w:val="center"/>
+            </w:pPr>
+            <w:r>
+              <w:rPr>
+                <w:b/>
+                <w:color w:val="FFFFFF"/>
+                <w:sz w:val="18"/>
+              </w:rPr>
+              <w:t>Output Format</w:t>
+            </w:r>
+          </w:p>
+        </w:tc>
+        <w:tc>
+          <w:tcPr>
+            <w:tcW w:type="dxa" w:w="1701"/>
+            <w:shd w:val="clear" w:color="auto" w:fill="1F3664"/>
+            <w:vAlign w:val="center"/>
+          </w:tcPr>
+          <w:p>
+            <w:pPr>
+              <w:jc w:val="center"/>
+            </w:pPr>
+            <w:r>
+              <w:rPr>
+                <w:b/>
+                <w:color w:val="FFFFFF"/>
+                <w:sz w:val="18"/>
+              </w:rPr>
+              <w:t>Signature Size</w:t>
+            </w:r>
+          </w:p>
+        </w:tc>
+        <w:tc>
+          <w:tcPr>
+            <w:tcW w:type="dxa" w:w="1701"/>
+            <w:shd w:val="clear" w:color="auto" w:fill="1F3664"/>
+            <w:vAlign w:val="center"/>
+          </w:tcPr>
+          <w:p>
+            <w:pPr>
+              <w:jc w:val="center"/>
+            </w:pPr>
+            <w:r>
+              <w:rPr>
+                <w:b/>
+                <w:color w:val="FFFFFF"/>
+                <w:sz w:val="18"/>
+              </w:rPr>
+              <w:t>Public Key Size</w:t>
+            </w:r>
+          </w:p>
+        </w:tc>
+      </w:tr>
+      <w:tr>
+        <w:tc>
+          <w:tcPr>
+            <w:tcW w:type="dxa" w:w="1417"/>
+            <w:shd w:val="clear" w:color="auto" w:fill="D6E4F7"/>
+            <w:vAlign w:val="center"/>
+          </w:tcPr>
+          <w:p>
+            <w:r>
+              <w:rPr>
+                <w:color w:val="000000"/>
+                <w:sz w:val="18"/>
+              </w:rPr>
+              <w:t>Ed25519</w:t>
+            </w:r>
+          </w:p>
+        </w:tc>
+        <w:tc>
+          <w:tcPr>
+            <w:tcW w:type="dxa" w:w="1984"/>
+            <w:shd w:val="clear" w:color="auto" w:fill="D6E4F7"/>
+            <w:vAlign w:val="center"/>
+          </w:tcPr>
+          <w:p>
+            <w:r>
+              <w:rPr>
+                <w:color w:val="000000"/>
+                <w:sz w:val="18"/>
+              </w:rPr>
+              <w:t>EDDSA_ED25519</w:t>
+            </w:r>
+          </w:p>
+        </w:tc>
+        <w:tc>
+          <w:tcPr>
+            <w:tcW w:type="dxa" w:w="1701"/>
+            <w:shd w:val="clear" w:color="auto" w:fill="D6E4F7"/>
+            <w:vAlign w:val="center"/>
+          </w:tcPr>
+          <w:p>
+            <w:r>
+              <w:rPr>
+                <w:color w:val="000000"/>
+                <w:sz w:val="18"/>
+              </w:rPr>
+              <w:t>0 (no padding)</w:t>
+            </w:r>
+          </w:p>
+        </w:tc>
+        <w:tc>
+          <w:tcPr>
+            <w:tcW w:type="dxa" w:w="1701"/>
+            <w:shd w:val="clear" w:color="auto" w:fill="D6E4F7"/>
+            <w:vAlign w:val="center"/>
+          </w:tcPr>
+          <w:p>
+            <w:r>
+              <w:rPr>
+                <w:color w:val="000000"/>
+                <w:sz w:val="18"/>
+              </w:rPr>
+              <w:t>CKM_EDDSA</w:t>
+            </w:r>
+          </w:p>
+        </w:tc>
+        <w:tc>
+          <w:tcPr>
+            <w:tcW w:type="dxa" w:w="2268"/>
+            <w:shd w:val="clear" w:color="auto" w:fill="D6E4F7"/>
+            <w:vAlign w:val="center"/>
+          </w:tcPr>
+          <w:p>
+            <w:r>
+              <w:rPr>
+                <w:color w:val="000000"/>
+                <w:sz w:val="18"/>
+              </w:rPr>
+              <w:t>Raw (no conversion)</w:t>
+            </w:r>
+          </w:p>
+        </w:tc>
+        <w:tc>
+          <w:tcPr>
+            <w:tcW w:type="dxa" w:w="1701"/>
+            <w:shd w:val="clear" w:color="auto" w:fill="D6E4F7"/>
+            <w:vAlign w:val="center"/>
+          </w:tcPr>
+          <w:p>
+            <w:r>
+              <w:rPr>
+                <w:color w:val="000000"/>
+                <w:sz w:val="18"/>
+              </w:rPr>
+              <w:t>64 bytes</w:t>
+            </w:r>
+          </w:p>
+        </w:tc>
+        <w:tc>
+          <w:tcPr>
+            <w:tcW w:type="dxa" w:w="1701"/>
+            <w:shd w:val="clear" w:color="auto" w:fill="D6E4F7"/>
+            <w:vAlign w:val="center"/>
+          </w:tcPr>
+          <w:p>
+            <w:r>
+              <w:rPr>
+                <w:color w:val="000000"/>
+                <w:sz w:val="18"/>
+              </w:rPr>
+              <w:t>32 bytes</w:t>
+            </w:r>
+          </w:p>
+        </w:tc>
+      </w:tr>
+      <w:tr>
+        <w:tc>
+          <w:tcPr>
+            <w:tcW w:type="dxa" w:w="1417"/>
+            <w:shd w:val="clear" w:color="auto" w:fill="FFFFFF"/>
+            <w:vAlign w:val="center"/>
+          </w:tcPr>
+          <w:p>
+            <w:r>
+              <w:rPr>
+                <w:color w:val="000000"/>
+                <w:sz w:val="18"/>
+              </w:rPr>
+              <w:t>Ed448</w:t>
+            </w:r>
+          </w:p>
+        </w:tc>
+        <w:tc>
+          <w:tcPr>
+            <w:tcW w:type="dxa" w:w="1984"/>
+            <w:shd w:val="clear" w:color="auto" w:fill="FFFFFF"/>
+            <w:vAlign w:val="center"/>
+          </w:tcPr>
+          <w:p>
+            <w:r>
+              <w:rPr>
+                <w:color w:val="000000"/>
+                <w:sz w:val="18"/>
+              </w:rPr>
+              <w:t>EDDSA_ED448</w:t>
+            </w:r>
+          </w:p>
+        </w:tc>
+        <w:tc>
+          <w:tcPr>
+            <w:tcW w:type="dxa" w:w="1701"/>
+            <w:shd w:val="clear" w:color="auto" w:fill="FFFFFF"/>
+            <w:vAlign w:val="center"/>
+          </w:tcPr>
+          <w:p>
+            <w:r>
+              <w:rPr>
+                <w:color w:val="000000"/>
+                <w:sz w:val="18"/>
+              </w:rPr>
+              <w:t>0 (no padding)</w:t>
+            </w:r>
+          </w:p>
+        </w:tc>
+        <w:tc>
+          <w:tcPr>
+            <w:tcW w:type="dxa" w:w="1701"/>
+            <w:shd w:val="clear" w:color="auto" w:fill="FFFFFF"/>
+            <w:vAlign w:val="center"/>
+          </w:tcPr>
+          <w:p>
+            <w:r>
+              <w:rPr>
+                <w:color w:val="000000"/>
+                <w:sz w:val="18"/>
+              </w:rPr>
+              <w:t>CKM_EDDSA</w:t>
+            </w:r>
+          </w:p>
+        </w:tc>
+        <w:tc>
+          <w:tcPr>
+            <w:tcW w:type="dxa" w:w="2268"/>
+            <w:shd w:val="clear" w:color="auto" w:fill="FFFFFF"/>
+            <w:vAlign w:val="center"/>
+          </w:tcPr>
+          <w:p>
+            <w:r>
+              <w:rPr>
+                <w:color w:val="000000"/>
+                <w:sz w:val="18"/>
+              </w:rPr>
+              <w:t>Raw (no conversion)</w:t>
+            </w:r>
+          </w:p>
+        </w:tc>
+        <w:tc>
+          <w:tcPr>
+            <w:tcW w:type="dxa" w:w="1701"/>
+            <w:shd w:val="clear" w:color="auto" w:fill="FFFFFF"/>
+            <w:vAlign w:val="center"/>
+          </w:tcPr>
+          <w:p>
+            <w:r>
+              <w:rPr>
+                <w:color w:val="000000"/>
+                <w:sz w:val="18"/>
+              </w:rPr>
+              <w:t>114 bytes</w:t>
+            </w:r>
+          </w:p>
+        </w:tc>
+        <w:tc>
+          <w:tcPr>
+            <w:tcW w:type="dxa" w:w="1701"/>
+            <w:shd w:val="clear" w:color="auto" w:fill="FFFFFF"/>
+            <w:vAlign w:val="center"/>
+          </w:tcPr>
+          <w:p>
+            <w:r>
+              <w:rPr>
+                <w:color w:val="000000"/>
+                <w:sz w:val="18"/>
+              </w:rPr>
+              <w:t>57 bytes</w:t>
+            </w:r>
+          </w:p>
+        </w:tc>
+      </w:tr>
+    </w:tbl>
+    <w:p/>
+    <w:p>
+      <w:pPr>
+        <w:pStyle w:val="Heading2"/>
+      </w:pPr>
+      <w:r>
+        <w:rPr>
+          <w:b/>
+          <w:color w:val="2E74B5"/>
+          <w:sz w:val="26"/>
+        </w:rPr>
+        <w:t>3.4 HMAC (Symmetric MAC)</w:t>
+      </w:r>
+    </w:p>
+    <w:tbl>
+      <w:tblPr>
+        <w:tblStyle w:val="TableGrid"/>
+        <w:tblW w:type="auto" w:w="0"/>
+        <w:jc w:val="left"/>
+        <w:tblLook w:firstColumn="1" w:firstRow="1" w:lastColumn="0" w:lastRow="0" w:noHBand="0" w:noVBand="1" w:val="04A0"/>
+      </w:tblPr>
+      <w:tblGrid>
+        <w:gridCol w:w="1938"/>
+        <w:gridCol w:w="1938"/>
+        <w:gridCol w:w="1938"/>
+        <w:gridCol w:w="1938"/>
+        <w:gridCol w:w="1938"/>
+      </w:tblGrid>
+      <w:tr>
+        <w:tc>
+          <w:tcPr>
+            <w:tcW w:type="dxa" w:w="2268"/>
+            <w:shd w:val="clear" w:color="auto" w:fill="1F3664"/>
+            <w:vAlign w:val="center"/>
+          </w:tcPr>
+          <w:p>
+            <w:pPr>
+              <w:jc w:val="center"/>
+            </w:pPr>
+            <w:r>
+              <w:rPr>
+                <w:b/>
+                <w:color w:val="FFFFFF"/>
+                <w:sz w:val="18"/>
+              </w:rPr>
+              <w:t>CNG Algorithm ID</w:t>
+            </w:r>
+          </w:p>
+        </w:tc>
+        <w:tc>
+          <w:tcPr>
+            <w:tcW w:type="dxa" w:w="2551"/>
+            <w:shd w:val="clear" w:color="auto" w:fill="1F3664"/>
+            <w:vAlign w:val="center"/>
+          </w:tcPr>
+          <w:p>
+            <w:pPr>
+              <w:jc w:val="center"/>
+            </w:pPr>
+            <w:r>
+              <w:rPr>
+                <w:b/>
+                <w:color w:val="FFFFFF"/>
+                <w:sz w:val="18"/>
+              </w:rPr>
+              <w:t>PKCS#11 Mechanism</w:t>
+            </w:r>
+          </w:p>
+        </w:tc>
+        <w:tc>
+          <w:tcPr>
+            <w:tcW w:type="dxa" w:w="2551"/>
+            <w:shd w:val="clear" w:color="auto" w:fill="1F3664"/>
+            <w:vAlign w:val="center"/>
+          </w:tcPr>
+          <w:p>
+            <w:pPr>
+              <w:jc w:val="center"/>
+            </w:pPr>
+            <w:r>
+              <w:rPr>
+                <w:b/>
+                <w:color w:val="FFFFFF"/>
+                <w:sz w:val="18"/>
+              </w:rPr>
+              <w:t>Key Type</w:t>
+            </w:r>
+          </w:p>
+        </w:tc>
+        <w:tc>
+          <w:tcPr>
+            <w:tcW w:type="dxa" w:w="1984"/>
+            <w:shd w:val="clear" w:color="auto" w:fill="1F3664"/>
+            <w:vAlign w:val="center"/>
+          </w:tcPr>
+          <w:p>
+            <w:pPr>
+              <w:jc w:val="center"/>
+            </w:pPr>
+            <w:r>
+              <w:rPr>
+                <w:b/>
+                <w:color w:val="FFFFFF"/>
+                <w:sz w:val="18"/>
+              </w:rPr>
+              <w:t>Default Key Size</w:t>
+            </w:r>
+          </w:p>
+        </w:tc>
+        <w:tc>
+          <w:tcPr>
+            <w:tcW w:type="dxa" w:w="1984"/>
+            <w:shd w:val="clear" w:color="auto" w:fill="1F3664"/>
+            <w:vAlign w:val="center"/>
+          </w:tcPr>
+          <w:p>
+            <w:pPr>
+              <w:jc w:val="center"/>
+            </w:pPr>
+            <w:r>
+              <w:rPr>
+                <w:b/>
+                <w:color w:val="FFFFFF"/>
+                <w:sz w:val="18"/>
+              </w:rPr>
+              <w:t>MAC Output</w:t>
+            </w:r>
+          </w:p>
+        </w:tc>
+      </w:tr>
+      <w:tr>
+        <w:tc>
+          <w:tcPr>
+            <w:tcW w:type="dxa" w:w="2268"/>
+            <w:shd w:val="clear" w:color="auto" w:fill="D6E4F7"/>
+            <w:vAlign w:val="center"/>
+          </w:tcPr>
+          <w:p>
+            <w:r>
+              <w:rPr>
+                <w:color w:val="000000"/>
+                <w:sz w:val="18"/>
+              </w:rPr>
+              <w:t>HMAC_SHA1</w:t>
+            </w:r>
+          </w:p>
+        </w:tc>
+        <w:tc>
+          <w:tcPr>
+            <w:tcW w:type="dxa" w:w="2551"/>
+            <w:shd w:val="clear" w:color="auto" w:fill="D6E4F7"/>
+            <w:vAlign w:val="center"/>
+          </w:tcPr>
+          <w:p>
+            <w:r>
+              <w:rPr>
+                <w:color w:val="000000"/>
+                <w:sz w:val="18"/>
+              </w:rPr>
+              <w:t>CKM_SHA_1_HMAC</w:t>
+            </w:r>
+          </w:p>
+        </w:tc>
+        <w:tc>
+          <w:tcPr>
+            <w:tcW w:type="dxa" w:w="2551"/>
+            <w:shd w:val="clear" w:color="auto" w:fill="D6E4F7"/>
+            <w:vAlign w:val="center"/>
+          </w:tcPr>
+          <w:p>
+            <w:r>
+              <w:rPr>
+                <w:color w:val="000000"/>
+                <w:sz w:val="18"/>
+              </w:rPr>
+              <w:t>CKK_GENERIC_SECRET</w:t>
+            </w:r>
+          </w:p>
+        </w:tc>
+        <w:tc>
+          <w:tcPr>
+            <w:tcW w:type="dxa" w:w="1984"/>
+            <w:shd w:val="clear" w:color="auto" w:fill="D6E4F7"/>
+            <w:vAlign w:val="center"/>
+          </w:tcPr>
+          <w:p>
+            <w:r>
+              <w:rPr>
+                <w:color w:val="000000"/>
+                <w:sz w:val="18"/>
+              </w:rPr>
+              <w:t>160 bits</w:t>
+            </w:r>
+          </w:p>
+        </w:tc>
+        <w:tc>
+          <w:tcPr>
+            <w:tcW w:type="dxa" w:w="1984"/>
+            <w:shd w:val="clear" w:color="auto" w:fill="D6E4F7"/>
+            <w:vAlign w:val="center"/>
+          </w:tcPr>
+          <w:p>
+            <w:r>
+              <w:rPr>
+                <w:color w:val="000000"/>
+                <w:sz w:val="18"/>
+              </w:rPr>
+              <w:t>20 bytes</w:t>
+            </w:r>
+          </w:p>
+        </w:tc>
+      </w:tr>
+      <w:tr>
+        <w:tc>
+          <w:tcPr>
+            <w:tcW w:type="dxa" w:w="2268"/>
+            <w:shd w:val="clear" w:color="auto" w:fill="FFFFFF"/>
+            <w:vAlign w:val="center"/>
+          </w:tcPr>
+          <w:p>
+            <w:r>
+              <w:rPr>
+                <w:color w:val="000000"/>
+                <w:sz w:val="18"/>
+              </w:rPr>
+              <w:t>HMAC_SHA256</w:t>
+            </w:r>
+          </w:p>
+        </w:tc>
+        <w:tc>
+          <w:tcPr>
+            <w:tcW w:type="dxa" w:w="2551"/>
+            <w:shd w:val="clear" w:color="auto" w:fill="FFFFFF"/>
+            <w:vAlign w:val="center"/>
+          </w:tcPr>
+          <w:p>
+            <w:r>
+              <w:rPr>
+                <w:color w:val="000000"/>
+                <w:sz w:val="18"/>
+              </w:rPr>
+              <w:t>CKM_SHA256_HMAC</w:t>
+            </w:r>
+          </w:p>
+        </w:tc>
+        <w:tc>
+          <w:tcPr>
+            <w:tcW w:type="dxa" w:w="2551"/>
+            <w:shd w:val="clear" w:color="auto" w:fill="FFFFFF"/>
+            <w:vAlign w:val="center"/>
+          </w:tcPr>
+          <w:p>
+            <w:r>
+              <w:rPr>
+                <w:color w:val="000000"/>
+                <w:sz w:val="18"/>
+              </w:rPr>
+              <w:t>CKK_GENERIC_SECRET</w:t>
+            </w:r>
+          </w:p>
+        </w:tc>
+        <w:tc>
+          <w:tcPr>
+            <w:tcW w:type="dxa" w:w="1984"/>
+            <w:shd w:val="clear" w:color="auto" w:fill="FFFFFF"/>
+            <w:vAlign w:val="center"/>
+          </w:tcPr>
+          <w:p>
+            <w:r>
+              <w:rPr>
+                <w:color w:val="000000"/>
+                <w:sz w:val="18"/>
+              </w:rPr>
+              <w:t>256 bits</w:t>
+            </w:r>
+          </w:p>
+        </w:tc>
+        <w:tc>
+          <w:tcPr>
+            <w:tcW w:type="dxa" w:w="1984"/>
+            <w:shd w:val="clear" w:color="auto" w:fill="FFFFFF"/>
+            <w:vAlign w:val="center"/>
+          </w:tcPr>
+          <w:p>
+            <w:r>
+              <w:rPr>
+                <w:color w:val="000000"/>
+                <w:sz w:val="18"/>
+              </w:rPr>
+              <w:t>32 bytes</w:t>
+            </w:r>
+          </w:p>
+        </w:tc>
+      </w:tr>
+      <w:tr>
+        <w:tc>
+          <w:tcPr>
+            <w:tcW w:type="dxa" w:w="2268"/>
+            <w:shd w:val="clear" w:color="auto" w:fill="D6E4F7"/>
+            <w:vAlign w:val="center"/>
+          </w:tcPr>
+          <w:p>
+            <w:r>
+              <w:rPr>
+                <w:color w:val="000000"/>
+                <w:sz w:val="18"/>
+              </w:rPr>
+              <w:t>HMAC_SHA384</w:t>
+            </w:r>
+          </w:p>
+        </w:tc>
+        <w:tc>
+          <w:tcPr>
+            <w:tcW w:type="dxa" w:w="2551"/>
+            <w:shd w:val="clear" w:color="auto" w:fill="D6E4F7"/>
+            <w:vAlign w:val="center"/>
+          </w:tcPr>
+          <w:p>
+            <w:r>
+              <w:rPr>
+                <w:color w:val="000000"/>
+                <w:sz w:val="18"/>
+              </w:rPr>
+              <w:t>CKM_SHA384_HMAC</w:t>
+            </w:r>
+          </w:p>
+        </w:tc>
+        <w:tc>
+          <w:tcPr>
+            <w:tcW w:type="dxa" w:w="2551"/>
+            <w:shd w:val="clear" w:color="auto" w:fill="D6E4F7"/>
+            <w:vAlign w:val="center"/>
+          </w:tcPr>
+          <w:p>
+            <w:r>
+              <w:rPr>
+                <w:color w:val="000000"/>
+                <w:sz w:val="18"/>
+              </w:rPr>
+              <w:t>CKK_GENERIC_SECRET</w:t>
+            </w:r>
+          </w:p>
+        </w:tc>
+        <w:tc>
+          <w:tcPr>
+            <w:tcW w:type="dxa" w:w="1984"/>
+            <w:shd w:val="clear" w:color="auto" w:fill="D6E4F7"/>
+            <w:vAlign w:val="center"/>
+          </w:tcPr>
+          <w:p>
+            <w:r>
+              <w:rPr>
+                <w:color w:val="000000"/>
+                <w:sz w:val="18"/>
+              </w:rPr>
+              <w:t>384 bits</w:t>
+            </w:r>
+          </w:p>
+        </w:tc>
+        <w:tc>
+          <w:tcPr>
+            <w:tcW w:type="dxa" w:w="1984"/>
+            <w:shd w:val="clear" w:color="auto" w:fill="D6E4F7"/>
+            <w:vAlign w:val="center"/>
+          </w:tcPr>
+          <w:p>
+            <w:r>
+              <w:rPr>
+                <w:color w:val="000000"/>
+                <w:sz w:val="18"/>
+              </w:rPr>
+              <w:t>48 bytes</w:t>
+            </w:r>
+          </w:p>
+        </w:tc>
+      </w:tr>
+      <w:tr>
+        <w:tc>
+          <w:tcPr>
+            <w:tcW w:type="dxa" w:w="2268"/>
+            <w:shd w:val="clear" w:color="auto" w:fill="FFFFFF"/>
+            <w:vAlign w:val="center"/>
+          </w:tcPr>
+          <w:p>
+            <w:r>
+              <w:rPr>
+                <w:color w:val="000000"/>
+                <w:sz w:val="18"/>
+              </w:rPr>
+              <w:t>HMAC_SHA512</w:t>
+            </w:r>
+          </w:p>
+        </w:tc>
+        <w:tc>
+          <w:tcPr>
+            <w:tcW w:type="dxa" w:w="2551"/>
+            <w:shd w:val="clear" w:color="auto" w:fill="FFFFFF"/>
+            <w:vAlign w:val="center"/>
+          </w:tcPr>
+          <w:p>
+            <w:r>
+              <w:rPr>
+                <w:color w:val="000000"/>
+                <w:sz w:val="18"/>
+              </w:rPr>
+              <w:t>CKM_SHA512_HMAC</w:t>
+            </w:r>
+          </w:p>
+        </w:tc>
+        <w:tc>
+          <w:tcPr>
+            <w:tcW w:type="dxa" w:w="2551"/>
+            <w:shd w:val="clear" w:color="auto" w:fill="FFFFFF"/>
+            <w:vAlign w:val="center"/>
+          </w:tcPr>
+          <w:p>
+            <w:r>
+              <w:rPr>
+                <w:color w:val="000000"/>
+                <w:sz w:val="18"/>
+              </w:rPr>
+              <w:t>CKK_GENERIC_SECRET</w:t>
+            </w:r>
+          </w:p>
+        </w:tc>
+        <w:tc>
+          <w:tcPr>
+            <w:tcW w:type="dxa" w:w="1984"/>
+            <w:shd w:val="clear" w:color="auto" w:fill="FFFFFF"/>
+            <w:vAlign w:val="center"/>
+          </w:tcPr>
+          <w:p>
+            <w:r>
+              <w:rPr>
+                <w:color w:val="000000"/>
+                <w:sz w:val="18"/>
+              </w:rPr>
+              <w:t>512 bits</w:t>
+            </w:r>
+          </w:p>
+        </w:tc>
+        <w:tc>
+          <w:tcPr>
+            <w:tcW w:type="dxa" w:w="1984"/>
+            <w:shd w:val="clear" w:color="auto" w:fill="FFFFFF"/>
+            <w:vAlign w:val="center"/>
+          </w:tcPr>
+          <w:p>
+            <w:r>
+              <w:rPr>
+                <w:color w:val="000000"/>
+                <w:sz w:val="18"/>
+              </w:rPr>
+              <w:t>64 bytes</w:t>
+            </w:r>
+          </w:p>
+        </w:tc>
+      </w:tr>
     </w:tbl>
     <w:p/>
     <w:p>
@@ -2544,7 +4517,7 @@
         <w:rPr>
           <w:sz w:val="20"/>
         </w:rPr>
-        <w:t>Only RSA keys (AT_KEYEXCHANGE) support decryption. ECDSA curves do not implement decryption (ECDH is out of scope).</w:t>
+        <w:t>RSA keys (AT_KEYEXCHANGE) support asymmetric decryption; AES keys support symmetric decryption. ECDSA and EdDSA curves are signature-only; ECDH curves perform key agreement rather than decryption.</w:t>
       </w:r>
     </w:p>
     <w:tbl>
@@ -3088,7 +5061,7 @@
                 <w:color w:val="000000"/>
                 <w:sz w:val="18"/>
               </w:rPr>
-              <w:t>pbLabel / cbLabel (typically NULL / 0)</w:t>
+              <w:t>pbLabel / cbLabel (optional)</w:t>
             </w:r>
           </w:p>
         </w:tc>
@@ -3106,7 +5079,7 @@
                 <w:color w:val="000000"/>
                 <w:sz w:val="18"/>
               </w:rPr>
-              <w:t>SHA256</w:t>
+              <w:t>SHA224</w:t>
             </w:r>
           </w:p>
         </w:tc>
@@ -3122,7 +5095,7 @@
                 <w:color w:val="000000"/>
                 <w:sz w:val="18"/>
               </w:rPr>
-              <w:t>CKM_SHA256</w:t>
+              <w:t>CKM_SHA224</w:t>
             </w:r>
           </w:p>
         </w:tc>
@@ -3138,7 +5111,7 @@
                 <w:color w:val="000000"/>
                 <w:sz w:val="18"/>
               </w:rPr>
-              <w:t>CKG_MGF1_SHA256</w:t>
+              <w:t>CKG_MGF1_SHA224</w:t>
             </w:r>
           </w:p>
         </w:tc>
@@ -3170,13 +5143,1398 @@
                 <w:color w:val="000000"/>
                 <w:sz w:val="18"/>
               </w:rPr>
-              <w:t>pbLabel / cbLabel (typically NULL / 0)</w:t>
+              <w:t>pbLabel / cbLabel (optional)</w:t>
+            </w:r>
+          </w:p>
+        </w:tc>
+      </w:tr>
+      <w:tr>
+        <w:tc>
+          <w:tcPr>
+            <w:tcW w:type="dxa" w:w="1984"/>
+            <w:shd w:val="clear" w:color="auto" w:fill="D6E4F7"/>
+            <w:vAlign w:val="center"/>
+          </w:tcPr>
+          <w:p>
+            <w:r>
+              <w:rPr>
+                <w:color w:val="000000"/>
+                <w:sz w:val="18"/>
+              </w:rPr>
+              <w:t>SHA256</w:t>
+            </w:r>
+          </w:p>
+        </w:tc>
+        <w:tc>
+          <w:tcPr>
+            <w:tcW w:type="dxa" w:w="2835"/>
+            <w:shd w:val="clear" w:color="auto" w:fill="D6E4F7"/>
+            <w:vAlign w:val="center"/>
+          </w:tcPr>
+          <w:p>
+            <w:r>
+              <w:rPr>
+                <w:color w:val="000000"/>
+                <w:sz w:val="18"/>
+              </w:rPr>
+              <w:t>CKM_SHA256</w:t>
+            </w:r>
+          </w:p>
+        </w:tc>
+        <w:tc>
+          <w:tcPr>
+            <w:tcW w:type="dxa" w:w="2835"/>
+            <w:shd w:val="clear" w:color="auto" w:fill="D6E4F7"/>
+            <w:vAlign w:val="center"/>
+          </w:tcPr>
+          <w:p>
+            <w:r>
+              <w:rPr>
+                <w:color w:val="000000"/>
+                <w:sz w:val="18"/>
+              </w:rPr>
+              <w:t>CKG_MGF1_SHA256</w:t>
+            </w:r>
+          </w:p>
+        </w:tc>
+        <w:tc>
+          <w:tcPr>
+            <w:tcW w:type="dxa" w:w="2268"/>
+            <w:shd w:val="clear" w:color="auto" w:fill="D6E4F7"/>
+            <w:vAlign w:val="center"/>
+          </w:tcPr>
+          <w:p>
+            <w:r>
+              <w:rPr>
+                <w:color w:val="000000"/>
+                <w:sz w:val="18"/>
+              </w:rPr>
+              <w:t>CKZ_DATA_SPECIFIED</w:t>
+            </w:r>
+          </w:p>
+        </w:tc>
+        <w:tc>
+          <w:tcPr>
+            <w:tcW w:type="dxa" w:w="3402"/>
+            <w:shd w:val="clear" w:color="auto" w:fill="D6E4F7"/>
+            <w:vAlign w:val="center"/>
+          </w:tcPr>
+          <w:p>
+            <w:r>
+              <w:rPr>
+                <w:color w:val="000000"/>
+                <w:sz w:val="18"/>
+              </w:rPr>
+              <w:t>pbLabel / cbLabel (optional)</w:t>
+            </w:r>
+          </w:p>
+        </w:tc>
+      </w:tr>
+      <w:tr>
+        <w:tc>
+          <w:tcPr>
+            <w:tcW w:type="dxa" w:w="1984"/>
+            <w:shd w:val="clear" w:color="auto" w:fill="FFFFFF"/>
+            <w:vAlign w:val="center"/>
+          </w:tcPr>
+          <w:p>
+            <w:r>
+              <w:rPr>
+                <w:color w:val="000000"/>
+                <w:sz w:val="18"/>
+              </w:rPr>
+              <w:t>SHA384</w:t>
+            </w:r>
+          </w:p>
+        </w:tc>
+        <w:tc>
+          <w:tcPr>
+            <w:tcW w:type="dxa" w:w="2835"/>
+            <w:shd w:val="clear" w:color="auto" w:fill="FFFFFF"/>
+            <w:vAlign w:val="center"/>
+          </w:tcPr>
+          <w:p>
+            <w:r>
+              <w:rPr>
+                <w:color w:val="000000"/>
+                <w:sz w:val="18"/>
+              </w:rPr>
+              <w:t>CKM_SHA384</w:t>
+            </w:r>
+          </w:p>
+        </w:tc>
+        <w:tc>
+          <w:tcPr>
+            <w:tcW w:type="dxa" w:w="2835"/>
+            <w:shd w:val="clear" w:color="auto" w:fill="FFFFFF"/>
+            <w:vAlign w:val="center"/>
+          </w:tcPr>
+          <w:p>
+            <w:r>
+              <w:rPr>
+                <w:color w:val="000000"/>
+                <w:sz w:val="18"/>
+              </w:rPr>
+              <w:t>CKG_MGF1_SHA384</w:t>
+            </w:r>
+          </w:p>
+        </w:tc>
+        <w:tc>
+          <w:tcPr>
+            <w:tcW w:type="dxa" w:w="2268"/>
+            <w:shd w:val="clear" w:color="auto" w:fill="FFFFFF"/>
+            <w:vAlign w:val="center"/>
+          </w:tcPr>
+          <w:p>
+            <w:r>
+              <w:rPr>
+                <w:color w:val="000000"/>
+                <w:sz w:val="18"/>
+              </w:rPr>
+              <w:t>CKZ_DATA_SPECIFIED</w:t>
+            </w:r>
+          </w:p>
+        </w:tc>
+        <w:tc>
+          <w:tcPr>
+            <w:tcW w:type="dxa" w:w="3402"/>
+            <w:shd w:val="clear" w:color="auto" w:fill="FFFFFF"/>
+            <w:vAlign w:val="center"/>
+          </w:tcPr>
+          <w:p>
+            <w:r>
+              <w:rPr>
+                <w:color w:val="000000"/>
+                <w:sz w:val="18"/>
+              </w:rPr>
+              <w:t>pbLabel / cbLabel (optional)</w:t>
+            </w:r>
+          </w:p>
+        </w:tc>
+      </w:tr>
+      <w:tr>
+        <w:tc>
+          <w:tcPr>
+            <w:tcW w:type="dxa" w:w="1984"/>
+            <w:shd w:val="clear" w:color="auto" w:fill="D6E4F7"/>
+            <w:vAlign w:val="center"/>
+          </w:tcPr>
+          <w:p>
+            <w:r>
+              <w:rPr>
+                <w:color w:val="000000"/>
+                <w:sz w:val="18"/>
+              </w:rPr>
+              <w:t>SHA512</w:t>
+            </w:r>
+          </w:p>
+        </w:tc>
+        <w:tc>
+          <w:tcPr>
+            <w:tcW w:type="dxa" w:w="2835"/>
+            <w:shd w:val="clear" w:color="auto" w:fill="D6E4F7"/>
+            <w:vAlign w:val="center"/>
+          </w:tcPr>
+          <w:p>
+            <w:r>
+              <w:rPr>
+                <w:color w:val="000000"/>
+                <w:sz w:val="18"/>
+              </w:rPr>
+              <w:t>CKM_SHA512</w:t>
+            </w:r>
+          </w:p>
+        </w:tc>
+        <w:tc>
+          <w:tcPr>
+            <w:tcW w:type="dxa" w:w="2835"/>
+            <w:shd w:val="clear" w:color="auto" w:fill="D6E4F7"/>
+            <w:vAlign w:val="center"/>
+          </w:tcPr>
+          <w:p>
+            <w:r>
+              <w:rPr>
+                <w:color w:val="000000"/>
+                <w:sz w:val="18"/>
+              </w:rPr>
+              <w:t>CKG_MGF1_SHA512</w:t>
+            </w:r>
+          </w:p>
+        </w:tc>
+        <w:tc>
+          <w:tcPr>
+            <w:tcW w:type="dxa" w:w="2268"/>
+            <w:shd w:val="clear" w:color="auto" w:fill="D6E4F7"/>
+            <w:vAlign w:val="center"/>
+          </w:tcPr>
+          <w:p>
+            <w:r>
+              <w:rPr>
+                <w:color w:val="000000"/>
+                <w:sz w:val="18"/>
+              </w:rPr>
+              <w:t>CKZ_DATA_SPECIFIED</w:t>
+            </w:r>
+          </w:p>
+        </w:tc>
+        <w:tc>
+          <w:tcPr>
+            <w:tcW w:type="dxa" w:w="3402"/>
+            <w:shd w:val="clear" w:color="auto" w:fill="D6E4F7"/>
+            <w:vAlign w:val="center"/>
+          </w:tcPr>
+          <w:p>
+            <w:r>
+              <w:rPr>
+                <w:color w:val="000000"/>
+                <w:sz w:val="18"/>
+              </w:rPr>
+              <w:t>pbLabel / cbLabel (optional)</w:t>
             </w:r>
           </w:p>
         </w:tc>
       </w:tr>
     </w:tbl>
     <w:p/>
+    <w:p>
+      <w:pPr>
+        <w:pStyle w:val="Heading2"/>
+      </w:pPr>
+      <w:r>
+        <w:rPr>
+          <w:b/>
+          <w:color w:val="2E74B5"/>
+          <w:sz w:val="26"/>
+        </w:rPr>
+        <w:t>4.1 AES Symmetric Encryption and Decryption</w:t>
+      </w:r>
+    </w:p>
+    <w:p>
+      <w:r>
+        <w:rPr>
+          <w:sz w:val="20"/>
+        </w:rPr>
+        <w:t>AES keys follow the CNG symmetric contract: the chaining mode is set through NCRYPT_CHAINING_MODE_PROPERTY and the IV or nonce through NCRYPT_INITIALIZATION_VECTOR, both before the operation. The same mechanism serves NCryptEncrypt and NCryptDecrypt.</w:t>
+      </w:r>
+    </w:p>
+    <w:tbl>
+      <w:tblPr>
+        <w:tblStyle w:val="TableGrid"/>
+        <w:tblW w:type="auto" w:w="0"/>
+        <w:jc w:val="left"/>
+        <w:tblLook w:firstColumn="1" w:firstRow="1" w:lastColumn="0" w:lastRow="0" w:noHBand="0" w:noVBand="1" w:val="04A0"/>
+      </w:tblPr>
+      <w:tblGrid>
+        <w:gridCol w:w="1615"/>
+        <w:gridCol w:w="1615"/>
+        <w:gridCol w:w="1615"/>
+        <w:gridCol w:w="1615"/>
+        <w:gridCol w:w="1615"/>
+        <w:gridCol w:w="1615"/>
+      </w:tblGrid>
+      <w:tr>
+        <w:tc>
+          <w:tcPr>
+            <w:tcW w:type="dxa" w:w="1701"/>
+            <w:shd w:val="clear" w:color="auto" w:fill="1F3664"/>
+            <w:vAlign w:val="center"/>
+          </w:tcPr>
+          <w:p>
+            <w:pPr>
+              <w:jc w:val="center"/>
+            </w:pPr>
+            <w:r>
+              <w:rPr>
+                <w:b/>
+                <w:color w:val="FFFFFF"/>
+                <w:sz w:val="18"/>
+              </w:rPr>
+              <w:t>Chaining Mode</w:t>
+            </w:r>
+          </w:p>
+        </w:tc>
+        <w:tc>
+          <w:tcPr>
+            <w:tcW w:type="dxa" w:w="2551"/>
+            <w:shd w:val="clear" w:color="auto" w:fill="1F3664"/>
+            <w:vAlign w:val="center"/>
+          </w:tcPr>
+          <w:p>
+            <w:pPr>
+              <w:jc w:val="center"/>
+            </w:pPr>
+            <w:r>
+              <w:rPr>
+                <w:b/>
+                <w:color w:val="FFFFFF"/>
+                <w:sz w:val="18"/>
+              </w:rPr>
+              <w:t>NCRYPT_CHAINING_MODE_PROPERTY</w:t>
+            </w:r>
+          </w:p>
+        </w:tc>
+        <w:tc>
+          <w:tcPr>
+            <w:tcW w:type="dxa" w:w="1984"/>
+            <w:shd w:val="clear" w:color="auto" w:fill="1F3664"/>
+            <w:vAlign w:val="center"/>
+          </w:tcPr>
+          <w:p>
+            <w:pPr>
+              <w:jc w:val="center"/>
+            </w:pPr>
+            <w:r>
+              <w:rPr>
+                <w:b/>
+                <w:color w:val="FFFFFF"/>
+                <w:sz w:val="18"/>
+              </w:rPr>
+              <w:t>PKCS#11 Mechanism</w:t>
+            </w:r>
+          </w:p>
+        </w:tc>
+        <w:tc>
+          <w:tcPr>
+            <w:tcW w:type="dxa" w:w="1701"/>
+            <w:shd w:val="clear" w:color="auto" w:fill="1F3664"/>
+            <w:vAlign w:val="center"/>
+          </w:tcPr>
+          <w:p>
+            <w:pPr>
+              <w:jc w:val="center"/>
+            </w:pPr>
+            <w:r>
+              <w:rPr>
+                <w:b/>
+                <w:color w:val="FFFFFF"/>
+                <w:sz w:val="18"/>
+              </w:rPr>
+              <w:t>IV / Nonce</w:t>
+            </w:r>
+          </w:p>
+        </w:tc>
+        <w:tc>
+          <w:tcPr>
+            <w:tcW w:type="dxa" w:w="2268"/>
+            <w:shd w:val="clear" w:color="auto" w:fill="1F3664"/>
+            <w:vAlign w:val="center"/>
+          </w:tcPr>
+          <w:p>
+            <w:pPr>
+              <w:jc w:val="center"/>
+            </w:pPr>
+            <w:r>
+              <w:rPr>
+                <w:b/>
+                <w:color w:val="FFFFFF"/>
+                <w:sz w:val="18"/>
+              </w:rPr>
+              <w:t>Parameter Struct</w:t>
+            </w:r>
+          </w:p>
+        </w:tc>
+        <w:tc>
+          <w:tcPr>
+            <w:tcW w:type="dxa" w:w="2835"/>
+            <w:shd w:val="clear" w:color="auto" w:fill="1F3664"/>
+            <w:vAlign w:val="center"/>
+          </w:tcPr>
+          <w:p>
+            <w:pPr>
+              <w:jc w:val="center"/>
+            </w:pPr>
+            <w:r>
+              <w:rPr>
+                <w:b/>
+                <w:color w:val="FFFFFF"/>
+                <w:sz w:val="18"/>
+              </w:rPr>
+              <w:t>Notes</w:t>
+            </w:r>
+          </w:p>
+        </w:tc>
+      </w:tr>
+      <w:tr>
+        <w:tc>
+          <w:tcPr>
+            <w:tcW w:type="dxa" w:w="1701"/>
+            <w:shd w:val="clear" w:color="auto" w:fill="D6E4F7"/>
+            <w:vAlign w:val="center"/>
+          </w:tcPr>
+          <w:p>
+            <w:r>
+              <w:rPr>
+                <w:color w:val="000000"/>
+                <w:sz w:val="18"/>
+              </w:rPr>
+              <w:t>ECB</w:t>
+            </w:r>
+          </w:p>
+        </w:tc>
+        <w:tc>
+          <w:tcPr>
+            <w:tcW w:type="dxa" w:w="2551"/>
+            <w:shd w:val="clear" w:color="auto" w:fill="D6E4F7"/>
+            <w:vAlign w:val="center"/>
+          </w:tcPr>
+          <w:p>
+            <w:r>
+              <w:rPr>
+                <w:color w:val="000000"/>
+                <w:sz w:val="18"/>
+              </w:rPr>
+              <w:t>ChainingModeECB</w:t>
+            </w:r>
+          </w:p>
+        </w:tc>
+        <w:tc>
+          <w:tcPr>
+            <w:tcW w:type="dxa" w:w="1984"/>
+            <w:shd w:val="clear" w:color="auto" w:fill="D6E4F7"/>
+            <w:vAlign w:val="center"/>
+          </w:tcPr>
+          <w:p>
+            <w:r>
+              <w:rPr>
+                <w:color w:val="000000"/>
+                <w:sz w:val="18"/>
+              </w:rPr>
+              <w:t>CKM_AES_ECB</w:t>
+            </w:r>
+          </w:p>
+        </w:tc>
+        <w:tc>
+          <w:tcPr>
+            <w:tcW w:type="dxa" w:w="1701"/>
+            <w:shd w:val="clear" w:color="auto" w:fill="D6E4F7"/>
+            <w:vAlign w:val="center"/>
+          </w:tcPr>
+          <w:p>
+            <w:r>
+              <w:rPr>
+                <w:color w:val="000000"/>
+                <w:sz w:val="18"/>
+              </w:rPr>
+              <w:t>None</w:t>
+            </w:r>
+          </w:p>
+        </w:tc>
+        <w:tc>
+          <w:tcPr>
+            <w:tcW w:type="dxa" w:w="2268"/>
+            <w:shd w:val="clear" w:color="auto" w:fill="D6E4F7"/>
+            <w:vAlign w:val="center"/>
+          </w:tcPr>
+          <w:p>
+            <w:r>
+              <w:rPr>
+                <w:color w:val="000000"/>
+                <w:sz w:val="18"/>
+              </w:rPr>
+              <w:t>—</w:t>
+            </w:r>
+          </w:p>
+        </w:tc>
+        <w:tc>
+          <w:tcPr>
+            <w:tcW w:type="dxa" w:w="2835"/>
+            <w:shd w:val="clear" w:color="auto" w:fill="D6E4F7"/>
+            <w:vAlign w:val="center"/>
+          </w:tcPr>
+          <w:p>
+            <w:r>
+              <w:rPr>
+                <w:color w:val="000000"/>
+                <w:sz w:val="18"/>
+              </w:rPr>
+              <w:t>Input must be whole blocks</w:t>
+            </w:r>
+          </w:p>
+        </w:tc>
+      </w:tr>
+      <w:tr>
+        <w:tc>
+          <w:tcPr>
+            <w:tcW w:type="dxa" w:w="1701"/>
+            <w:shd w:val="clear" w:color="auto" w:fill="FFFFFF"/>
+            <w:vAlign w:val="center"/>
+          </w:tcPr>
+          <w:p>
+            <w:r>
+              <w:rPr>
+                <w:color w:val="000000"/>
+                <w:sz w:val="18"/>
+              </w:rPr>
+              <w:t>CBC</w:t>
+            </w:r>
+          </w:p>
+        </w:tc>
+        <w:tc>
+          <w:tcPr>
+            <w:tcW w:type="dxa" w:w="2551"/>
+            <w:shd w:val="clear" w:color="auto" w:fill="FFFFFF"/>
+            <w:vAlign w:val="center"/>
+          </w:tcPr>
+          <w:p>
+            <w:r>
+              <w:rPr>
+                <w:color w:val="000000"/>
+                <w:sz w:val="18"/>
+              </w:rPr>
+              <w:t>ChainingModeCBC</w:t>
+            </w:r>
+          </w:p>
+        </w:tc>
+        <w:tc>
+          <w:tcPr>
+            <w:tcW w:type="dxa" w:w="1984"/>
+            <w:shd w:val="clear" w:color="auto" w:fill="FFFFFF"/>
+            <w:vAlign w:val="center"/>
+          </w:tcPr>
+          <w:p>
+            <w:r>
+              <w:rPr>
+                <w:color w:val="000000"/>
+                <w:sz w:val="18"/>
+              </w:rPr>
+              <w:t>CKM_AES_CBC</w:t>
+            </w:r>
+          </w:p>
+        </w:tc>
+        <w:tc>
+          <w:tcPr>
+            <w:tcW w:type="dxa" w:w="1701"/>
+            <w:shd w:val="clear" w:color="auto" w:fill="FFFFFF"/>
+            <w:vAlign w:val="center"/>
+          </w:tcPr>
+          <w:p>
+            <w:r>
+              <w:rPr>
+                <w:color w:val="000000"/>
+                <w:sz w:val="18"/>
+              </w:rPr>
+              <w:t>16 bytes</w:t>
+            </w:r>
+          </w:p>
+        </w:tc>
+        <w:tc>
+          <w:tcPr>
+            <w:tcW w:type="dxa" w:w="2268"/>
+            <w:shd w:val="clear" w:color="auto" w:fill="FFFFFF"/>
+            <w:vAlign w:val="center"/>
+          </w:tcPr>
+          <w:p>
+            <w:r>
+              <w:rPr>
+                <w:color w:val="000000"/>
+                <w:sz w:val="18"/>
+              </w:rPr>
+              <w:t>Raw IV bytes</w:t>
+            </w:r>
+          </w:p>
+        </w:tc>
+        <w:tc>
+          <w:tcPr>
+            <w:tcW w:type="dxa" w:w="2835"/>
+            <w:shd w:val="clear" w:color="auto" w:fill="FFFFFF"/>
+            <w:vAlign w:val="center"/>
+          </w:tcPr>
+          <w:p>
+            <w:r>
+              <w:rPr>
+                <w:color w:val="000000"/>
+                <w:sz w:val="18"/>
+              </w:rPr>
+              <w:t>Unpadded</w:t>
+            </w:r>
+          </w:p>
+        </w:tc>
+      </w:tr>
+      <w:tr>
+        <w:tc>
+          <w:tcPr>
+            <w:tcW w:type="dxa" w:w="1701"/>
+            <w:shd w:val="clear" w:color="auto" w:fill="D6E4F7"/>
+            <w:vAlign w:val="center"/>
+          </w:tcPr>
+          <w:p>
+            <w:r>
+              <w:rPr>
+                <w:color w:val="000000"/>
+                <w:sz w:val="18"/>
+              </w:rPr>
+              <w:t>CBC + padding</w:t>
+            </w:r>
+          </w:p>
+        </w:tc>
+        <w:tc>
+          <w:tcPr>
+            <w:tcW w:type="dxa" w:w="2551"/>
+            <w:shd w:val="clear" w:color="auto" w:fill="D6E4F7"/>
+            <w:vAlign w:val="center"/>
+          </w:tcPr>
+          <w:p>
+            <w:r>
+              <w:rPr>
+                <w:color w:val="000000"/>
+                <w:sz w:val="18"/>
+              </w:rPr>
+              <w:t>ChainingModeCBC</w:t>
+            </w:r>
+          </w:p>
+        </w:tc>
+        <w:tc>
+          <w:tcPr>
+            <w:tcW w:type="dxa" w:w="1984"/>
+            <w:shd w:val="clear" w:color="auto" w:fill="D6E4F7"/>
+            <w:vAlign w:val="center"/>
+          </w:tcPr>
+          <w:p>
+            <w:r>
+              <w:rPr>
+                <w:color w:val="000000"/>
+                <w:sz w:val="18"/>
+              </w:rPr>
+              <w:t>CKM_AES_CBC_PAD</w:t>
+            </w:r>
+          </w:p>
+        </w:tc>
+        <w:tc>
+          <w:tcPr>
+            <w:tcW w:type="dxa" w:w="1701"/>
+            <w:shd w:val="clear" w:color="auto" w:fill="D6E4F7"/>
+            <w:vAlign w:val="center"/>
+          </w:tcPr>
+          <w:p>
+            <w:r>
+              <w:rPr>
+                <w:color w:val="000000"/>
+                <w:sz w:val="18"/>
+              </w:rPr>
+              <w:t>16 bytes</w:t>
+            </w:r>
+          </w:p>
+        </w:tc>
+        <w:tc>
+          <w:tcPr>
+            <w:tcW w:type="dxa" w:w="2268"/>
+            <w:shd w:val="clear" w:color="auto" w:fill="D6E4F7"/>
+            <w:vAlign w:val="center"/>
+          </w:tcPr>
+          <w:p>
+            <w:r>
+              <w:rPr>
+                <w:color w:val="000000"/>
+                <w:sz w:val="18"/>
+              </w:rPr>
+              <w:t>Raw IV bytes</w:t>
+            </w:r>
+          </w:p>
+        </w:tc>
+        <w:tc>
+          <w:tcPr>
+            <w:tcW w:type="dxa" w:w="2835"/>
+            <w:shd w:val="clear" w:color="auto" w:fill="D6E4F7"/>
+            <w:vAlign w:val="center"/>
+          </w:tcPr>
+          <w:p>
+            <w:r>
+              <w:rPr>
+                <w:color w:val="000000"/>
+                <w:sz w:val="18"/>
+              </w:rPr>
+              <w:t>Selected by NCRYPT_PAD_CIPHER_FLAG</w:t>
+            </w:r>
+          </w:p>
+        </w:tc>
+      </w:tr>
+      <w:tr>
+        <w:tc>
+          <w:tcPr>
+            <w:tcW w:type="dxa" w:w="1701"/>
+            <w:shd w:val="clear" w:color="auto" w:fill="FFFFFF"/>
+            <w:vAlign w:val="center"/>
+          </w:tcPr>
+          <w:p>
+            <w:r>
+              <w:rPr>
+                <w:color w:val="000000"/>
+                <w:sz w:val="18"/>
+              </w:rPr>
+              <w:t>CTR</w:t>
+            </w:r>
+          </w:p>
+        </w:tc>
+        <w:tc>
+          <w:tcPr>
+            <w:tcW w:type="dxa" w:w="2551"/>
+            <w:shd w:val="clear" w:color="auto" w:fill="FFFFFF"/>
+            <w:vAlign w:val="center"/>
+          </w:tcPr>
+          <w:p>
+            <w:r>
+              <w:rPr>
+                <w:color w:val="000000"/>
+                <w:sz w:val="18"/>
+              </w:rPr>
+              <w:t>ChainingModeCTR</w:t>
+            </w:r>
+          </w:p>
+        </w:tc>
+        <w:tc>
+          <w:tcPr>
+            <w:tcW w:type="dxa" w:w="1984"/>
+            <w:shd w:val="clear" w:color="auto" w:fill="FFFFFF"/>
+            <w:vAlign w:val="center"/>
+          </w:tcPr>
+          <w:p>
+            <w:r>
+              <w:rPr>
+                <w:color w:val="000000"/>
+                <w:sz w:val="18"/>
+              </w:rPr>
+              <w:t>CKM_AES_CTR</w:t>
+            </w:r>
+          </w:p>
+        </w:tc>
+        <w:tc>
+          <w:tcPr>
+            <w:tcW w:type="dxa" w:w="1701"/>
+            <w:shd w:val="clear" w:color="auto" w:fill="FFFFFF"/>
+            <w:vAlign w:val="center"/>
+          </w:tcPr>
+          <w:p>
+            <w:r>
+              <w:rPr>
+                <w:color w:val="000000"/>
+                <w:sz w:val="18"/>
+              </w:rPr>
+              <w:t>16 bytes</w:t>
+            </w:r>
+          </w:p>
+        </w:tc>
+        <w:tc>
+          <w:tcPr>
+            <w:tcW w:type="dxa" w:w="2268"/>
+            <w:shd w:val="clear" w:color="auto" w:fill="FFFFFF"/>
+            <w:vAlign w:val="center"/>
+          </w:tcPr>
+          <w:p>
+            <w:r>
+              <w:rPr>
+                <w:color w:val="000000"/>
+                <w:sz w:val="18"/>
+              </w:rPr>
+              <w:t>CK_AES_CTR_PARAMS</w:t>
+            </w:r>
+          </w:p>
+        </w:tc>
+        <w:tc>
+          <w:tcPr>
+            <w:tcW w:type="dxa" w:w="2835"/>
+            <w:shd w:val="clear" w:color="auto" w:fill="FFFFFF"/>
+            <w:vAlign w:val="center"/>
+          </w:tcPr>
+          <w:p>
+            <w:r>
+              <w:rPr>
+                <w:color w:val="000000"/>
+                <w:sz w:val="18"/>
+              </w:rPr>
+              <w:t>KSP extension; 32-bit counter</w:t>
+            </w:r>
+          </w:p>
+        </w:tc>
+      </w:tr>
+      <w:tr>
+        <w:tc>
+          <w:tcPr>
+            <w:tcW w:type="dxa" w:w="1701"/>
+            <w:shd w:val="clear" w:color="auto" w:fill="D6E4F7"/>
+            <w:vAlign w:val="center"/>
+          </w:tcPr>
+          <w:p>
+            <w:r>
+              <w:rPr>
+                <w:color w:val="000000"/>
+                <w:sz w:val="18"/>
+              </w:rPr>
+              <w:t>GCM</w:t>
+            </w:r>
+          </w:p>
+        </w:tc>
+        <w:tc>
+          <w:tcPr>
+            <w:tcW w:type="dxa" w:w="2551"/>
+            <w:shd w:val="clear" w:color="auto" w:fill="D6E4F7"/>
+            <w:vAlign w:val="center"/>
+          </w:tcPr>
+          <w:p>
+            <w:r>
+              <w:rPr>
+                <w:color w:val="000000"/>
+                <w:sz w:val="18"/>
+              </w:rPr>
+              <w:t>ChainingModeGCM</w:t>
+            </w:r>
+          </w:p>
+        </w:tc>
+        <w:tc>
+          <w:tcPr>
+            <w:tcW w:type="dxa" w:w="1984"/>
+            <w:shd w:val="clear" w:color="auto" w:fill="D6E4F7"/>
+            <w:vAlign w:val="center"/>
+          </w:tcPr>
+          <w:p>
+            <w:r>
+              <w:rPr>
+                <w:color w:val="000000"/>
+                <w:sz w:val="18"/>
+              </w:rPr>
+              <w:t>CKM_AES_GCM</w:t>
+            </w:r>
+          </w:p>
+        </w:tc>
+        <w:tc>
+          <w:tcPr>
+            <w:tcW w:type="dxa" w:w="1701"/>
+            <w:shd w:val="clear" w:color="auto" w:fill="D6E4F7"/>
+            <w:vAlign w:val="center"/>
+          </w:tcPr>
+          <w:p>
+            <w:r>
+              <w:rPr>
+                <w:color w:val="000000"/>
+                <w:sz w:val="18"/>
+              </w:rPr>
+              <w:t>12 bytes typical</w:t>
+            </w:r>
+          </w:p>
+        </w:tc>
+        <w:tc>
+          <w:tcPr>
+            <w:tcW w:type="dxa" w:w="2268"/>
+            <w:shd w:val="clear" w:color="auto" w:fill="D6E4F7"/>
+            <w:vAlign w:val="center"/>
+          </w:tcPr>
+          <w:p>
+            <w:r>
+              <w:rPr>
+                <w:color w:val="000000"/>
+                <w:sz w:val="18"/>
+              </w:rPr>
+              <w:t>CK_GCM_PARAMS</w:t>
+            </w:r>
+          </w:p>
+        </w:tc>
+        <w:tc>
+          <w:tcPr>
+            <w:tcW w:type="dxa" w:w="2835"/>
+            <w:shd w:val="clear" w:color="auto" w:fill="D6E4F7"/>
+            <w:vAlign w:val="center"/>
+          </w:tcPr>
+          <w:p>
+            <w:r>
+              <w:rPr>
+                <w:color w:val="000000"/>
+                <w:sz w:val="18"/>
+              </w:rPr>
+              <w:t>AAD via NCRYPT_AUTH_TAG_LENGTH; 128-bit tag</w:t>
+            </w:r>
+          </w:p>
+        </w:tc>
+      </w:tr>
+    </w:tbl>
+    <w:p/>
+    <w:p>
+      <w:r>
+        <w:rPr>
+          <w:b/>
+          <w:color w:val="2E74B5"/>
+          <w:sz w:val="18"/>
+        </w:rPr>
+        <w:t xml:space="preserve">Note: </w:t>
+      </w:r>
+      <w:r>
+        <w:rPr>
+          <w:color w:val="404040"/>
+          <w:sz w:val="18"/>
+        </w:rPr>
+        <w:t>CCM and CFB are rejected with NTE_NOT_SUPPORTED: no SoftHSM2 mechanism is wired to them. AES key sizes outside 128 / 192 / 256 bits are rejected with NTE_BAD_LEN.</w:t>
+      </w:r>
+    </w:p>
+    <w:p/>
+    <w:p>
+      <w:pPr>
+        <w:pStyle w:val="Heading2"/>
+      </w:pPr>
+      <w:r>
+        <w:rPr>
+          <w:b/>
+          <w:color w:val="2E74B5"/>
+          <w:sz w:val="26"/>
+        </w:rPr>
+        <w:t>4.2 ECDH Key Agreement</w:t>
+      </w:r>
+    </w:p>
+    <w:p>
+      <w:r>
+        <w:rPr>
+          <w:sz w:val="20"/>
+        </w:rPr>
+        <w:t>ECDH is exposed through the CNG secret-agreement functions. NCryptSecretAgreement derives a shared secret from a local private key and a peer public key, returning an NCRYPT_SECRET_HANDLE; NCryptDeriveKey then extracts the raw secret, and NCryptFreeObject releases it.</w:t>
+      </w:r>
+    </w:p>
+    <w:tbl>
+      <w:tblPr>
+        <w:tblStyle w:val="TableGrid"/>
+        <w:tblW w:type="auto" w:w="0"/>
+        <w:jc w:val="left"/>
+        <w:tblLook w:firstColumn="1" w:firstRow="1" w:lastColumn="0" w:lastRow="0" w:noHBand="0" w:noVBand="1" w:val="04A0"/>
+      </w:tblPr>
+      <w:tblGrid>
+        <w:gridCol w:w="1615"/>
+        <w:gridCol w:w="1615"/>
+        <w:gridCol w:w="1615"/>
+        <w:gridCol w:w="1615"/>
+        <w:gridCol w:w="1615"/>
+        <w:gridCol w:w="1615"/>
+      </w:tblGrid>
+      <w:tr>
+        <w:tc>
+          <w:tcPr>
+            <w:tcW w:type="dxa" w:w="1417"/>
+            <w:shd w:val="clear" w:color="auto" w:fill="1F3664"/>
+            <w:vAlign w:val="center"/>
+          </w:tcPr>
+          <w:p>
+            <w:pPr>
+              <w:jc w:val="center"/>
+            </w:pPr>
+            <w:r>
+              <w:rPr>
+                <w:b/>
+                <w:color w:val="FFFFFF"/>
+                <w:sz w:val="18"/>
+              </w:rPr>
+              <w:t>Curve</w:t>
+            </w:r>
+          </w:p>
+        </w:tc>
+        <w:tc>
+          <w:tcPr>
+            <w:tcW w:type="dxa" w:w="1984"/>
+            <w:shd w:val="clear" w:color="auto" w:fill="1F3664"/>
+            <w:vAlign w:val="center"/>
+          </w:tcPr>
+          <w:p>
+            <w:pPr>
+              <w:jc w:val="center"/>
+            </w:pPr>
+            <w:r>
+              <w:rPr>
+                <w:b/>
+                <w:color w:val="FFFFFF"/>
+                <w:sz w:val="18"/>
+              </w:rPr>
+              <w:t>CNG Algorithm ID</w:t>
+            </w:r>
+          </w:p>
+        </w:tc>
+        <w:tc>
+          <w:tcPr>
+            <w:tcW w:type="dxa" w:w="2268"/>
+            <w:shd w:val="clear" w:color="auto" w:fill="1F3664"/>
+            <w:vAlign w:val="center"/>
+          </w:tcPr>
+          <w:p>
+            <w:pPr>
+              <w:jc w:val="center"/>
+            </w:pPr>
+            <w:r>
+              <w:rPr>
+                <w:b/>
+                <w:color w:val="FFFFFF"/>
+                <w:sz w:val="18"/>
+              </w:rPr>
+              <w:t>PKCS#11 Mechanism</w:t>
+            </w:r>
+          </w:p>
+        </w:tc>
+        <w:tc>
+          <w:tcPr>
+            <w:tcW w:type="dxa" w:w="1701"/>
+            <w:shd w:val="clear" w:color="auto" w:fill="1F3664"/>
+            <w:vAlign w:val="center"/>
+          </w:tcPr>
+          <w:p>
+            <w:pPr>
+              <w:jc w:val="center"/>
+            </w:pPr>
+            <w:r>
+              <w:rPr>
+                <w:b/>
+                <w:color w:val="FFFFFF"/>
+                <w:sz w:val="18"/>
+              </w:rPr>
+              <w:t>KDF</w:t>
+            </w:r>
+          </w:p>
+        </w:tc>
+        <w:tc>
+          <w:tcPr>
+            <w:tcW w:type="dxa" w:w="2268"/>
+            <w:shd w:val="clear" w:color="auto" w:fill="1F3664"/>
+            <w:vAlign w:val="center"/>
+          </w:tcPr>
+          <w:p>
+            <w:pPr>
+              <w:jc w:val="center"/>
+            </w:pPr>
+            <w:r>
+              <w:rPr>
+                <w:b/>
+                <w:color w:val="FFFFFF"/>
+                <w:sz w:val="18"/>
+              </w:rPr>
+              <w:t>Shared Secret Size</w:t>
+            </w:r>
+          </w:p>
+        </w:tc>
+        <w:tc>
+          <w:tcPr>
+            <w:tcW w:type="dxa" w:w="2835"/>
+            <w:shd w:val="clear" w:color="auto" w:fill="1F3664"/>
+            <w:vAlign w:val="center"/>
+          </w:tcPr>
+          <w:p>
+            <w:pPr>
+              <w:jc w:val="center"/>
+            </w:pPr>
+            <w:r>
+              <w:rPr>
+                <w:b/>
+                <w:color w:val="FFFFFF"/>
+                <w:sz w:val="18"/>
+              </w:rPr>
+              <w:t>Supported KDF</w:t>
+            </w:r>
+          </w:p>
+        </w:tc>
+      </w:tr>
+      <w:tr>
+        <w:tc>
+          <w:tcPr>
+            <w:tcW w:type="dxa" w:w="1417"/>
+            <w:shd w:val="clear" w:color="auto" w:fill="D6E4F7"/>
+            <w:vAlign w:val="center"/>
+          </w:tcPr>
+          <w:p>
+            <w:r>
+              <w:rPr>
+                <w:color w:val="000000"/>
+                <w:sz w:val="18"/>
+              </w:rPr>
+              <w:t>P-256</w:t>
+            </w:r>
+          </w:p>
+        </w:tc>
+        <w:tc>
+          <w:tcPr>
+            <w:tcW w:type="dxa" w:w="1984"/>
+            <w:shd w:val="clear" w:color="auto" w:fill="D6E4F7"/>
+            <w:vAlign w:val="center"/>
+          </w:tcPr>
+          <w:p>
+            <w:r>
+              <w:rPr>
+                <w:color w:val="000000"/>
+                <w:sz w:val="18"/>
+              </w:rPr>
+              <w:t>ECDH_P256</w:t>
+            </w:r>
+          </w:p>
+        </w:tc>
+        <w:tc>
+          <w:tcPr>
+            <w:tcW w:type="dxa" w:w="2268"/>
+            <w:shd w:val="clear" w:color="auto" w:fill="D6E4F7"/>
+            <w:vAlign w:val="center"/>
+          </w:tcPr>
+          <w:p>
+            <w:r>
+              <w:rPr>
+                <w:color w:val="000000"/>
+                <w:sz w:val="18"/>
+              </w:rPr>
+              <w:t>CKM_ECDH1_DERIVE</w:t>
+            </w:r>
+          </w:p>
+        </w:tc>
+        <w:tc>
+          <w:tcPr>
+            <w:tcW w:type="dxa" w:w="1701"/>
+            <w:shd w:val="clear" w:color="auto" w:fill="D6E4F7"/>
+            <w:vAlign w:val="center"/>
+          </w:tcPr>
+          <w:p>
+            <w:r>
+              <w:rPr>
+                <w:color w:val="000000"/>
+                <w:sz w:val="18"/>
+              </w:rPr>
+              <w:t>CKD_NULL</w:t>
+            </w:r>
+          </w:p>
+        </w:tc>
+        <w:tc>
+          <w:tcPr>
+            <w:tcW w:type="dxa" w:w="2268"/>
+            <w:shd w:val="clear" w:color="auto" w:fill="D6E4F7"/>
+            <w:vAlign w:val="center"/>
+          </w:tcPr>
+          <w:p>
+            <w:r>
+              <w:rPr>
+                <w:color w:val="000000"/>
+                <w:sz w:val="18"/>
+              </w:rPr>
+              <w:t>32 bytes</w:t>
+            </w:r>
+          </w:p>
+        </w:tc>
+        <w:tc>
+          <w:tcPr>
+            <w:tcW w:type="dxa" w:w="2835"/>
+            <w:shd w:val="clear" w:color="auto" w:fill="D6E4F7"/>
+            <w:vAlign w:val="center"/>
+          </w:tcPr>
+          <w:p>
+            <w:r>
+              <w:rPr>
+                <w:color w:val="000000"/>
+                <w:sz w:val="18"/>
+              </w:rPr>
+              <w:t>BCRYPT_KDF_RAW_SECRET</w:t>
+            </w:r>
+          </w:p>
+        </w:tc>
+      </w:tr>
+      <w:tr>
+        <w:tc>
+          <w:tcPr>
+            <w:tcW w:type="dxa" w:w="1417"/>
+            <w:shd w:val="clear" w:color="auto" w:fill="FFFFFF"/>
+            <w:vAlign w:val="center"/>
+          </w:tcPr>
+          <w:p>
+            <w:r>
+              <w:rPr>
+                <w:color w:val="000000"/>
+                <w:sz w:val="18"/>
+              </w:rPr>
+              <w:t>P-384</w:t>
+            </w:r>
+          </w:p>
+        </w:tc>
+        <w:tc>
+          <w:tcPr>
+            <w:tcW w:type="dxa" w:w="1984"/>
+            <w:shd w:val="clear" w:color="auto" w:fill="FFFFFF"/>
+            <w:vAlign w:val="center"/>
+          </w:tcPr>
+          <w:p>
+            <w:r>
+              <w:rPr>
+                <w:color w:val="000000"/>
+                <w:sz w:val="18"/>
+              </w:rPr>
+              <w:t>ECDH_P384</w:t>
+            </w:r>
+          </w:p>
+        </w:tc>
+        <w:tc>
+          <w:tcPr>
+            <w:tcW w:type="dxa" w:w="2268"/>
+            <w:shd w:val="clear" w:color="auto" w:fill="FFFFFF"/>
+            <w:vAlign w:val="center"/>
+          </w:tcPr>
+          <w:p>
+            <w:r>
+              <w:rPr>
+                <w:color w:val="000000"/>
+                <w:sz w:val="18"/>
+              </w:rPr>
+              <w:t>CKM_ECDH1_DERIVE</w:t>
+            </w:r>
+          </w:p>
+        </w:tc>
+        <w:tc>
+          <w:tcPr>
+            <w:tcW w:type="dxa" w:w="1701"/>
+            <w:shd w:val="clear" w:color="auto" w:fill="FFFFFF"/>
+            <w:vAlign w:val="center"/>
+          </w:tcPr>
+          <w:p>
+            <w:r>
+              <w:rPr>
+                <w:color w:val="000000"/>
+                <w:sz w:val="18"/>
+              </w:rPr>
+              <w:t>CKD_NULL</w:t>
+            </w:r>
+          </w:p>
+        </w:tc>
+        <w:tc>
+          <w:tcPr>
+            <w:tcW w:type="dxa" w:w="2268"/>
+            <w:shd w:val="clear" w:color="auto" w:fill="FFFFFF"/>
+            <w:vAlign w:val="center"/>
+          </w:tcPr>
+          <w:p>
+            <w:r>
+              <w:rPr>
+                <w:color w:val="000000"/>
+                <w:sz w:val="18"/>
+              </w:rPr>
+              <w:t>48 bytes</w:t>
+            </w:r>
+          </w:p>
+        </w:tc>
+        <w:tc>
+          <w:tcPr>
+            <w:tcW w:type="dxa" w:w="2835"/>
+            <w:shd w:val="clear" w:color="auto" w:fill="FFFFFF"/>
+            <w:vAlign w:val="center"/>
+          </w:tcPr>
+          <w:p>
+            <w:r>
+              <w:rPr>
+                <w:color w:val="000000"/>
+                <w:sz w:val="18"/>
+              </w:rPr>
+              <w:t>BCRYPT_KDF_RAW_SECRET</w:t>
+            </w:r>
+          </w:p>
+        </w:tc>
+      </w:tr>
+      <w:tr>
+        <w:tc>
+          <w:tcPr>
+            <w:tcW w:type="dxa" w:w="1417"/>
+            <w:shd w:val="clear" w:color="auto" w:fill="D6E4F7"/>
+            <w:vAlign w:val="center"/>
+          </w:tcPr>
+          <w:p>
+            <w:r>
+              <w:rPr>
+                <w:color w:val="000000"/>
+                <w:sz w:val="18"/>
+              </w:rPr>
+              <w:t>P-521</w:t>
+            </w:r>
+          </w:p>
+        </w:tc>
+        <w:tc>
+          <w:tcPr>
+            <w:tcW w:type="dxa" w:w="1984"/>
+            <w:shd w:val="clear" w:color="auto" w:fill="D6E4F7"/>
+            <w:vAlign w:val="center"/>
+          </w:tcPr>
+          <w:p>
+            <w:r>
+              <w:rPr>
+                <w:color w:val="000000"/>
+                <w:sz w:val="18"/>
+              </w:rPr>
+              <w:t>ECDH_P521</w:t>
+            </w:r>
+          </w:p>
+        </w:tc>
+        <w:tc>
+          <w:tcPr>
+            <w:tcW w:type="dxa" w:w="2268"/>
+            <w:shd w:val="clear" w:color="auto" w:fill="D6E4F7"/>
+            <w:vAlign w:val="center"/>
+          </w:tcPr>
+          <w:p>
+            <w:r>
+              <w:rPr>
+                <w:color w:val="000000"/>
+                <w:sz w:val="18"/>
+              </w:rPr>
+              <w:t>CKM_ECDH1_DERIVE</w:t>
+            </w:r>
+          </w:p>
+        </w:tc>
+        <w:tc>
+          <w:tcPr>
+            <w:tcW w:type="dxa" w:w="1701"/>
+            <w:shd w:val="clear" w:color="auto" w:fill="D6E4F7"/>
+            <w:vAlign w:val="center"/>
+          </w:tcPr>
+          <w:p>
+            <w:r>
+              <w:rPr>
+                <w:color w:val="000000"/>
+                <w:sz w:val="18"/>
+              </w:rPr>
+              <w:t>CKD_NULL</w:t>
+            </w:r>
+          </w:p>
+        </w:tc>
+        <w:tc>
+          <w:tcPr>
+            <w:tcW w:type="dxa" w:w="2268"/>
+            <w:shd w:val="clear" w:color="auto" w:fill="D6E4F7"/>
+            <w:vAlign w:val="center"/>
+          </w:tcPr>
+          <w:p>
+            <w:r>
+              <w:rPr>
+                <w:color w:val="000000"/>
+                <w:sz w:val="18"/>
+              </w:rPr>
+              <w:t>66 bytes</w:t>
+            </w:r>
+          </w:p>
+        </w:tc>
+        <w:tc>
+          <w:tcPr>
+            <w:tcW w:type="dxa" w:w="2835"/>
+            <w:shd w:val="clear" w:color="auto" w:fill="D6E4F7"/>
+            <w:vAlign w:val="center"/>
+          </w:tcPr>
+          <w:p>
+            <w:r>
+              <w:rPr>
+                <w:color w:val="000000"/>
+                <w:sz w:val="18"/>
+              </w:rPr>
+              <w:t>BCRYPT_KDF_RAW_SECRET</w:t>
+            </w:r>
+          </w:p>
+        </w:tc>
+      </w:tr>
+    </w:tbl>
+    <w:p/>
+    <w:p>
+      <w:r>
+        <w:rPr>
+          <w:b/>
+          <w:color w:val="2E74B5"/>
+          <w:sz w:val="18"/>
+        </w:rPr>
+        <w:t xml:space="preserve">Note: </w:t>
+      </w:r>
+      <w:r>
+        <w:rPr>
+          <w:color w:val="404040"/>
+          <w:sz w:val="18"/>
+        </w:rPr>
+        <w:t>The KSP requests CKD_NULL so SoftHSM2 returns the raw Z value; any KDF is applied afterwards. Hash-based KDFs through NCryptDeriveKey return NTE_NOT_SUPPORTED — request the raw secret and run the KDF with BCrypt. Both keys must sit on the same curve, or the call returns NTE_BAD_ALGID.</w:t>
+      </w:r>
+    </w:p>
     <w:p>
       <w:pPr>
         <w:pStyle w:val="Heading1"/>
@@ -3572,7 +6930,7 @@
                 <w:color w:val="000000"/>
                 <w:sz w:val="18"/>
               </w:rPr>
-              <w:t>RSA private key export</w:t>
+              <w:t>EdDSA public key export</w:t>
             </w:r>
           </w:p>
         </w:tc>
@@ -3588,7 +6946,7 @@
                 <w:color w:val="000000"/>
                 <w:sz w:val="18"/>
               </w:rPr>
-              <w:t>BCRYPT_RSAFULLPRIVATE_BLOB</w:t>
+              <w:t>BCRYPT_ECCPUBLIC_BLOB</w:t>
             </w:r>
           </w:p>
         </w:tc>
@@ -3602,10 +6960,10 @@
             <w:r>
               <w:rPr>
                 <w:b/>
-                <w:color w:val="C00000"/>
-                <w:sz w:val="18"/>
-              </w:rPr>
-              <w:t>✗</w:t>
+                <w:color w:val="378610"/>
+                <w:sz w:val="18"/>
+              </w:rPr>
+              <w:t>✓</w:t>
             </w:r>
             <w:r>
               <w:rPr>
@@ -3619,62 +6977,6 @@
                 <w:color w:val="000000"/>
                 <w:sz w:val="18"/>
               </w:rPr>
-              <w:t>N</w:t>
-            </w:r>
-            <w:r>
-              <w:rPr>
-                <w:color w:val="000000"/>
-                <w:sz w:val="18"/>
-              </w:rPr>
-              <w:t>T</w:t>
-            </w:r>
-            <w:r>
-              <w:rPr>
-                <w:color w:val="000000"/>
-                <w:sz w:val="18"/>
-              </w:rPr>
-              <w:t>E</w:t>
-            </w:r>
-            <w:r>
-              <w:rPr>
-                <w:color w:val="000000"/>
-                <w:sz w:val="18"/>
-              </w:rPr>
-              <w:t>_</w:t>
-            </w:r>
-            <w:r>
-              <w:rPr>
-                <w:color w:val="000000"/>
-                <w:sz w:val="18"/>
-              </w:rPr>
-              <w:t>N</w:t>
-            </w:r>
-            <w:r>
-              <w:rPr>
-                <w:color w:val="000000"/>
-                <w:sz w:val="18"/>
-              </w:rPr>
-              <w:t>O</w:t>
-            </w:r>
-            <w:r>
-              <w:rPr>
-                <w:color w:val="000000"/>
-                <w:sz w:val="18"/>
-              </w:rPr>
-              <w:t>T</w:t>
-            </w:r>
-            <w:r>
-              <w:rPr>
-                <w:color w:val="000000"/>
-                <w:sz w:val="18"/>
-              </w:rPr>
-              <w:t>_</w:t>
-            </w:r>
-            <w:r>
-              <w:rPr>
-                <w:color w:val="000000"/>
-                <w:sz w:val="18"/>
-              </w:rPr>
               <w:t>S</w:t>
             </w:r>
             <w:r>
@@ -3682,56 +6984,56 @@
                 <w:color w:val="000000"/>
                 <w:sz w:val="18"/>
               </w:rPr>
-              <w:t>U</w:t>
-            </w:r>
-            <w:r>
-              <w:rPr>
-                <w:color w:val="000000"/>
-                <w:sz w:val="18"/>
-              </w:rPr>
-              <w:t>P</w:t>
-            </w:r>
-            <w:r>
-              <w:rPr>
-                <w:color w:val="000000"/>
-                <w:sz w:val="18"/>
-              </w:rPr>
-              <w:t>P</w:t>
-            </w:r>
-            <w:r>
-              <w:rPr>
-                <w:color w:val="000000"/>
-                <w:sz w:val="18"/>
-              </w:rPr>
-              <w:t>O</w:t>
-            </w:r>
-            <w:r>
-              <w:rPr>
-                <w:color w:val="000000"/>
-                <w:sz w:val="18"/>
-              </w:rPr>
-              <w:t>R</w:t>
-            </w:r>
-            <w:r>
-              <w:rPr>
-                <w:color w:val="000000"/>
-                <w:sz w:val="18"/>
-              </w:rPr>
-              <w:t>T</w:t>
-            </w:r>
-            <w:r>
-              <w:rPr>
-                <w:color w:val="000000"/>
-                <w:sz w:val="18"/>
-              </w:rPr>
-              <w:t>E</w:t>
-            </w:r>
-            <w:r>
-              <w:rPr>
-                <w:color w:val="000000"/>
-                <w:sz w:val="18"/>
-              </w:rPr>
-              <w:t>D</w:t>
+              <w:t>u</w:t>
+            </w:r>
+            <w:r>
+              <w:rPr>
+                <w:color w:val="000000"/>
+                <w:sz w:val="18"/>
+              </w:rPr>
+              <w:t>p</w:t>
+            </w:r>
+            <w:r>
+              <w:rPr>
+                <w:color w:val="000000"/>
+                <w:sz w:val="18"/>
+              </w:rPr>
+              <w:t>p</w:t>
+            </w:r>
+            <w:r>
+              <w:rPr>
+                <w:color w:val="000000"/>
+                <w:sz w:val="18"/>
+              </w:rPr>
+              <w:t>o</w:t>
+            </w:r>
+            <w:r>
+              <w:rPr>
+                <w:color w:val="000000"/>
+                <w:sz w:val="18"/>
+              </w:rPr>
+              <w:t>r</w:t>
+            </w:r>
+            <w:r>
+              <w:rPr>
+                <w:color w:val="000000"/>
+                <w:sz w:val="18"/>
+              </w:rPr>
+              <w:t>t</w:t>
+            </w:r>
+            <w:r>
+              <w:rPr>
+                <w:color w:val="000000"/>
+                <w:sz w:val="18"/>
+              </w:rPr>
+              <w:t>e</w:t>
+            </w:r>
+            <w:r>
+              <w:rPr>
+                <w:color w:val="000000"/>
+                <w:sz w:val="18"/>
+              </w:rPr>
+              <w:t>d</w:t>
             </w:r>
           </w:p>
         </w:tc>
@@ -3747,7 +7049,7 @@
                 <w:color w:val="000000"/>
                 <w:sz w:val="18"/>
               </w:rPr>
-              <w:t>Keys marked CKA_EXTRACTABLE=FALSE</w:t>
+              <w:t>Generic ECC magic + single raw point</w:t>
             </w:r>
           </w:p>
         </w:tc>
@@ -3765,7 +7067,7 @@
                 <w:color w:val="000000"/>
                 <w:sz w:val="18"/>
               </w:rPr>
-              <w:t>EC private key export</w:t>
+              <w:t>RSA public key import</w:t>
             </w:r>
           </w:p>
         </w:tc>
@@ -3781,7 +7083,7 @@
                 <w:color w:val="000000"/>
                 <w:sz w:val="18"/>
               </w:rPr>
-              <w:t>BCRYPT_ECCPRIVATE_BLOB</w:t>
+              <w:t>BCRYPT_RSAPUBLIC_BLOB</w:t>
             </w:r>
           </w:p>
         </w:tc>
@@ -3795,10 +7097,10 @@
             <w:r>
               <w:rPr>
                 <w:b/>
-                <w:color w:val="C00000"/>
-                <w:sz w:val="18"/>
-              </w:rPr>
-              <w:t>✗</w:t>
+                <w:color w:val="378610"/>
+                <w:sz w:val="18"/>
+              </w:rPr>
+              <w:t>✓</w:t>
             </w:r>
             <w:r>
               <w:rPr>
@@ -3812,62 +7114,6 @@
                 <w:color w:val="000000"/>
                 <w:sz w:val="18"/>
               </w:rPr>
-              <w:t>N</w:t>
-            </w:r>
-            <w:r>
-              <w:rPr>
-                <w:color w:val="000000"/>
-                <w:sz w:val="18"/>
-              </w:rPr>
-              <w:t>T</w:t>
-            </w:r>
-            <w:r>
-              <w:rPr>
-                <w:color w:val="000000"/>
-                <w:sz w:val="18"/>
-              </w:rPr>
-              <w:t>E</w:t>
-            </w:r>
-            <w:r>
-              <w:rPr>
-                <w:color w:val="000000"/>
-                <w:sz w:val="18"/>
-              </w:rPr>
-              <w:t>_</w:t>
-            </w:r>
-            <w:r>
-              <w:rPr>
-                <w:color w:val="000000"/>
-                <w:sz w:val="18"/>
-              </w:rPr>
-              <w:t>N</w:t>
-            </w:r>
-            <w:r>
-              <w:rPr>
-                <w:color w:val="000000"/>
-                <w:sz w:val="18"/>
-              </w:rPr>
-              <w:t>O</w:t>
-            </w:r>
-            <w:r>
-              <w:rPr>
-                <w:color w:val="000000"/>
-                <w:sz w:val="18"/>
-              </w:rPr>
-              <w:t>T</w:t>
-            </w:r>
-            <w:r>
-              <w:rPr>
-                <w:color w:val="000000"/>
-                <w:sz w:val="18"/>
-              </w:rPr>
-              <w:t>_</w:t>
-            </w:r>
-            <w:r>
-              <w:rPr>
-                <w:color w:val="000000"/>
-                <w:sz w:val="18"/>
-              </w:rPr>
               <w:t>S</w:t>
             </w:r>
             <w:r>
@@ -3875,56 +7121,56 @@
                 <w:color w:val="000000"/>
                 <w:sz w:val="18"/>
               </w:rPr>
-              <w:t>U</w:t>
-            </w:r>
-            <w:r>
-              <w:rPr>
-                <w:color w:val="000000"/>
-                <w:sz w:val="18"/>
-              </w:rPr>
-              <w:t>P</w:t>
-            </w:r>
-            <w:r>
-              <w:rPr>
-                <w:color w:val="000000"/>
-                <w:sz w:val="18"/>
-              </w:rPr>
-              <w:t>P</w:t>
-            </w:r>
-            <w:r>
-              <w:rPr>
-                <w:color w:val="000000"/>
-                <w:sz w:val="18"/>
-              </w:rPr>
-              <w:t>O</w:t>
-            </w:r>
-            <w:r>
-              <w:rPr>
-                <w:color w:val="000000"/>
-                <w:sz w:val="18"/>
-              </w:rPr>
-              <w:t>R</w:t>
-            </w:r>
-            <w:r>
-              <w:rPr>
-                <w:color w:val="000000"/>
-                <w:sz w:val="18"/>
-              </w:rPr>
-              <w:t>T</w:t>
-            </w:r>
-            <w:r>
-              <w:rPr>
-                <w:color w:val="000000"/>
-                <w:sz w:val="18"/>
-              </w:rPr>
-              <w:t>E</w:t>
-            </w:r>
-            <w:r>
-              <w:rPr>
-                <w:color w:val="000000"/>
-                <w:sz w:val="18"/>
-              </w:rPr>
-              <w:t>D</w:t>
+              <w:t>u</w:t>
+            </w:r>
+            <w:r>
+              <w:rPr>
+                <w:color w:val="000000"/>
+                <w:sz w:val="18"/>
+              </w:rPr>
+              <w:t>p</w:t>
+            </w:r>
+            <w:r>
+              <w:rPr>
+                <w:color w:val="000000"/>
+                <w:sz w:val="18"/>
+              </w:rPr>
+              <w:t>p</w:t>
+            </w:r>
+            <w:r>
+              <w:rPr>
+                <w:color w:val="000000"/>
+                <w:sz w:val="18"/>
+              </w:rPr>
+              <w:t>o</w:t>
+            </w:r>
+            <w:r>
+              <w:rPr>
+                <w:color w:val="000000"/>
+                <w:sz w:val="18"/>
+              </w:rPr>
+              <w:t>r</w:t>
+            </w:r>
+            <w:r>
+              <w:rPr>
+                <w:color w:val="000000"/>
+                <w:sz w:val="18"/>
+              </w:rPr>
+              <w:t>t</w:t>
+            </w:r>
+            <w:r>
+              <w:rPr>
+                <w:color w:val="000000"/>
+                <w:sz w:val="18"/>
+              </w:rPr>
+              <w:t>e</w:t>
+            </w:r>
+            <w:r>
+              <w:rPr>
+                <w:color w:val="000000"/>
+                <w:sz w:val="18"/>
+              </w:rPr>
+              <w:t>d</w:t>
             </w:r>
           </w:p>
         </w:tc>
@@ -3940,7 +7186,7 @@
                 <w:color w:val="000000"/>
                 <w:sz w:val="18"/>
               </w:rPr>
-              <w:t>Keys marked CKA_EXTRACTABLE=FALSE</w:t>
+              <w:t>Creates a CKO_PUBLIC_KEY session object</w:t>
             </w:r>
           </w:p>
         </w:tc>
@@ -3958,7 +7204,7 @@
                 <w:color w:val="000000"/>
                 <w:sz w:val="18"/>
               </w:rPr>
-              <w:t>Private key import</w:t>
+              <w:t>EC public key import</w:t>
             </w:r>
           </w:p>
         </w:tc>
@@ -3974,7 +7220,7 @@
                 <w:color w:val="000000"/>
                 <w:sz w:val="18"/>
               </w:rPr>
-              <w:t>Any</w:t>
+              <w:t>BCRYPT_ECCPUBLIC_BLOB</w:t>
             </w:r>
           </w:p>
         </w:tc>
@@ -3988,10 +7234,10 @@
             <w:r>
               <w:rPr>
                 <w:b/>
-                <w:color w:val="C00000"/>
-                <w:sz w:val="18"/>
-              </w:rPr>
-              <w:t>✗</w:t>
+                <w:color w:val="378610"/>
+                <w:sz w:val="18"/>
+              </w:rPr>
+              <w:t>✓</w:t>
             </w:r>
             <w:r>
               <w:rPr>
@@ -4005,7 +7251,28 @@
                 <w:color w:val="000000"/>
                 <w:sz w:val="18"/>
               </w:rPr>
-              <w:t>N</w:t>
+              <w:t>S</w:t>
+            </w:r>
+            <w:r>
+              <w:rPr>
+                <w:color w:val="000000"/>
+                <w:sz w:val="18"/>
+              </w:rPr>
+              <w:t>u</w:t>
+            </w:r>
+            <w:r>
+              <w:rPr>
+                <w:color w:val="000000"/>
+                <w:sz w:val="18"/>
+              </w:rPr>
+              <w:t>p</w:t>
+            </w:r>
+            <w:r>
+              <w:rPr>
+                <w:color w:val="000000"/>
+                <w:sz w:val="18"/>
+              </w:rPr>
+              <w:t>p</w:t>
             </w:r>
             <w:r>
               <w:rPr>
@@ -4019,70 +7286,7 @@
                 <w:color w:val="000000"/>
                 <w:sz w:val="18"/>
               </w:rPr>
-              <w:t>t</w:t>
-            </w:r>
-            <w:r>
-              <w:rPr>
-                <w:color w:val="000000"/>
-                <w:sz w:val="18"/>
-              </w:rPr>
-              <w:t xml:space="preserve"> </w:t>
-            </w:r>
-            <w:r>
-              <w:rPr>
-                <w:color w:val="000000"/>
-                <w:sz w:val="18"/>
-              </w:rPr>
-              <w:t>i</w:t>
-            </w:r>
-            <w:r>
-              <w:rPr>
-                <w:color w:val="000000"/>
-                <w:sz w:val="18"/>
-              </w:rPr>
-              <w:t>m</w:t>
-            </w:r>
-            <w:r>
-              <w:rPr>
-                <w:color w:val="000000"/>
-                <w:sz w:val="18"/>
-              </w:rPr>
-              <w:t>p</w:t>
-            </w:r>
-            <w:r>
-              <w:rPr>
-                <w:color w:val="000000"/>
-                <w:sz w:val="18"/>
-              </w:rPr>
-              <w:t>l</w:t>
-            </w:r>
-            <w:r>
-              <w:rPr>
-                <w:color w:val="000000"/>
-                <w:sz w:val="18"/>
-              </w:rPr>
-              <w:t>e</w:t>
-            </w:r>
-            <w:r>
-              <w:rPr>
-                <w:color w:val="000000"/>
-                <w:sz w:val="18"/>
-              </w:rPr>
-              <w:t>m</w:t>
-            </w:r>
-            <w:r>
-              <w:rPr>
-                <w:color w:val="000000"/>
-                <w:sz w:val="18"/>
-              </w:rPr>
-              <w:t>e</w:t>
-            </w:r>
-            <w:r>
-              <w:rPr>
-                <w:color w:val="000000"/>
-                <w:sz w:val="18"/>
-              </w:rPr>
-              <w:t>n</w:t>
+              <w:t>r</w:t>
             </w:r>
             <w:r>
               <w:rPr>
@@ -4111,6 +7315,571 @@
           <w:tcPr>
             <w:tcW w:type="dxa" w:w="5386"/>
             <w:shd w:val="clear" w:color="auto" w:fill="D6E4F7"/>
+            <w:vAlign w:val="center"/>
+          </w:tcPr>
+          <w:p>
+            <w:r>
+              <w:rPr>
+                <w:color w:val="000000"/>
+                <w:sz w:val="18"/>
+              </w:rPr>
+              <w:t>Creates a CKO_PUBLIC_KEY session object; usable as an ECDH peer</w:t>
+            </w:r>
+          </w:p>
+        </w:tc>
+      </w:tr>
+      <w:tr>
+        <w:tc>
+          <w:tcPr>
+            <w:tcW w:type="dxa" w:w="2551"/>
+            <w:shd w:val="clear" w:color="auto" w:fill="FFFFFF"/>
+            <w:vAlign w:val="center"/>
+          </w:tcPr>
+          <w:p>
+            <w:r>
+              <w:rPr>
+                <w:color w:val="000000"/>
+                <w:sz w:val="18"/>
+              </w:rPr>
+              <w:t>RSA private key export</w:t>
+            </w:r>
+          </w:p>
+        </w:tc>
+        <w:tc>
+          <w:tcPr>
+            <w:tcW w:type="dxa" w:w="3118"/>
+            <w:shd w:val="clear" w:color="auto" w:fill="FFFFFF"/>
+            <w:vAlign w:val="center"/>
+          </w:tcPr>
+          <w:p>
+            <w:r>
+              <w:rPr>
+                <w:color w:val="000000"/>
+                <w:sz w:val="18"/>
+              </w:rPr>
+              <w:t>BCRYPT_RSAFULLPRIVATE_BLOB</w:t>
+            </w:r>
+          </w:p>
+        </w:tc>
+        <w:tc>
+          <w:tcPr>
+            <w:tcW w:type="dxa" w:w="2268"/>
+            <w:shd w:val="clear" w:color="auto" w:fill="FFFFFF"/>
+            <w:vAlign w:val="center"/>
+          </w:tcPr>
+          <w:p>
+            <w:r>
+              <w:rPr>
+                <w:b/>
+                <w:color w:val="C00000"/>
+                <w:sz w:val="18"/>
+              </w:rPr>
+              <w:t>✗</w:t>
+            </w:r>
+            <w:r>
+              <w:rPr>
+                <w:color w:val="000000"/>
+                <w:sz w:val="18"/>
+              </w:rPr>
+              <w:t xml:space="preserve"> </w:t>
+            </w:r>
+            <w:r>
+              <w:rPr>
+                <w:color w:val="000000"/>
+                <w:sz w:val="18"/>
+              </w:rPr>
+              <w:t>N</w:t>
+            </w:r>
+            <w:r>
+              <w:rPr>
+                <w:color w:val="000000"/>
+                <w:sz w:val="18"/>
+              </w:rPr>
+              <w:t>T</w:t>
+            </w:r>
+            <w:r>
+              <w:rPr>
+                <w:color w:val="000000"/>
+                <w:sz w:val="18"/>
+              </w:rPr>
+              <w:t>E</w:t>
+            </w:r>
+            <w:r>
+              <w:rPr>
+                <w:color w:val="000000"/>
+                <w:sz w:val="18"/>
+              </w:rPr>
+              <w:t>_</w:t>
+            </w:r>
+            <w:r>
+              <w:rPr>
+                <w:color w:val="000000"/>
+                <w:sz w:val="18"/>
+              </w:rPr>
+              <w:t>N</w:t>
+            </w:r>
+            <w:r>
+              <w:rPr>
+                <w:color w:val="000000"/>
+                <w:sz w:val="18"/>
+              </w:rPr>
+              <w:t>O</w:t>
+            </w:r>
+            <w:r>
+              <w:rPr>
+                <w:color w:val="000000"/>
+                <w:sz w:val="18"/>
+              </w:rPr>
+              <w:t>T</w:t>
+            </w:r>
+            <w:r>
+              <w:rPr>
+                <w:color w:val="000000"/>
+                <w:sz w:val="18"/>
+              </w:rPr>
+              <w:t>_</w:t>
+            </w:r>
+            <w:r>
+              <w:rPr>
+                <w:color w:val="000000"/>
+                <w:sz w:val="18"/>
+              </w:rPr>
+              <w:t>S</w:t>
+            </w:r>
+            <w:r>
+              <w:rPr>
+                <w:color w:val="000000"/>
+                <w:sz w:val="18"/>
+              </w:rPr>
+              <w:t>U</w:t>
+            </w:r>
+            <w:r>
+              <w:rPr>
+                <w:color w:val="000000"/>
+                <w:sz w:val="18"/>
+              </w:rPr>
+              <w:t>P</w:t>
+            </w:r>
+            <w:r>
+              <w:rPr>
+                <w:color w:val="000000"/>
+                <w:sz w:val="18"/>
+              </w:rPr>
+              <w:t>P</w:t>
+            </w:r>
+            <w:r>
+              <w:rPr>
+                <w:color w:val="000000"/>
+                <w:sz w:val="18"/>
+              </w:rPr>
+              <w:t>O</w:t>
+            </w:r>
+            <w:r>
+              <w:rPr>
+                <w:color w:val="000000"/>
+                <w:sz w:val="18"/>
+              </w:rPr>
+              <w:t>R</w:t>
+            </w:r>
+            <w:r>
+              <w:rPr>
+                <w:color w:val="000000"/>
+                <w:sz w:val="18"/>
+              </w:rPr>
+              <w:t>T</w:t>
+            </w:r>
+            <w:r>
+              <w:rPr>
+                <w:color w:val="000000"/>
+                <w:sz w:val="18"/>
+              </w:rPr>
+              <w:t>E</w:t>
+            </w:r>
+            <w:r>
+              <w:rPr>
+                <w:color w:val="000000"/>
+                <w:sz w:val="18"/>
+              </w:rPr>
+              <w:t>D</w:t>
+            </w:r>
+          </w:p>
+        </w:tc>
+        <w:tc>
+          <w:tcPr>
+            <w:tcW w:type="dxa" w:w="5386"/>
+            <w:shd w:val="clear" w:color="auto" w:fill="FFFFFF"/>
+            <w:vAlign w:val="center"/>
+          </w:tcPr>
+          <w:p>
+            <w:r>
+              <w:rPr>
+                <w:color w:val="000000"/>
+                <w:sz w:val="18"/>
+              </w:rPr>
+              <w:t>Keys marked CKA_EXTRACTABLE=FALSE</w:t>
+            </w:r>
+          </w:p>
+        </w:tc>
+      </w:tr>
+      <w:tr>
+        <w:tc>
+          <w:tcPr>
+            <w:tcW w:type="dxa" w:w="2551"/>
+            <w:shd w:val="clear" w:color="auto" w:fill="D6E4F7"/>
+            <w:vAlign w:val="center"/>
+          </w:tcPr>
+          <w:p>
+            <w:r>
+              <w:rPr>
+                <w:color w:val="000000"/>
+                <w:sz w:val="18"/>
+              </w:rPr>
+              <w:t>EC private key export</w:t>
+            </w:r>
+          </w:p>
+        </w:tc>
+        <w:tc>
+          <w:tcPr>
+            <w:tcW w:type="dxa" w:w="3118"/>
+            <w:shd w:val="clear" w:color="auto" w:fill="D6E4F7"/>
+            <w:vAlign w:val="center"/>
+          </w:tcPr>
+          <w:p>
+            <w:r>
+              <w:rPr>
+                <w:color w:val="000000"/>
+                <w:sz w:val="18"/>
+              </w:rPr>
+              <w:t>BCRYPT_ECCPRIVATE_BLOB</w:t>
+            </w:r>
+          </w:p>
+        </w:tc>
+        <w:tc>
+          <w:tcPr>
+            <w:tcW w:type="dxa" w:w="2268"/>
+            <w:shd w:val="clear" w:color="auto" w:fill="D6E4F7"/>
+            <w:vAlign w:val="center"/>
+          </w:tcPr>
+          <w:p>
+            <w:r>
+              <w:rPr>
+                <w:b/>
+                <w:color w:val="C00000"/>
+                <w:sz w:val="18"/>
+              </w:rPr>
+              <w:t>✗</w:t>
+            </w:r>
+            <w:r>
+              <w:rPr>
+                <w:color w:val="000000"/>
+                <w:sz w:val="18"/>
+              </w:rPr>
+              <w:t xml:space="preserve"> </w:t>
+            </w:r>
+            <w:r>
+              <w:rPr>
+                <w:color w:val="000000"/>
+                <w:sz w:val="18"/>
+              </w:rPr>
+              <w:t>N</w:t>
+            </w:r>
+            <w:r>
+              <w:rPr>
+                <w:color w:val="000000"/>
+                <w:sz w:val="18"/>
+              </w:rPr>
+              <w:t>T</w:t>
+            </w:r>
+            <w:r>
+              <w:rPr>
+                <w:color w:val="000000"/>
+                <w:sz w:val="18"/>
+              </w:rPr>
+              <w:t>E</w:t>
+            </w:r>
+            <w:r>
+              <w:rPr>
+                <w:color w:val="000000"/>
+                <w:sz w:val="18"/>
+              </w:rPr>
+              <w:t>_</w:t>
+            </w:r>
+            <w:r>
+              <w:rPr>
+                <w:color w:val="000000"/>
+                <w:sz w:val="18"/>
+              </w:rPr>
+              <w:t>N</w:t>
+            </w:r>
+            <w:r>
+              <w:rPr>
+                <w:color w:val="000000"/>
+                <w:sz w:val="18"/>
+              </w:rPr>
+              <w:t>O</w:t>
+            </w:r>
+            <w:r>
+              <w:rPr>
+                <w:color w:val="000000"/>
+                <w:sz w:val="18"/>
+              </w:rPr>
+              <w:t>T</w:t>
+            </w:r>
+            <w:r>
+              <w:rPr>
+                <w:color w:val="000000"/>
+                <w:sz w:val="18"/>
+              </w:rPr>
+              <w:t>_</w:t>
+            </w:r>
+            <w:r>
+              <w:rPr>
+                <w:color w:val="000000"/>
+                <w:sz w:val="18"/>
+              </w:rPr>
+              <w:t>S</w:t>
+            </w:r>
+            <w:r>
+              <w:rPr>
+                <w:color w:val="000000"/>
+                <w:sz w:val="18"/>
+              </w:rPr>
+              <w:t>U</w:t>
+            </w:r>
+            <w:r>
+              <w:rPr>
+                <w:color w:val="000000"/>
+                <w:sz w:val="18"/>
+              </w:rPr>
+              <w:t>P</w:t>
+            </w:r>
+            <w:r>
+              <w:rPr>
+                <w:color w:val="000000"/>
+                <w:sz w:val="18"/>
+              </w:rPr>
+              <w:t>P</w:t>
+            </w:r>
+            <w:r>
+              <w:rPr>
+                <w:color w:val="000000"/>
+                <w:sz w:val="18"/>
+              </w:rPr>
+              <w:t>O</w:t>
+            </w:r>
+            <w:r>
+              <w:rPr>
+                <w:color w:val="000000"/>
+                <w:sz w:val="18"/>
+              </w:rPr>
+              <w:t>R</w:t>
+            </w:r>
+            <w:r>
+              <w:rPr>
+                <w:color w:val="000000"/>
+                <w:sz w:val="18"/>
+              </w:rPr>
+              <w:t>T</w:t>
+            </w:r>
+            <w:r>
+              <w:rPr>
+                <w:color w:val="000000"/>
+                <w:sz w:val="18"/>
+              </w:rPr>
+              <w:t>E</w:t>
+            </w:r>
+            <w:r>
+              <w:rPr>
+                <w:color w:val="000000"/>
+                <w:sz w:val="18"/>
+              </w:rPr>
+              <w:t>D</w:t>
+            </w:r>
+          </w:p>
+        </w:tc>
+        <w:tc>
+          <w:tcPr>
+            <w:tcW w:type="dxa" w:w="5386"/>
+            <w:shd w:val="clear" w:color="auto" w:fill="D6E4F7"/>
+            <w:vAlign w:val="center"/>
+          </w:tcPr>
+          <w:p>
+            <w:r>
+              <w:rPr>
+                <w:color w:val="000000"/>
+                <w:sz w:val="18"/>
+              </w:rPr>
+              <w:t>Keys marked CKA_EXTRACTABLE=FALSE</w:t>
+            </w:r>
+          </w:p>
+        </w:tc>
+      </w:tr>
+      <w:tr>
+        <w:tc>
+          <w:tcPr>
+            <w:tcW w:type="dxa" w:w="2551"/>
+            <w:shd w:val="clear" w:color="auto" w:fill="FFFFFF"/>
+            <w:vAlign w:val="center"/>
+          </w:tcPr>
+          <w:p>
+            <w:r>
+              <w:rPr>
+                <w:color w:val="000000"/>
+                <w:sz w:val="18"/>
+              </w:rPr>
+              <w:t>Private key import</w:t>
+            </w:r>
+          </w:p>
+        </w:tc>
+        <w:tc>
+          <w:tcPr>
+            <w:tcW w:type="dxa" w:w="3118"/>
+            <w:shd w:val="clear" w:color="auto" w:fill="FFFFFF"/>
+            <w:vAlign w:val="center"/>
+          </w:tcPr>
+          <w:p>
+            <w:r>
+              <w:rPr>
+                <w:color w:val="000000"/>
+                <w:sz w:val="18"/>
+              </w:rPr>
+              <w:t>Any</w:t>
+            </w:r>
+          </w:p>
+        </w:tc>
+        <w:tc>
+          <w:tcPr>
+            <w:tcW w:type="dxa" w:w="2268"/>
+            <w:shd w:val="clear" w:color="auto" w:fill="FFFFFF"/>
+            <w:vAlign w:val="center"/>
+          </w:tcPr>
+          <w:p>
+            <w:r>
+              <w:rPr>
+                <w:b/>
+                <w:color w:val="C00000"/>
+                <w:sz w:val="18"/>
+              </w:rPr>
+              <w:t>✗</w:t>
+            </w:r>
+            <w:r>
+              <w:rPr>
+                <w:color w:val="000000"/>
+                <w:sz w:val="18"/>
+              </w:rPr>
+              <w:t xml:space="preserve"> </w:t>
+            </w:r>
+            <w:r>
+              <w:rPr>
+                <w:color w:val="000000"/>
+                <w:sz w:val="18"/>
+              </w:rPr>
+              <w:t>N</w:t>
+            </w:r>
+            <w:r>
+              <w:rPr>
+                <w:color w:val="000000"/>
+                <w:sz w:val="18"/>
+              </w:rPr>
+              <w:t>o</w:t>
+            </w:r>
+            <w:r>
+              <w:rPr>
+                <w:color w:val="000000"/>
+                <w:sz w:val="18"/>
+              </w:rPr>
+              <w:t>t</w:t>
+            </w:r>
+            <w:r>
+              <w:rPr>
+                <w:color w:val="000000"/>
+                <w:sz w:val="18"/>
+              </w:rPr>
+              <w:t xml:space="preserve"> </w:t>
+            </w:r>
+            <w:r>
+              <w:rPr>
+                <w:color w:val="000000"/>
+                <w:sz w:val="18"/>
+              </w:rPr>
+              <w:t>i</w:t>
+            </w:r>
+            <w:r>
+              <w:rPr>
+                <w:color w:val="000000"/>
+                <w:sz w:val="18"/>
+              </w:rPr>
+              <w:t>m</w:t>
+            </w:r>
+            <w:r>
+              <w:rPr>
+                <w:color w:val="000000"/>
+                <w:sz w:val="18"/>
+              </w:rPr>
+              <w:t>p</w:t>
+            </w:r>
+            <w:r>
+              <w:rPr>
+                <w:color w:val="000000"/>
+                <w:sz w:val="18"/>
+              </w:rPr>
+              <w:t>l</w:t>
+            </w:r>
+            <w:r>
+              <w:rPr>
+                <w:color w:val="000000"/>
+                <w:sz w:val="18"/>
+              </w:rPr>
+              <w:t>e</w:t>
+            </w:r>
+            <w:r>
+              <w:rPr>
+                <w:color w:val="000000"/>
+                <w:sz w:val="18"/>
+              </w:rPr>
+              <w:t>m</w:t>
+            </w:r>
+            <w:r>
+              <w:rPr>
+                <w:color w:val="000000"/>
+                <w:sz w:val="18"/>
+              </w:rPr>
+              <w:t>e</w:t>
+            </w:r>
+            <w:r>
+              <w:rPr>
+                <w:color w:val="000000"/>
+                <w:sz w:val="18"/>
+              </w:rPr>
+              <w:t>n</w:t>
+            </w:r>
+            <w:r>
+              <w:rPr>
+                <w:color w:val="000000"/>
+                <w:sz w:val="18"/>
+              </w:rPr>
+              <w:t>t</w:t>
+            </w:r>
+            <w:r>
+              <w:rPr>
+                <w:color w:val="000000"/>
+                <w:sz w:val="18"/>
+              </w:rPr>
+              <w:t>e</w:t>
+            </w:r>
+            <w:r>
+              <w:rPr>
+                <w:color w:val="000000"/>
+                <w:sz w:val="18"/>
+              </w:rPr>
+              <w:t>d</w:t>
+            </w:r>
+          </w:p>
+        </w:tc>
+        <w:tc>
+          <w:tcPr>
+            <w:tcW w:type="dxa" w:w="5386"/>
+            <w:shd w:val="clear" w:color="auto" w:fill="FFFFFF"/>
             <w:vAlign w:val="center"/>
           </w:tcPr>
           <w:p>
@@ -5857,7 +9626,7 @@
         </w:tc>
         <w:tc>
           <w:tcPr>
-            <w:tcW w:type="dxa" w:w="2268"/>
+            <w:tcW w:type="dxa" w:w="2551"/>
             <w:shd w:val="clear" w:color="auto" w:fill="1F3664"/>
             <w:vAlign w:val="center"/>
           </w:tcPr>
@@ -5877,7 +9646,7 @@
         </w:tc>
         <w:tc>
           <w:tcPr>
-            <w:tcW w:type="dxa" w:w="7370"/>
+            <w:tcW w:type="dxa" w:w="7087"/>
             <w:shd w:val="clear" w:color="auto" w:fill="1F3664"/>
             <w:vAlign w:val="center"/>
           </w:tcPr>
@@ -5915,7 +9684,7 @@
         </w:tc>
         <w:tc>
           <w:tcPr>
-            <w:tcW w:type="dxa" w:w="2268"/>
+            <w:tcW w:type="dxa" w:w="2551"/>
             <w:shd w:val="clear" w:color="auto" w:fill="D6E4F7"/>
             <w:vAlign w:val="center"/>
           </w:tcPr>
@@ -6030,7 +9799,7 @@
         </w:tc>
         <w:tc>
           <w:tcPr>
-            <w:tcW w:type="dxa" w:w="7370"/>
+            <w:tcW w:type="dxa" w:w="7087"/>
             <w:shd w:val="clear" w:color="auto" w:fill="D6E4F7"/>
             <w:vAlign w:val="center"/>
           </w:tcPr>
@@ -6064,7 +9833,7 @@
         </w:tc>
         <w:tc>
           <w:tcPr>
-            <w:tcW w:type="dxa" w:w="2268"/>
+            <w:tcW w:type="dxa" w:w="2551"/>
             <w:shd w:val="clear" w:color="auto" w:fill="FFFFFF"/>
             <w:vAlign w:val="center"/>
           </w:tcPr>
@@ -6179,7 +9948,7 @@
         </w:tc>
         <w:tc>
           <w:tcPr>
-            <w:tcW w:type="dxa" w:w="7370"/>
+            <w:tcW w:type="dxa" w:w="7087"/>
             <w:shd w:val="clear" w:color="auto" w:fill="FFFFFF"/>
             <w:vAlign w:val="center"/>
           </w:tcPr>
@@ -6207,13 +9976,13 @@
                 <w:color w:val="000000"/>
                 <w:sz w:val="18"/>
               </w:rPr>
-              <w:t>ECDH key agreement</w:t>
-            </w:r>
-          </w:p>
-        </w:tc>
-        <w:tc>
-          <w:tcPr>
-            <w:tcW w:type="dxa" w:w="2268"/>
+              <w:t>Multiple HSM slots</w:t>
+            </w:r>
+          </w:p>
+        </w:tc>
+        <w:tc>
+          <w:tcPr>
+            <w:tcW w:type="dxa" w:w="2551"/>
             <w:shd w:val="clear" w:color="auto" w:fill="D6E4F7"/>
             <w:vAlign w:val="center"/>
           </w:tcPr>
@@ -6266,14 +10035,14 @@
                 <w:color w:val="000000"/>
                 <w:sz w:val="18"/>
               </w:rPr>
-              <w:t>i</w:t>
-            </w:r>
-            <w:r>
-              <w:rPr>
-                <w:color w:val="000000"/>
-                <w:sz w:val="18"/>
-              </w:rPr>
-              <w:t>m</w:t>
+              <w:t>s</w:t>
+            </w:r>
+            <w:r>
+              <w:rPr>
+                <w:color w:val="000000"/>
+                <w:sz w:val="18"/>
+              </w:rPr>
+              <w:t>u</w:t>
             </w:r>
             <w:r>
               <w:rPr>
@@ -6287,7 +10056,28 @@
                 <w:color w:val="000000"/>
                 <w:sz w:val="18"/>
               </w:rPr>
-              <w:t>l</w:t>
+              <w:t>p</w:t>
+            </w:r>
+            <w:r>
+              <w:rPr>
+                <w:color w:val="000000"/>
+                <w:sz w:val="18"/>
+              </w:rPr>
+              <w:t>o</w:t>
+            </w:r>
+            <w:r>
+              <w:rPr>
+                <w:color w:val="000000"/>
+                <w:sz w:val="18"/>
+              </w:rPr>
+              <w:t>r</w:t>
+            </w:r>
+            <w:r>
+              <w:rPr>
+                <w:color w:val="000000"/>
+                <w:sz w:val="18"/>
+              </w:rPr>
+              <w:t>t</w:t>
             </w:r>
             <w:r>
               <w:rPr>
@@ -6301,48 +10091,13 @@
                 <w:color w:val="000000"/>
                 <w:sz w:val="18"/>
               </w:rPr>
-              <w:t>m</w:t>
-            </w:r>
-            <w:r>
-              <w:rPr>
-                <w:color w:val="000000"/>
-                <w:sz w:val="18"/>
-              </w:rPr>
-              <w:t>e</w:t>
-            </w:r>
-            <w:r>
-              <w:rPr>
-                <w:color w:val="000000"/>
-                <w:sz w:val="18"/>
-              </w:rPr>
-              <w:t>n</w:t>
-            </w:r>
-            <w:r>
-              <w:rPr>
-                <w:color w:val="000000"/>
-                <w:sz w:val="18"/>
-              </w:rPr>
-              <w:t>t</w:t>
-            </w:r>
-            <w:r>
-              <w:rPr>
-                <w:color w:val="000000"/>
-                <w:sz w:val="18"/>
-              </w:rPr>
-              <w:t>e</w:t>
-            </w:r>
-            <w:r>
-              <w:rPr>
-                <w:color w:val="000000"/>
-                <w:sz w:val="18"/>
-              </w:rPr>
               <w:t>d</w:t>
             </w:r>
           </w:p>
         </w:tc>
         <w:tc>
           <w:tcPr>
-            <w:tcW w:type="dxa" w:w="7370"/>
+            <w:tcW w:type="dxa" w:w="7087"/>
             <w:shd w:val="clear" w:color="auto" w:fill="D6E4F7"/>
             <w:vAlign w:val="center"/>
           </w:tcPr>
@@ -6352,7 +10107,7 @@
                 <w:color w:val="000000"/>
                 <w:sz w:val="18"/>
               </w:rPr>
-              <w:t>Out of scope; AT_SIGNATURE keys only</w:t>
+              <w:t>Only the first slot with a token present is used</w:t>
             </w:r>
           </w:p>
         </w:tc>
@@ -6370,13 +10125,13 @@
                 <w:color w:val="000000"/>
                 <w:sz w:val="18"/>
               </w:rPr>
-              <w:t>Multiple HSM slots</w:t>
-            </w:r>
-          </w:p>
-        </w:tc>
-        <w:tc>
-          <w:tcPr>
-            <w:tcW w:type="dxa" w:w="2268"/>
+              <w:t>RSA sizes other than 2048/3072/4096</w:t>
+            </w:r>
+          </w:p>
+        </w:tc>
+        <w:tc>
+          <w:tcPr>
+            <w:tcW w:type="dxa" w:w="2551"/>
             <w:shd w:val="clear" w:color="auto" w:fill="FFFFFF"/>
             <w:vAlign w:val="center"/>
           </w:tcPr>
@@ -6401,6 +10156,76 @@
                 <w:color w:val="000000"/>
                 <w:sz w:val="18"/>
               </w:rPr>
+              <w:t>R</w:t>
+            </w:r>
+            <w:r>
+              <w:rPr>
+                <w:color w:val="000000"/>
+                <w:sz w:val="18"/>
+              </w:rPr>
+              <w:t>e</w:t>
+            </w:r>
+            <w:r>
+              <w:rPr>
+                <w:color w:val="000000"/>
+                <w:sz w:val="18"/>
+              </w:rPr>
+              <w:t>j</w:t>
+            </w:r>
+            <w:r>
+              <w:rPr>
+                <w:color w:val="000000"/>
+                <w:sz w:val="18"/>
+              </w:rPr>
+              <w:t>e</w:t>
+            </w:r>
+            <w:r>
+              <w:rPr>
+                <w:color w:val="000000"/>
+                <w:sz w:val="18"/>
+              </w:rPr>
+              <w:t>c</w:t>
+            </w:r>
+            <w:r>
+              <w:rPr>
+                <w:color w:val="000000"/>
+                <w:sz w:val="18"/>
+              </w:rPr>
+              <w:t>t</w:t>
+            </w:r>
+            <w:r>
+              <w:rPr>
+                <w:color w:val="000000"/>
+                <w:sz w:val="18"/>
+              </w:rPr>
+              <w:t>e</w:t>
+            </w:r>
+            <w:r>
+              <w:rPr>
+                <w:color w:val="000000"/>
+                <w:sz w:val="18"/>
+              </w:rPr>
+              <w:t>d</w:t>
+            </w:r>
+            <w:r>
+              <w:rPr>
+                <w:color w:val="000000"/>
+                <w:sz w:val="18"/>
+              </w:rPr>
+              <w:t xml:space="preserve"> </w:t>
+            </w:r>
+            <w:r>
+              <w:rPr>
+                <w:color w:val="000000"/>
+                <w:sz w:val="18"/>
+              </w:rPr>
+              <w:t>(</w:t>
+            </w:r>
+            <w:r>
+              <w:rPr>
+                <w:color w:val="000000"/>
+                <w:sz w:val="18"/>
+              </w:rPr>
               <w:t>N</w:t>
             </w:r>
             <w:r>
@@ -6408,90 +10233,83 @@
                 <w:color w:val="000000"/>
                 <w:sz w:val="18"/>
               </w:rPr>
-              <w:t>o</w:t>
-            </w:r>
-            <w:r>
-              <w:rPr>
-                <w:color w:val="000000"/>
-                <w:sz w:val="18"/>
-              </w:rPr>
-              <w:t>t</w:t>
-            </w:r>
-            <w:r>
-              <w:rPr>
-                <w:color w:val="000000"/>
-                <w:sz w:val="18"/>
-              </w:rPr>
-              <w:t xml:space="preserve"> </w:t>
-            </w:r>
-            <w:r>
-              <w:rPr>
-                <w:color w:val="000000"/>
-                <w:sz w:val="18"/>
-              </w:rPr>
-              <w:t>s</w:t>
-            </w:r>
-            <w:r>
-              <w:rPr>
-                <w:color w:val="000000"/>
-                <w:sz w:val="18"/>
-              </w:rPr>
-              <w:t>u</w:t>
-            </w:r>
-            <w:r>
-              <w:rPr>
-                <w:color w:val="000000"/>
-                <w:sz w:val="18"/>
-              </w:rPr>
-              <w:t>p</w:t>
-            </w:r>
-            <w:r>
-              <w:rPr>
-                <w:color w:val="000000"/>
-                <w:sz w:val="18"/>
-              </w:rPr>
-              <w:t>p</w:t>
-            </w:r>
-            <w:r>
-              <w:rPr>
-                <w:color w:val="000000"/>
-                <w:sz w:val="18"/>
-              </w:rPr>
-              <w:t>o</w:t>
-            </w:r>
-            <w:r>
-              <w:rPr>
-                <w:color w:val="000000"/>
-                <w:sz w:val="18"/>
-              </w:rPr>
-              <w:t>r</w:t>
-            </w:r>
-            <w:r>
-              <w:rPr>
-                <w:color w:val="000000"/>
-                <w:sz w:val="18"/>
-              </w:rPr>
-              <w:t>t</w:t>
-            </w:r>
-            <w:r>
-              <w:rPr>
-                <w:color w:val="000000"/>
-                <w:sz w:val="18"/>
-              </w:rPr>
-              <w:t>e</w:t>
-            </w:r>
-            <w:r>
-              <w:rPr>
-                <w:color w:val="000000"/>
-                <w:sz w:val="18"/>
-              </w:rPr>
-              <w:t>d</w:t>
-            </w:r>
-          </w:p>
-        </w:tc>
-        <w:tc>
-          <w:tcPr>
-            <w:tcW w:type="dxa" w:w="7370"/>
+              <w:t>T</w:t>
+            </w:r>
+            <w:r>
+              <w:rPr>
+                <w:color w:val="000000"/>
+                <w:sz w:val="18"/>
+              </w:rPr>
+              <w:t>E</w:t>
+            </w:r>
+            <w:r>
+              <w:rPr>
+                <w:color w:val="000000"/>
+                <w:sz w:val="18"/>
+              </w:rPr>
+              <w:t>_</w:t>
+            </w:r>
+            <w:r>
+              <w:rPr>
+                <w:color w:val="000000"/>
+                <w:sz w:val="18"/>
+              </w:rPr>
+              <w:t>B</w:t>
+            </w:r>
+            <w:r>
+              <w:rPr>
+                <w:color w:val="000000"/>
+                <w:sz w:val="18"/>
+              </w:rPr>
+              <w:t>A</w:t>
+            </w:r>
+            <w:r>
+              <w:rPr>
+                <w:color w:val="000000"/>
+                <w:sz w:val="18"/>
+              </w:rPr>
+              <w:t>D</w:t>
+            </w:r>
+            <w:r>
+              <w:rPr>
+                <w:color w:val="000000"/>
+                <w:sz w:val="18"/>
+              </w:rPr>
+              <w:t>_</w:t>
+            </w:r>
+            <w:r>
+              <w:rPr>
+                <w:color w:val="000000"/>
+                <w:sz w:val="18"/>
+              </w:rPr>
+              <w:t>L</w:t>
+            </w:r>
+            <w:r>
+              <w:rPr>
+                <w:color w:val="000000"/>
+                <w:sz w:val="18"/>
+              </w:rPr>
+              <w:t>E</w:t>
+            </w:r>
+            <w:r>
+              <w:rPr>
+                <w:color w:val="000000"/>
+                <w:sz w:val="18"/>
+              </w:rPr>
+              <w:t>N</w:t>
+            </w:r>
+            <w:r>
+              <w:rPr>
+                <w:color w:val="000000"/>
+                <w:sz w:val="18"/>
+              </w:rPr>
+              <w:t>)</w:t>
+            </w:r>
+          </w:p>
+        </w:tc>
+        <w:tc>
+          <w:tcPr>
+            <w:tcW w:type="dxa" w:w="7087"/>
             <w:shd w:val="clear" w:color="auto" w:fill="FFFFFF"/>
             <w:vAlign w:val="center"/>
           </w:tcPr>
@@ -6501,7 +10319,7 @@
                 <w:color w:val="000000"/>
                 <w:sz w:val="18"/>
               </w:rPr>
-              <w:t>Only the first slot with a token present is used</w:t>
+              <w:t>Hardcoded validation in ksp_properties.c</w:t>
             </w:r>
           </w:p>
         </w:tc>
@@ -6519,13 +10337,13 @@
                 <w:color w:val="000000"/>
                 <w:sz w:val="18"/>
               </w:rPr>
-              <w:t>RSA sizes other than 2048/3072/4096</w:t>
-            </w:r>
-          </w:p>
-        </w:tc>
-        <w:tc>
-          <w:tcPr>
-            <w:tcW w:type="dxa" w:w="2268"/>
+              <w:t>AES sizes other than 128/192/256</w:t>
+            </w:r>
+          </w:p>
+        </w:tc>
+        <w:tc>
+          <w:tcPr>
+            <w:tcW w:type="dxa" w:w="2551"/>
             <w:shd w:val="clear" w:color="auto" w:fill="D6E4F7"/>
             <w:vAlign w:val="center"/>
           </w:tcPr>
@@ -6703,7 +10521,7 @@
         </w:tc>
         <w:tc>
           <w:tcPr>
-            <w:tcW w:type="dxa" w:w="7370"/>
+            <w:tcW w:type="dxa" w:w="7087"/>
             <w:shd w:val="clear" w:color="auto" w:fill="D6E4F7"/>
             <w:vAlign w:val="center"/>
           </w:tcPr>
@@ -6731,13 +10549,13 @@
                 <w:color w:val="000000"/>
                 <w:sz w:val="18"/>
               </w:rPr>
-              <w:t>EC curves other than P-256 / P-384</w:t>
-            </w:r>
-          </w:p>
-        </w:tc>
-        <w:tc>
-          <w:tcPr>
-            <w:tcW w:type="dxa" w:w="2268"/>
+              <w:t>EC curves beyond P-256/384/521, Ed25519, Ed448</w:t>
+            </w:r>
+          </w:p>
+        </w:tc>
+        <w:tc>
+          <w:tcPr>
+            <w:tcW w:type="dxa" w:w="2551"/>
             <w:shd w:val="clear" w:color="auto" w:fill="FFFFFF"/>
             <w:vAlign w:val="center"/>
           </w:tcPr>
@@ -6852,7 +10670,7 @@
         </w:tc>
         <w:tc>
           <w:tcPr>
-            <w:tcW w:type="dxa" w:w="7370"/>
+            <w:tcW w:type="dxa" w:w="7087"/>
             <w:shd w:val="clear" w:color="auto" w:fill="FFFFFF"/>
             <w:vAlign w:val="center"/>
           </w:tcPr>
@@ -6862,7 +10680,7 @@
                 <w:color w:val="000000"/>
                 <w:sz w:val="18"/>
               </w:rPr>
-              <w:t>Only two OIDs defined in config.h</w:t>
+              <w:t>Only these OIDs are defined in config.h</w:t>
             </w:r>
           </w:p>
         </w:tc>
@@ -6880,13 +10698,13 @@
                 <w:color w:val="000000"/>
                 <w:sz w:val="18"/>
               </w:rPr>
-              <w:t>SHA-3 family hash algorithms</w:t>
-            </w:r>
-          </w:p>
-        </w:tc>
-        <w:tc>
-          <w:tcPr>
-            <w:tcW w:type="dxa" w:w="2268"/>
+              <w:t>AES-CCM and AES-CFB</w:t>
+            </w:r>
+          </w:p>
+        </w:tc>
+        <w:tc>
+          <w:tcPr>
+            <w:tcW w:type="dxa" w:w="2551"/>
             <w:shd w:val="clear" w:color="auto" w:fill="D6E4F7"/>
             <w:vAlign w:val="center"/>
           </w:tcPr>
@@ -6918,90 +10736,118 @@
                 <w:color w:val="000000"/>
                 <w:sz w:val="18"/>
               </w:rPr>
-              <w:t>o</w:t>
-            </w:r>
-            <w:r>
-              <w:rPr>
-                <w:color w:val="000000"/>
-                <w:sz w:val="18"/>
-              </w:rPr>
-              <w:t>t</w:t>
-            </w:r>
-            <w:r>
-              <w:rPr>
-                <w:color w:val="000000"/>
-                <w:sz w:val="18"/>
-              </w:rPr>
-              <w:t xml:space="preserve"> </w:t>
-            </w:r>
-            <w:r>
-              <w:rPr>
-                <w:color w:val="000000"/>
-                <w:sz w:val="18"/>
-              </w:rPr>
-              <w:t>s</w:t>
-            </w:r>
-            <w:r>
-              <w:rPr>
-                <w:color w:val="000000"/>
-                <w:sz w:val="18"/>
-              </w:rPr>
-              <w:t>u</w:t>
-            </w:r>
-            <w:r>
-              <w:rPr>
-                <w:color w:val="000000"/>
-                <w:sz w:val="18"/>
-              </w:rPr>
-              <w:t>p</w:t>
-            </w:r>
-            <w:r>
-              <w:rPr>
-                <w:color w:val="000000"/>
-                <w:sz w:val="18"/>
-              </w:rPr>
-              <w:t>p</w:t>
-            </w:r>
-            <w:r>
-              <w:rPr>
-                <w:color w:val="000000"/>
-                <w:sz w:val="18"/>
-              </w:rPr>
-              <w:t>o</w:t>
-            </w:r>
-            <w:r>
-              <w:rPr>
-                <w:color w:val="000000"/>
-                <w:sz w:val="18"/>
-              </w:rPr>
-              <w:t>r</w:t>
-            </w:r>
-            <w:r>
-              <w:rPr>
-                <w:color w:val="000000"/>
-                <w:sz w:val="18"/>
-              </w:rPr>
-              <w:t>t</w:t>
-            </w:r>
-            <w:r>
-              <w:rPr>
-                <w:color w:val="000000"/>
-                <w:sz w:val="18"/>
-              </w:rPr>
-              <w:t>e</w:t>
-            </w:r>
-            <w:r>
-              <w:rPr>
-                <w:color w:val="000000"/>
-                <w:sz w:val="18"/>
-              </w:rPr>
-              <w:t>d</w:t>
-            </w:r>
-          </w:p>
-        </w:tc>
-        <w:tc>
-          <w:tcPr>
-            <w:tcW w:type="dxa" w:w="7370"/>
+              <w:t>T</w:t>
+            </w:r>
+            <w:r>
+              <w:rPr>
+                <w:color w:val="000000"/>
+                <w:sz w:val="18"/>
+              </w:rPr>
+              <w:t>E</w:t>
+            </w:r>
+            <w:r>
+              <w:rPr>
+                <w:color w:val="000000"/>
+                <w:sz w:val="18"/>
+              </w:rPr>
+              <w:t>_</w:t>
+            </w:r>
+            <w:r>
+              <w:rPr>
+                <w:color w:val="000000"/>
+                <w:sz w:val="18"/>
+              </w:rPr>
+              <w:t>N</w:t>
+            </w:r>
+            <w:r>
+              <w:rPr>
+                <w:color w:val="000000"/>
+                <w:sz w:val="18"/>
+              </w:rPr>
+              <w:t>O</w:t>
+            </w:r>
+            <w:r>
+              <w:rPr>
+                <w:color w:val="000000"/>
+                <w:sz w:val="18"/>
+              </w:rPr>
+              <w:t>T</w:t>
+            </w:r>
+            <w:r>
+              <w:rPr>
+                <w:color w:val="000000"/>
+                <w:sz w:val="18"/>
+              </w:rPr>
+              <w:t>_</w:t>
+            </w:r>
+            <w:r>
+              <w:rPr>
+                <w:color w:val="000000"/>
+                <w:sz w:val="18"/>
+              </w:rPr>
+              <w:t>S</w:t>
+            </w:r>
+            <w:r>
+              <w:rPr>
+                <w:color w:val="000000"/>
+                <w:sz w:val="18"/>
+              </w:rPr>
+              <w:t>U</w:t>
+            </w:r>
+            <w:r>
+              <w:rPr>
+                <w:color w:val="000000"/>
+                <w:sz w:val="18"/>
+              </w:rPr>
+              <w:t>P</w:t>
+            </w:r>
+            <w:r>
+              <w:rPr>
+                <w:color w:val="000000"/>
+                <w:sz w:val="18"/>
+              </w:rPr>
+              <w:t>P</w:t>
+            </w:r>
+            <w:r>
+              <w:rPr>
+                <w:color w:val="000000"/>
+                <w:sz w:val="18"/>
+              </w:rPr>
+              <w:t>O</w:t>
+            </w:r>
+            <w:r>
+              <w:rPr>
+                <w:color w:val="000000"/>
+                <w:sz w:val="18"/>
+              </w:rPr>
+              <w:t>R</w:t>
+            </w:r>
+            <w:r>
+              <w:rPr>
+                <w:color w:val="000000"/>
+                <w:sz w:val="18"/>
+              </w:rPr>
+              <w:t>T</w:t>
+            </w:r>
+            <w:r>
+              <w:rPr>
+                <w:color w:val="000000"/>
+                <w:sz w:val="18"/>
+              </w:rPr>
+              <w:t>E</w:t>
+            </w:r>
+            <w:r>
+              <w:rPr>
+                <w:color w:val="000000"/>
+                <w:sz w:val="18"/>
+              </w:rPr>
+              <w:t>D</w:t>
+            </w:r>
+          </w:p>
+        </w:tc>
+        <w:tc>
+          <w:tcPr>
+            <w:tcW w:type="dxa" w:w="7087"/>
             <w:shd w:val="clear" w:color="auto" w:fill="D6E4F7"/>
             <w:vAlign w:val="center"/>
           </w:tcPr>
@@ -7011,7 +10857,7 @@
                 <w:color w:val="000000"/>
                 <w:sz w:val="18"/>
               </w:rPr>
-              <w:t>SoftHSM2 PKCS#11 hash mapping not defined</w:t>
+              <w:t>No SoftHSM2 mechanism wired to these modes</w:t>
             </w:r>
           </w:p>
         </w:tc>
@@ -7029,13 +10875,13 @@
                 <w:color w:val="000000"/>
                 <w:sz w:val="18"/>
               </w:rPr>
-              <w:t>Re-initialization without process restart</w:t>
-            </w:r>
-          </w:p>
-        </w:tc>
-        <w:tc>
-          <w:tcPr>
-            <w:tcW w:type="dxa" w:w="2268"/>
+              <w:t>Hash-based KDFs in NCryptDeriveKey</w:t>
+            </w:r>
+          </w:p>
+        </w:tc>
+        <w:tc>
+          <w:tcPr>
+            <w:tcW w:type="dxa" w:w="2551"/>
             <w:shd w:val="clear" w:color="auto" w:fill="FFFFFF"/>
             <w:vAlign w:val="center"/>
           </w:tcPr>
@@ -7067,6 +10913,204 @@
                 <w:color w:val="000000"/>
                 <w:sz w:val="18"/>
               </w:rPr>
+              <w:t>T</w:t>
+            </w:r>
+            <w:r>
+              <w:rPr>
+                <w:color w:val="000000"/>
+                <w:sz w:val="18"/>
+              </w:rPr>
+              <w:t>E</w:t>
+            </w:r>
+            <w:r>
+              <w:rPr>
+                <w:color w:val="000000"/>
+                <w:sz w:val="18"/>
+              </w:rPr>
+              <w:t>_</w:t>
+            </w:r>
+            <w:r>
+              <w:rPr>
+                <w:color w:val="000000"/>
+                <w:sz w:val="18"/>
+              </w:rPr>
+              <w:t>N</w:t>
+            </w:r>
+            <w:r>
+              <w:rPr>
+                <w:color w:val="000000"/>
+                <w:sz w:val="18"/>
+              </w:rPr>
+              <w:t>O</w:t>
+            </w:r>
+            <w:r>
+              <w:rPr>
+                <w:color w:val="000000"/>
+                <w:sz w:val="18"/>
+              </w:rPr>
+              <w:t>T</w:t>
+            </w:r>
+            <w:r>
+              <w:rPr>
+                <w:color w:val="000000"/>
+                <w:sz w:val="18"/>
+              </w:rPr>
+              <w:t>_</w:t>
+            </w:r>
+            <w:r>
+              <w:rPr>
+                <w:color w:val="000000"/>
+                <w:sz w:val="18"/>
+              </w:rPr>
+              <w:t>S</w:t>
+            </w:r>
+            <w:r>
+              <w:rPr>
+                <w:color w:val="000000"/>
+                <w:sz w:val="18"/>
+              </w:rPr>
+              <w:t>U</w:t>
+            </w:r>
+            <w:r>
+              <w:rPr>
+                <w:color w:val="000000"/>
+                <w:sz w:val="18"/>
+              </w:rPr>
+              <w:t>P</w:t>
+            </w:r>
+            <w:r>
+              <w:rPr>
+                <w:color w:val="000000"/>
+                <w:sz w:val="18"/>
+              </w:rPr>
+              <w:t>P</w:t>
+            </w:r>
+            <w:r>
+              <w:rPr>
+                <w:color w:val="000000"/>
+                <w:sz w:val="18"/>
+              </w:rPr>
+              <w:t>O</w:t>
+            </w:r>
+            <w:r>
+              <w:rPr>
+                <w:color w:val="000000"/>
+                <w:sz w:val="18"/>
+              </w:rPr>
+              <w:t>R</w:t>
+            </w:r>
+            <w:r>
+              <w:rPr>
+                <w:color w:val="000000"/>
+                <w:sz w:val="18"/>
+              </w:rPr>
+              <w:t>T</w:t>
+            </w:r>
+            <w:r>
+              <w:rPr>
+                <w:color w:val="000000"/>
+                <w:sz w:val="18"/>
+              </w:rPr>
+              <w:t>E</w:t>
+            </w:r>
+            <w:r>
+              <w:rPr>
+                <w:color w:val="000000"/>
+                <w:sz w:val="18"/>
+              </w:rPr>
+              <w:t>D</w:t>
+            </w:r>
+          </w:p>
+        </w:tc>
+        <w:tc>
+          <w:tcPr>
+            <w:tcW w:type="dxa" w:w="7087"/>
+            <w:shd w:val="clear" w:color="auto" w:fill="FFFFFF"/>
+            <w:vAlign w:val="center"/>
+          </w:tcPr>
+          <w:p>
+            <w:r>
+              <w:rPr>
+                <w:color w:val="000000"/>
+                <w:sz w:val="18"/>
+              </w:rPr>
+              <w:t>Request BCRYPT_KDF_RAW_SECRET and run the KDF with BCrypt</w:t>
+            </w:r>
+          </w:p>
+        </w:tc>
+      </w:tr>
+      <w:tr>
+        <w:tc>
+          <w:tcPr>
+            <w:tcW w:type="dxa" w:w="3685"/>
+            <w:shd w:val="clear" w:color="auto" w:fill="D6E4F7"/>
+            <w:vAlign w:val="center"/>
+          </w:tcPr>
+          <w:p>
+            <w:r>
+              <w:rPr>
+                <w:color w:val="000000"/>
+                <w:sz w:val="18"/>
+              </w:rPr>
+              <w:t>DES / 3DES, DSA, PKCS#3 DH, GOST</w:t>
+            </w:r>
+          </w:p>
+        </w:tc>
+        <w:tc>
+          <w:tcPr>
+            <w:tcW w:type="dxa" w:w="2551"/>
+            <w:shd w:val="clear" w:color="auto" w:fill="D6E4F7"/>
+            <w:vAlign w:val="center"/>
+          </w:tcPr>
+          <w:p>
+            <w:r>
+              <w:rPr>
+                <w:b/>
+                <w:color w:val="C00000"/>
+                <w:sz w:val="18"/>
+              </w:rPr>
+              <w:t>✗</w:t>
+            </w:r>
+            <w:r>
+              <w:rPr>
+                <w:color w:val="000000"/>
+                <w:sz w:val="18"/>
+              </w:rPr>
+              <w:t xml:space="preserve"> </w:t>
+            </w:r>
+            <w:r>
+              <w:rPr>
+                <w:color w:val="000000"/>
+                <w:sz w:val="18"/>
+              </w:rPr>
+              <w:t>O</w:t>
+            </w:r>
+            <w:r>
+              <w:rPr>
+                <w:color w:val="000000"/>
+                <w:sz w:val="18"/>
+              </w:rPr>
+              <w:t>u</w:t>
+            </w:r>
+            <w:r>
+              <w:rPr>
+                <w:color w:val="000000"/>
+                <w:sz w:val="18"/>
+              </w:rPr>
+              <w:t>t</w:t>
+            </w:r>
+            <w:r>
+              <w:rPr>
+                <w:color w:val="000000"/>
+                <w:sz w:val="18"/>
+              </w:rPr>
+              <w:t xml:space="preserve"> </w:t>
+            </w:r>
+            <w:r>
+              <w:rPr>
+                <w:color w:val="000000"/>
+                <w:sz w:val="18"/>
+              </w:rPr>
               <w:t>o</w:t>
             </w:r>
             <w:r>
@@ -7074,6 +11118,332 @@
                 <w:color w:val="000000"/>
                 <w:sz w:val="18"/>
               </w:rPr>
+              <w:t>f</w:t>
+            </w:r>
+            <w:r>
+              <w:rPr>
+                <w:color w:val="000000"/>
+                <w:sz w:val="18"/>
+              </w:rPr>
+              <w:t xml:space="preserve"> </w:t>
+            </w:r>
+            <w:r>
+              <w:rPr>
+                <w:color w:val="000000"/>
+                <w:sz w:val="18"/>
+              </w:rPr>
+              <w:t>s</w:t>
+            </w:r>
+            <w:r>
+              <w:rPr>
+                <w:color w:val="000000"/>
+                <w:sz w:val="18"/>
+              </w:rPr>
+              <w:t>c</w:t>
+            </w:r>
+            <w:r>
+              <w:rPr>
+                <w:color w:val="000000"/>
+                <w:sz w:val="18"/>
+              </w:rPr>
+              <w:t>o</w:t>
+            </w:r>
+            <w:r>
+              <w:rPr>
+                <w:color w:val="000000"/>
+                <w:sz w:val="18"/>
+              </w:rPr>
+              <w:t>p</w:t>
+            </w:r>
+            <w:r>
+              <w:rPr>
+                <w:color w:val="000000"/>
+                <w:sz w:val="18"/>
+              </w:rPr>
+              <w:t>e</w:t>
+            </w:r>
+          </w:p>
+        </w:tc>
+        <w:tc>
+          <w:tcPr>
+            <w:tcW w:type="dxa" w:w="7087"/>
+            <w:shd w:val="clear" w:color="auto" w:fill="D6E4F7"/>
+            <w:vAlign w:val="center"/>
+          </w:tcPr>
+          <w:p>
+            <w:r>
+              <w:rPr>
+                <w:color w:val="000000"/>
+                <w:sz w:val="18"/>
+              </w:rPr>
+              <w:t>Deprecated, or outside the Microsoft HLK test plan</w:t>
+            </w:r>
+          </w:p>
+        </w:tc>
+      </w:tr>
+      <w:tr>
+        <w:tc>
+          <w:tcPr>
+            <w:tcW w:type="dxa" w:w="3685"/>
+            <w:shd w:val="clear" w:color="auto" w:fill="FFFFFF"/>
+            <w:vAlign w:val="center"/>
+          </w:tcPr>
+          <w:p>
+            <w:r>
+              <w:rPr>
+                <w:color w:val="000000"/>
+                <w:sz w:val="18"/>
+              </w:rPr>
+              <w:t>Raw hash and sign-with-hash mechanisms</w:t>
+            </w:r>
+          </w:p>
+        </w:tc>
+        <w:tc>
+          <w:tcPr>
+            <w:tcW w:type="dxa" w:w="2551"/>
+            <w:shd w:val="clear" w:color="auto" w:fill="FFFFFF"/>
+            <w:vAlign w:val="center"/>
+          </w:tcPr>
+          <w:p>
+            <w:r>
+              <w:rPr>
+                <w:b/>
+                <w:color w:val="C00000"/>
+                <w:sz w:val="18"/>
+              </w:rPr>
+              <w:t>✗</w:t>
+            </w:r>
+            <w:r>
+              <w:rPr>
+                <w:color w:val="000000"/>
+                <w:sz w:val="18"/>
+              </w:rPr>
+              <w:t xml:space="preserve"> </w:t>
+            </w:r>
+            <w:r>
+              <w:rPr>
+                <w:color w:val="000000"/>
+                <w:sz w:val="18"/>
+              </w:rPr>
+              <w:t>U</w:t>
+            </w:r>
+            <w:r>
+              <w:rPr>
+                <w:color w:val="000000"/>
+                <w:sz w:val="18"/>
+              </w:rPr>
+              <w:t>n</w:t>
+            </w:r>
+            <w:r>
+              <w:rPr>
+                <w:color w:val="000000"/>
+                <w:sz w:val="18"/>
+              </w:rPr>
+              <w:t>r</w:t>
+            </w:r>
+            <w:r>
+              <w:rPr>
+                <w:color w:val="000000"/>
+                <w:sz w:val="18"/>
+              </w:rPr>
+              <w:t>e</w:t>
+            </w:r>
+            <w:r>
+              <w:rPr>
+                <w:color w:val="000000"/>
+                <w:sz w:val="18"/>
+              </w:rPr>
+              <w:t>a</w:t>
+            </w:r>
+            <w:r>
+              <w:rPr>
+                <w:color w:val="000000"/>
+                <w:sz w:val="18"/>
+              </w:rPr>
+              <w:t>c</w:t>
+            </w:r>
+            <w:r>
+              <w:rPr>
+                <w:color w:val="000000"/>
+                <w:sz w:val="18"/>
+              </w:rPr>
+              <w:t>h</w:t>
+            </w:r>
+            <w:r>
+              <w:rPr>
+                <w:color w:val="000000"/>
+                <w:sz w:val="18"/>
+              </w:rPr>
+              <w:t>a</w:t>
+            </w:r>
+            <w:r>
+              <w:rPr>
+                <w:color w:val="000000"/>
+                <w:sz w:val="18"/>
+              </w:rPr>
+              <w:t>b</w:t>
+            </w:r>
+            <w:r>
+              <w:rPr>
+                <w:color w:val="000000"/>
+                <w:sz w:val="18"/>
+              </w:rPr>
+              <w:t>l</w:t>
+            </w:r>
+            <w:r>
+              <w:rPr>
+                <w:color w:val="000000"/>
+                <w:sz w:val="18"/>
+              </w:rPr>
+              <w:t>e</w:t>
+            </w:r>
+            <w:r>
+              <w:rPr>
+                <w:color w:val="000000"/>
+                <w:sz w:val="18"/>
+              </w:rPr>
+              <w:t xml:space="preserve"> </w:t>
+            </w:r>
+            <w:r>
+              <w:rPr>
+                <w:color w:val="000000"/>
+                <w:sz w:val="18"/>
+              </w:rPr>
+              <w:t>b</w:t>
+            </w:r>
+            <w:r>
+              <w:rPr>
+                <w:color w:val="000000"/>
+                <w:sz w:val="18"/>
+              </w:rPr>
+              <w:t>y</w:t>
+            </w:r>
+            <w:r>
+              <w:rPr>
+                <w:color w:val="000000"/>
+                <w:sz w:val="18"/>
+              </w:rPr>
+              <w:t xml:space="preserve"> </w:t>
+            </w:r>
+            <w:r>
+              <w:rPr>
+                <w:color w:val="000000"/>
+                <w:sz w:val="18"/>
+              </w:rPr>
+              <w:t>d</w:t>
+            </w:r>
+            <w:r>
+              <w:rPr>
+                <w:color w:val="000000"/>
+                <w:sz w:val="18"/>
+              </w:rPr>
+              <w:t>e</w:t>
+            </w:r>
+            <w:r>
+              <w:rPr>
+                <w:color w:val="000000"/>
+                <w:sz w:val="18"/>
+              </w:rPr>
+              <w:t>s</w:t>
+            </w:r>
+            <w:r>
+              <w:rPr>
+                <w:color w:val="000000"/>
+                <w:sz w:val="18"/>
+              </w:rPr>
+              <w:t>i</w:t>
+            </w:r>
+            <w:r>
+              <w:rPr>
+                <w:color w:val="000000"/>
+                <w:sz w:val="18"/>
+              </w:rPr>
+              <w:t>g</w:t>
+            </w:r>
+            <w:r>
+              <w:rPr>
+                <w:color w:val="000000"/>
+                <w:sz w:val="18"/>
+              </w:rPr>
+              <w:t>n</w:t>
+            </w:r>
+          </w:p>
+        </w:tc>
+        <w:tc>
+          <w:tcPr>
+            <w:tcW w:type="dxa" w:w="7087"/>
+            <w:shd w:val="clear" w:color="auto" w:fill="FFFFFF"/>
+            <w:vAlign w:val="center"/>
+          </w:tcPr>
+          <w:p>
+            <w:r>
+              <w:rPr>
+                <w:color w:val="000000"/>
+                <w:sz w:val="18"/>
+              </w:rPr>
+              <w:t>CNG always supplies NCryptSignHash a pre-computed digest</w:t>
+            </w:r>
+          </w:p>
+        </w:tc>
+      </w:tr>
+      <w:tr>
+        <w:tc>
+          <w:tcPr>
+            <w:tcW w:type="dxa" w:w="3685"/>
+            <w:shd w:val="clear" w:color="auto" w:fill="D6E4F7"/>
+            <w:vAlign w:val="center"/>
+          </w:tcPr>
+          <w:p>
+            <w:r>
+              <w:rPr>
+                <w:color w:val="000000"/>
+                <w:sz w:val="18"/>
+              </w:rPr>
+              <w:t>SHA-3 family hash algorithms</w:t>
+            </w:r>
+          </w:p>
+        </w:tc>
+        <w:tc>
+          <w:tcPr>
+            <w:tcW w:type="dxa" w:w="2551"/>
+            <w:shd w:val="clear" w:color="auto" w:fill="D6E4F7"/>
+            <w:vAlign w:val="center"/>
+          </w:tcPr>
+          <w:p>
+            <w:r>
+              <w:rPr>
+                <w:b/>
+                <w:color w:val="C00000"/>
+                <w:sz w:val="18"/>
+              </w:rPr>
+              <w:t>✗</w:t>
+            </w:r>
+            <w:r>
+              <w:rPr>
+                <w:color w:val="000000"/>
+                <w:sz w:val="18"/>
+              </w:rPr>
+              <w:t xml:space="preserve"> </w:t>
+            </w:r>
+            <w:r>
+              <w:rPr>
+                <w:color w:val="000000"/>
+                <w:sz w:val="18"/>
+              </w:rPr>
+              <w:t>N</w:t>
+            </w:r>
+            <w:r>
+              <w:rPr>
+                <w:color w:val="000000"/>
+                <w:sz w:val="18"/>
+              </w:rPr>
+              <w:t>o</w:t>
+            </w:r>
+            <w:r>
+              <w:rPr>
+                <w:color w:val="000000"/>
+                <w:sz w:val="18"/>
+              </w:rPr>
               <w:t>t</w:t>
             </w:r>
             <w:r>
@@ -7150,7 +11520,156 @@
         </w:tc>
         <w:tc>
           <w:tcPr>
-            <w:tcW w:type="dxa" w:w="7370"/>
+            <w:tcW w:type="dxa" w:w="7087"/>
+            <w:shd w:val="clear" w:color="auto" w:fill="D6E4F7"/>
+            <w:vAlign w:val="center"/>
+          </w:tcPr>
+          <w:p>
+            <w:r>
+              <w:rPr>
+                <w:color w:val="000000"/>
+                <w:sz w:val="18"/>
+              </w:rPr>
+              <w:t>SoftHSM2 PKCS#11 hash mapping not defined</w:t>
+            </w:r>
+          </w:p>
+        </w:tc>
+      </w:tr>
+      <w:tr>
+        <w:tc>
+          <w:tcPr>
+            <w:tcW w:type="dxa" w:w="3685"/>
+            <w:shd w:val="clear" w:color="auto" w:fill="FFFFFF"/>
+            <w:vAlign w:val="center"/>
+          </w:tcPr>
+          <w:p>
+            <w:r>
+              <w:rPr>
+                <w:color w:val="000000"/>
+                <w:sz w:val="18"/>
+              </w:rPr>
+              <w:t>Re-initialization without process restart</w:t>
+            </w:r>
+          </w:p>
+        </w:tc>
+        <w:tc>
+          <w:tcPr>
+            <w:tcW w:type="dxa" w:w="2551"/>
+            <w:shd w:val="clear" w:color="auto" w:fill="FFFFFF"/>
+            <w:vAlign w:val="center"/>
+          </w:tcPr>
+          <w:p>
+            <w:r>
+              <w:rPr>
+                <w:b/>
+                <w:color w:val="C00000"/>
+                <w:sz w:val="18"/>
+              </w:rPr>
+              <w:t>✗</w:t>
+            </w:r>
+            <w:r>
+              <w:rPr>
+                <w:color w:val="000000"/>
+                <w:sz w:val="18"/>
+              </w:rPr>
+              <w:t xml:space="preserve"> </w:t>
+            </w:r>
+            <w:r>
+              <w:rPr>
+                <w:color w:val="000000"/>
+                <w:sz w:val="18"/>
+              </w:rPr>
+              <w:t>N</w:t>
+            </w:r>
+            <w:r>
+              <w:rPr>
+                <w:color w:val="000000"/>
+                <w:sz w:val="18"/>
+              </w:rPr>
+              <w:t>o</w:t>
+            </w:r>
+            <w:r>
+              <w:rPr>
+                <w:color w:val="000000"/>
+                <w:sz w:val="18"/>
+              </w:rPr>
+              <w:t>t</w:t>
+            </w:r>
+            <w:r>
+              <w:rPr>
+                <w:color w:val="000000"/>
+                <w:sz w:val="18"/>
+              </w:rPr>
+              <w:t xml:space="preserve"> </w:t>
+            </w:r>
+            <w:r>
+              <w:rPr>
+                <w:color w:val="000000"/>
+                <w:sz w:val="18"/>
+              </w:rPr>
+              <w:t>s</w:t>
+            </w:r>
+            <w:r>
+              <w:rPr>
+                <w:color w:val="000000"/>
+                <w:sz w:val="18"/>
+              </w:rPr>
+              <w:t>u</w:t>
+            </w:r>
+            <w:r>
+              <w:rPr>
+                <w:color w:val="000000"/>
+                <w:sz w:val="18"/>
+              </w:rPr>
+              <w:t>p</w:t>
+            </w:r>
+            <w:r>
+              <w:rPr>
+                <w:color w:val="000000"/>
+                <w:sz w:val="18"/>
+              </w:rPr>
+              <w:t>p</w:t>
+            </w:r>
+            <w:r>
+              <w:rPr>
+                <w:color w:val="000000"/>
+                <w:sz w:val="18"/>
+              </w:rPr>
+              <w:t>o</w:t>
+            </w:r>
+            <w:r>
+              <w:rPr>
+                <w:color w:val="000000"/>
+                <w:sz w:val="18"/>
+              </w:rPr>
+              <w:t>r</w:t>
+            </w:r>
+            <w:r>
+              <w:rPr>
+                <w:color w:val="000000"/>
+                <w:sz w:val="18"/>
+              </w:rPr>
+              <w:t>t</w:t>
+            </w:r>
+            <w:r>
+              <w:rPr>
+                <w:color w:val="000000"/>
+                <w:sz w:val="18"/>
+              </w:rPr>
+              <w:t>e</w:t>
+            </w:r>
+            <w:r>
+              <w:rPr>
+                <w:color w:val="000000"/>
+                <w:sz w:val="18"/>
+              </w:rPr>
+              <w:t>d</w:t>
+            </w:r>
+          </w:p>
+        </w:tc>
+        <w:tc>
+          <w:tcPr>
+            <w:tcW w:type="dxa" w:w="7087"/>
             <w:shd w:val="clear" w:color="auto" w:fill="FFFFFF"/>
             <w:vAlign w:val="center"/>
           </w:tcPr>
@@ -8465,7 +12984,1855 @@
           </w:p>
         </w:tc>
       </w:tr>
+      <w:tr>
+        <w:tc>
+          <w:tcPr>
+            <w:tcW w:type="dxa" w:w="1984"/>
+            <w:shd w:val="clear" w:color="auto" w:fill="FFFFFF"/>
+            <w:vAlign w:val="center"/>
+          </w:tcPr>
+          <w:p>
+            <w:r>
+              <w:rPr>
+                <w:color w:val="000000"/>
+                <w:sz w:val="18"/>
+              </w:rPr>
+              <w:t>ECDSA P-521</w:t>
+            </w:r>
+          </w:p>
+        </w:tc>
+        <w:tc>
+          <w:tcPr>
+            <w:tcW w:type="dxa" w:w="1417"/>
+            <w:shd w:val="clear" w:color="auto" w:fill="FFFFFF"/>
+            <w:vAlign w:val="center"/>
+          </w:tcPr>
+          <w:p>
+            <w:r>
+              <w:rPr>
+                <w:color w:val="000000"/>
+                <w:sz w:val="18"/>
+              </w:rPr>
+              <w:t>521 bits</w:t>
+            </w:r>
+          </w:p>
+        </w:tc>
+        <w:tc>
+          <w:tcPr>
+            <w:tcW w:type="dxa" w:w="1984"/>
+            <w:shd w:val="clear" w:color="auto" w:fill="FFFFFF"/>
+            <w:vAlign w:val="center"/>
+          </w:tcPr>
+          <w:p>
+            <w:r>
+              <w:rPr>
+                <w:color w:val="000000"/>
+                <w:sz w:val="18"/>
+              </w:rPr>
+              <w:t>AT_SIGNATURE</w:t>
+            </w:r>
+          </w:p>
+        </w:tc>
+        <w:tc>
+          <w:tcPr>
+            <w:tcW w:type="dxa" w:w="1417"/>
+            <w:shd w:val="clear" w:color="auto" w:fill="FFFFFF"/>
+            <w:vAlign w:val="center"/>
+          </w:tcPr>
+          <w:p>
+            <w:r>
+              <w:rPr>
+                <w:color w:val="000000"/>
+                <w:sz w:val="18"/>
+              </w:rPr>
+              <w:t>—</w:t>
+            </w:r>
+          </w:p>
+        </w:tc>
+        <w:tc>
+          <w:tcPr>
+            <w:tcW w:type="dxa" w:w="1417"/>
+            <w:shd w:val="clear" w:color="auto" w:fill="FFFFFF"/>
+            <w:vAlign w:val="center"/>
+          </w:tcPr>
+          <w:p>
+            <w:r>
+              <w:rPr>
+                <w:color w:val="000000"/>
+                <w:sz w:val="18"/>
+              </w:rPr>
+              <w:t>—</w:t>
+            </w:r>
+          </w:p>
+        </w:tc>
+        <w:tc>
+          <w:tcPr>
+            <w:tcW w:type="dxa" w:w="1701"/>
+            <w:shd w:val="clear" w:color="auto" w:fill="FFFFFF"/>
+            <w:vAlign w:val="center"/>
+          </w:tcPr>
+          <w:p>
+            <w:r>
+              <w:rPr>
+                <w:b/>
+                <w:color w:val="378610"/>
+                <w:sz w:val="18"/>
+              </w:rPr>
+              <w:t>✓</w:t>
+            </w:r>
+          </w:p>
+        </w:tc>
+        <w:tc>
+          <w:tcPr>
+            <w:tcW w:type="dxa" w:w="1984"/>
+            <w:shd w:val="clear" w:color="auto" w:fill="FFFFFF"/>
+            <w:vAlign w:val="center"/>
+          </w:tcPr>
+          <w:p>
+            <w:r>
+              <w:rPr>
+                <w:color w:val="000000"/>
+                <w:sz w:val="18"/>
+              </w:rPr>
+              <w:t>—</w:t>
+            </w:r>
+          </w:p>
+        </w:tc>
+        <w:tc>
+          <w:tcPr>
+            <w:tcW w:type="dxa" w:w="1984"/>
+            <w:shd w:val="clear" w:color="auto" w:fill="FFFFFF"/>
+            <w:vAlign w:val="center"/>
+          </w:tcPr>
+          <w:p>
+            <w:r>
+              <w:rPr>
+                <w:color w:val="000000"/>
+                <w:sz w:val="18"/>
+              </w:rPr>
+              <w:t>—</w:t>
+            </w:r>
+          </w:p>
+        </w:tc>
+        <w:tc>
+          <w:tcPr>
+            <w:tcW w:type="dxa" w:w="1984"/>
+            <w:shd w:val="clear" w:color="auto" w:fill="FFFFFF"/>
+            <w:vAlign w:val="center"/>
+          </w:tcPr>
+          <w:p>
+            <w:r>
+              <w:rPr>
+                <w:b/>
+                <w:color w:val="378610"/>
+                <w:sz w:val="18"/>
+              </w:rPr>
+              <w:t>✓</w:t>
+            </w:r>
+          </w:p>
+        </w:tc>
+      </w:tr>
+      <w:tr>
+        <w:tc>
+          <w:tcPr>
+            <w:tcW w:type="dxa" w:w="1984"/>
+            <w:shd w:val="clear" w:color="auto" w:fill="D6E4F7"/>
+            <w:vAlign w:val="center"/>
+          </w:tcPr>
+          <w:p>
+            <w:r>
+              <w:rPr>
+                <w:color w:val="000000"/>
+                <w:sz w:val="18"/>
+              </w:rPr>
+              <w:t>ECDH P-256</w:t>
+            </w:r>
+          </w:p>
+        </w:tc>
+        <w:tc>
+          <w:tcPr>
+            <w:tcW w:type="dxa" w:w="1417"/>
+            <w:shd w:val="clear" w:color="auto" w:fill="D6E4F7"/>
+            <w:vAlign w:val="center"/>
+          </w:tcPr>
+          <w:p>
+            <w:r>
+              <w:rPr>
+                <w:color w:val="000000"/>
+                <w:sz w:val="18"/>
+              </w:rPr>
+              <w:t>256 bits</w:t>
+            </w:r>
+          </w:p>
+        </w:tc>
+        <w:tc>
+          <w:tcPr>
+            <w:tcW w:type="dxa" w:w="1984"/>
+            <w:shd w:val="clear" w:color="auto" w:fill="D6E4F7"/>
+            <w:vAlign w:val="center"/>
+          </w:tcPr>
+          <w:p>
+            <w:r>
+              <w:rPr>
+                <w:color w:val="000000"/>
+                <w:sz w:val="18"/>
+              </w:rPr>
+              <w:t>AT_KEYEXCHANGE</w:t>
+            </w:r>
+          </w:p>
+        </w:tc>
+        <w:tc>
+          <w:tcPr>
+            <w:tcW w:type="dxa" w:w="1417"/>
+            <w:shd w:val="clear" w:color="auto" w:fill="D6E4F7"/>
+            <w:vAlign w:val="center"/>
+          </w:tcPr>
+          <w:p>
+            <w:r>
+              <w:rPr>
+                <w:color w:val="000000"/>
+                <w:sz w:val="18"/>
+              </w:rPr>
+              <w:t>—</w:t>
+            </w:r>
+          </w:p>
+        </w:tc>
+        <w:tc>
+          <w:tcPr>
+            <w:tcW w:type="dxa" w:w="1417"/>
+            <w:shd w:val="clear" w:color="auto" w:fill="D6E4F7"/>
+            <w:vAlign w:val="center"/>
+          </w:tcPr>
+          <w:p>
+            <w:r>
+              <w:rPr>
+                <w:color w:val="000000"/>
+                <w:sz w:val="18"/>
+              </w:rPr>
+              <w:t>—</w:t>
+            </w:r>
+          </w:p>
+        </w:tc>
+        <w:tc>
+          <w:tcPr>
+            <w:tcW w:type="dxa" w:w="1701"/>
+            <w:shd w:val="clear" w:color="auto" w:fill="D6E4F7"/>
+            <w:vAlign w:val="center"/>
+          </w:tcPr>
+          <w:p>
+            <w:r>
+              <w:rPr>
+                <w:color w:val="000000"/>
+                <w:sz w:val="18"/>
+              </w:rPr>
+              <w:t>—</w:t>
+            </w:r>
+          </w:p>
+        </w:tc>
+        <w:tc>
+          <w:tcPr>
+            <w:tcW w:type="dxa" w:w="1984"/>
+            <w:shd w:val="clear" w:color="auto" w:fill="D6E4F7"/>
+            <w:vAlign w:val="center"/>
+          </w:tcPr>
+          <w:p>
+            <w:r>
+              <w:rPr>
+                <w:color w:val="000000"/>
+                <w:sz w:val="18"/>
+              </w:rPr>
+              <w:t>—</w:t>
+            </w:r>
+          </w:p>
+        </w:tc>
+        <w:tc>
+          <w:tcPr>
+            <w:tcW w:type="dxa" w:w="1984"/>
+            <w:shd w:val="clear" w:color="auto" w:fill="D6E4F7"/>
+            <w:vAlign w:val="center"/>
+          </w:tcPr>
+          <w:p>
+            <w:r>
+              <w:rPr>
+                <w:color w:val="000000"/>
+                <w:sz w:val="18"/>
+              </w:rPr>
+              <w:t>—</w:t>
+            </w:r>
+          </w:p>
+        </w:tc>
+        <w:tc>
+          <w:tcPr>
+            <w:tcW w:type="dxa" w:w="1984"/>
+            <w:shd w:val="clear" w:color="auto" w:fill="D6E4F7"/>
+            <w:vAlign w:val="center"/>
+          </w:tcPr>
+          <w:p>
+            <w:r>
+              <w:rPr>
+                <w:b/>
+                <w:color w:val="378610"/>
+                <w:sz w:val="18"/>
+              </w:rPr>
+              <w:t>✓</w:t>
+            </w:r>
+          </w:p>
+        </w:tc>
+      </w:tr>
+      <w:tr>
+        <w:tc>
+          <w:tcPr>
+            <w:tcW w:type="dxa" w:w="1984"/>
+            <w:shd w:val="clear" w:color="auto" w:fill="FFFFFF"/>
+            <w:vAlign w:val="center"/>
+          </w:tcPr>
+          <w:p>
+            <w:r>
+              <w:rPr>
+                <w:color w:val="000000"/>
+                <w:sz w:val="18"/>
+              </w:rPr>
+              <w:t>ECDH P-384</w:t>
+            </w:r>
+          </w:p>
+        </w:tc>
+        <w:tc>
+          <w:tcPr>
+            <w:tcW w:type="dxa" w:w="1417"/>
+            <w:shd w:val="clear" w:color="auto" w:fill="FFFFFF"/>
+            <w:vAlign w:val="center"/>
+          </w:tcPr>
+          <w:p>
+            <w:r>
+              <w:rPr>
+                <w:color w:val="000000"/>
+                <w:sz w:val="18"/>
+              </w:rPr>
+              <w:t>384 bits</w:t>
+            </w:r>
+          </w:p>
+        </w:tc>
+        <w:tc>
+          <w:tcPr>
+            <w:tcW w:type="dxa" w:w="1984"/>
+            <w:shd w:val="clear" w:color="auto" w:fill="FFFFFF"/>
+            <w:vAlign w:val="center"/>
+          </w:tcPr>
+          <w:p>
+            <w:r>
+              <w:rPr>
+                <w:color w:val="000000"/>
+                <w:sz w:val="18"/>
+              </w:rPr>
+              <w:t>AT_KEYEXCHANGE</w:t>
+            </w:r>
+          </w:p>
+        </w:tc>
+        <w:tc>
+          <w:tcPr>
+            <w:tcW w:type="dxa" w:w="1417"/>
+            <w:shd w:val="clear" w:color="auto" w:fill="FFFFFF"/>
+            <w:vAlign w:val="center"/>
+          </w:tcPr>
+          <w:p>
+            <w:r>
+              <w:rPr>
+                <w:color w:val="000000"/>
+                <w:sz w:val="18"/>
+              </w:rPr>
+              <w:t>—</w:t>
+            </w:r>
+          </w:p>
+        </w:tc>
+        <w:tc>
+          <w:tcPr>
+            <w:tcW w:type="dxa" w:w="1417"/>
+            <w:shd w:val="clear" w:color="auto" w:fill="FFFFFF"/>
+            <w:vAlign w:val="center"/>
+          </w:tcPr>
+          <w:p>
+            <w:r>
+              <w:rPr>
+                <w:color w:val="000000"/>
+                <w:sz w:val="18"/>
+              </w:rPr>
+              <w:t>—</w:t>
+            </w:r>
+          </w:p>
+        </w:tc>
+        <w:tc>
+          <w:tcPr>
+            <w:tcW w:type="dxa" w:w="1701"/>
+            <w:shd w:val="clear" w:color="auto" w:fill="FFFFFF"/>
+            <w:vAlign w:val="center"/>
+          </w:tcPr>
+          <w:p>
+            <w:r>
+              <w:rPr>
+                <w:color w:val="000000"/>
+                <w:sz w:val="18"/>
+              </w:rPr>
+              <w:t>—</w:t>
+            </w:r>
+          </w:p>
+        </w:tc>
+        <w:tc>
+          <w:tcPr>
+            <w:tcW w:type="dxa" w:w="1984"/>
+            <w:shd w:val="clear" w:color="auto" w:fill="FFFFFF"/>
+            <w:vAlign w:val="center"/>
+          </w:tcPr>
+          <w:p>
+            <w:r>
+              <w:rPr>
+                <w:color w:val="000000"/>
+                <w:sz w:val="18"/>
+              </w:rPr>
+              <w:t>—</w:t>
+            </w:r>
+          </w:p>
+        </w:tc>
+        <w:tc>
+          <w:tcPr>
+            <w:tcW w:type="dxa" w:w="1984"/>
+            <w:shd w:val="clear" w:color="auto" w:fill="FFFFFF"/>
+            <w:vAlign w:val="center"/>
+          </w:tcPr>
+          <w:p>
+            <w:r>
+              <w:rPr>
+                <w:color w:val="000000"/>
+                <w:sz w:val="18"/>
+              </w:rPr>
+              <w:t>—</w:t>
+            </w:r>
+          </w:p>
+        </w:tc>
+        <w:tc>
+          <w:tcPr>
+            <w:tcW w:type="dxa" w:w="1984"/>
+            <w:shd w:val="clear" w:color="auto" w:fill="FFFFFF"/>
+            <w:vAlign w:val="center"/>
+          </w:tcPr>
+          <w:p>
+            <w:r>
+              <w:rPr>
+                <w:b/>
+                <w:color w:val="378610"/>
+                <w:sz w:val="18"/>
+              </w:rPr>
+              <w:t>✓</w:t>
+            </w:r>
+          </w:p>
+        </w:tc>
+      </w:tr>
+      <w:tr>
+        <w:tc>
+          <w:tcPr>
+            <w:tcW w:type="dxa" w:w="1984"/>
+            <w:shd w:val="clear" w:color="auto" w:fill="D6E4F7"/>
+            <w:vAlign w:val="center"/>
+          </w:tcPr>
+          <w:p>
+            <w:r>
+              <w:rPr>
+                <w:color w:val="000000"/>
+                <w:sz w:val="18"/>
+              </w:rPr>
+              <w:t>ECDH P-521</w:t>
+            </w:r>
+          </w:p>
+        </w:tc>
+        <w:tc>
+          <w:tcPr>
+            <w:tcW w:type="dxa" w:w="1417"/>
+            <w:shd w:val="clear" w:color="auto" w:fill="D6E4F7"/>
+            <w:vAlign w:val="center"/>
+          </w:tcPr>
+          <w:p>
+            <w:r>
+              <w:rPr>
+                <w:color w:val="000000"/>
+                <w:sz w:val="18"/>
+              </w:rPr>
+              <w:t>521 bits</w:t>
+            </w:r>
+          </w:p>
+        </w:tc>
+        <w:tc>
+          <w:tcPr>
+            <w:tcW w:type="dxa" w:w="1984"/>
+            <w:shd w:val="clear" w:color="auto" w:fill="D6E4F7"/>
+            <w:vAlign w:val="center"/>
+          </w:tcPr>
+          <w:p>
+            <w:r>
+              <w:rPr>
+                <w:color w:val="000000"/>
+                <w:sz w:val="18"/>
+              </w:rPr>
+              <w:t>AT_KEYEXCHANGE</w:t>
+            </w:r>
+          </w:p>
+        </w:tc>
+        <w:tc>
+          <w:tcPr>
+            <w:tcW w:type="dxa" w:w="1417"/>
+            <w:shd w:val="clear" w:color="auto" w:fill="D6E4F7"/>
+            <w:vAlign w:val="center"/>
+          </w:tcPr>
+          <w:p>
+            <w:r>
+              <w:rPr>
+                <w:color w:val="000000"/>
+                <w:sz w:val="18"/>
+              </w:rPr>
+              <w:t>—</w:t>
+            </w:r>
+          </w:p>
+        </w:tc>
+        <w:tc>
+          <w:tcPr>
+            <w:tcW w:type="dxa" w:w="1417"/>
+            <w:shd w:val="clear" w:color="auto" w:fill="D6E4F7"/>
+            <w:vAlign w:val="center"/>
+          </w:tcPr>
+          <w:p>
+            <w:r>
+              <w:rPr>
+                <w:color w:val="000000"/>
+                <w:sz w:val="18"/>
+              </w:rPr>
+              <w:t>—</w:t>
+            </w:r>
+          </w:p>
+        </w:tc>
+        <w:tc>
+          <w:tcPr>
+            <w:tcW w:type="dxa" w:w="1701"/>
+            <w:shd w:val="clear" w:color="auto" w:fill="D6E4F7"/>
+            <w:vAlign w:val="center"/>
+          </w:tcPr>
+          <w:p>
+            <w:r>
+              <w:rPr>
+                <w:color w:val="000000"/>
+                <w:sz w:val="18"/>
+              </w:rPr>
+              <w:t>—</w:t>
+            </w:r>
+          </w:p>
+        </w:tc>
+        <w:tc>
+          <w:tcPr>
+            <w:tcW w:type="dxa" w:w="1984"/>
+            <w:shd w:val="clear" w:color="auto" w:fill="D6E4F7"/>
+            <w:vAlign w:val="center"/>
+          </w:tcPr>
+          <w:p>
+            <w:r>
+              <w:rPr>
+                <w:color w:val="000000"/>
+                <w:sz w:val="18"/>
+              </w:rPr>
+              <w:t>—</w:t>
+            </w:r>
+          </w:p>
+        </w:tc>
+        <w:tc>
+          <w:tcPr>
+            <w:tcW w:type="dxa" w:w="1984"/>
+            <w:shd w:val="clear" w:color="auto" w:fill="D6E4F7"/>
+            <w:vAlign w:val="center"/>
+          </w:tcPr>
+          <w:p>
+            <w:r>
+              <w:rPr>
+                <w:color w:val="000000"/>
+                <w:sz w:val="18"/>
+              </w:rPr>
+              <w:t>—</w:t>
+            </w:r>
+          </w:p>
+        </w:tc>
+        <w:tc>
+          <w:tcPr>
+            <w:tcW w:type="dxa" w:w="1984"/>
+            <w:shd w:val="clear" w:color="auto" w:fill="D6E4F7"/>
+            <w:vAlign w:val="center"/>
+          </w:tcPr>
+          <w:p>
+            <w:r>
+              <w:rPr>
+                <w:b/>
+                <w:color w:val="378610"/>
+                <w:sz w:val="18"/>
+              </w:rPr>
+              <w:t>✓</w:t>
+            </w:r>
+          </w:p>
+        </w:tc>
+      </w:tr>
+      <w:tr>
+        <w:tc>
+          <w:tcPr>
+            <w:tcW w:type="dxa" w:w="1984"/>
+            <w:shd w:val="clear" w:color="auto" w:fill="FFFFFF"/>
+            <w:vAlign w:val="center"/>
+          </w:tcPr>
+          <w:p>
+            <w:r>
+              <w:rPr>
+                <w:color w:val="000000"/>
+                <w:sz w:val="18"/>
+              </w:rPr>
+              <w:t>Ed25519</w:t>
+            </w:r>
+          </w:p>
+        </w:tc>
+        <w:tc>
+          <w:tcPr>
+            <w:tcW w:type="dxa" w:w="1417"/>
+            <w:shd w:val="clear" w:color="auto" w:fill="FFFFFF"/>
+            <w:vAlign w:val="center"/>
+          </w:tcPr>
+          <w:p>
+            <w:r>
+              <w:rPr>
+                <w:color w:val="000000"/>
+                <w:sz w:val="18"/>
+              </w:rPr>
+              <w:t>255 bits</w:t>
+            </w:r>
+          </w:p>
+        </w:tc>
+        <w:tc>
+          <w:tcPr>
+            <w:tcW w:type="dxa" w:w="1984"/>
+            <w:shd w:val="clear" w:color="auto" w:fill="FFFFFF"/>
+            <w:vAlign w:val="center"/>
+          </w:tcPr>
+          <w:p>
+            <w:r>
+              <w:rPr>
+                <w:color w:val="000000"/>
+                <w:sz w:val="18"/>
+              </w:rPr>
+              <w:t>AT_SIGNATURE</w:t>
+            </w:r>
+          </w:p>
+        </w:tc>
+        <w:tc>
+          <w:tcPr>
+            <w:tcW w:type="dxa" w:w="1417"/>
+            <w:shd w:val="clear" w:color="auto" w:fill="FFFFFF"/>
+            <w:vAlign w:val="center"/>
+          </w:tcPr>
+          <w:p>
+            <w:r>
+              <w:rPr>
+                <w:color w:val="000000"/>
+                <w:sz w:val="18"/>
+              </w:rPr>
+              <w:t>—</w:t>
+            </w:r>
+          </w:p>
+        </w:tc>
+        <w:tc>
+          <w:tcPr>
+            <w:tcW w:type="dxa" w:w="1417"/>
+            <w:shd w:val="clear" w:color="auto" w:fill="FFFFFF"/>
+            <w:vAlign w:val="center"/>
+          </w:tcPr>
+          <w:p>
+            <w:r>
+              <w:rPr>
+                <w:color w:val="000000"/>
+                <w:sz w:val="18"/>
+              </w:rPr>
+              <w:t>—</w:t>
+            </w:r>
+          </w:p>
+        </w:tc>
+        <w:tc>
+          <w:tcPr>
+            <w:tcW w:type="dxa" w:w="1701"/>
+            <w:shd w:val="clear" w:color="auto" w:fill="FFFFFF"/>
+            <w:vAlign w:val="center"/>
+          </w:tcPr>
+          <w:p>
+            <w:r>
+              <w:rPr>
+                <w:b/>
+                <w:color w:val="378610"/>
+                <w:sz w:val="18"/>
+              </w:rPr>
+              <w:t>✓</w:t>
+            </w:r>
+            <w:r>
+              <w:rPr>
+                <w:color w:val="000000"/>
+                <w:sz w:val="18"/>
+              </w:rPr>
+              <w:t xml:space="preserve"> </w:t>
+            </w:r>
+            <w:r>
+              <w:rPr>
+                <w:color w:val="000000"/>
+                <w:sz w:val="18"/>
+              </w:rPr>
+              <w:t>(</w:t>
+            </w:r>
+            <w:r>
+              <w:rPr>
+                <w:color w:val="000000"/>
+                <w:sz w:val="18"/>
+              </w:rPr>
+              <w:t>E</w:t>
+            </w:r>
+            <w:r>
+              <w:rPr>
+                <w:color w:val="000000"/>
+                <w:sz w:val="18"/>
+              </w:rPr>
+              <w:t>d</w:t>
+            </w:r>
+            <w:r>
+              <w:rPr>
+                <w:color w:val="000000"/>
+                <w:sz w:val="18"/>
+              </w:rPr>
+              <w:t>D</w:t>
+            </w:r>
+            <w:r>
+              <w:rPr>
+                <w:color w:val="000000"/>
+                <w:sz w:val="18"/>
+              </w:rPr>
+              <w:t>S</w:t>
+            </w:r>
+            <w:r>
+              <w:rPr>
+                <w:color w:val="000000"/>
+                <w:sz w:val="18"/>
+              </w:rPr>
+              <w:t>A</w:t>
+            </w:r>
+            <w:r>
+              <w:rPr>
+                <w:color w:val="000000"/>
+                <w:sz w:val="18"/>
+              </w:rPr>
+              <w:t>)</w:t>
+            </w:r>
+          </w:p>
+        </w:tc>
+        <w:tc>
+          <w:tcPr>
+            <w:tcW w:type="dxa" w:w="1984"/>
+            <w:shd w:val="clear" w:color="auto" w:fill="FFFFFF"/>
+            <w:vAlign w:val="center"/>
+          </w:tcPr>
+          <w:p>
+            <w:r>
+              <w:rPr>
+                <w:color w:val="000000"/>
+                <w:sz w:val="18"/>
+              </w:rPr>
+              <w:t>—</w:t>
+            </w:r>
+          </w:p>
+        </w:tc>
+        <w:tc>
+          <w:tcPr>
+            <w:tcW w:type="dxa" w:w="1984"/>
+            <w:shd w:val="clear" w:color="auto" w:fill="FFFFFF"/>
+            <w:vAlign w:val="center"/>
+          </w:tcPr>
+          <w:p>
+            <w:r>
+              <w:rPr>
+                <w:color w:val="000000"/>
+                <w:sz w:val="18"/>
+              </w:rPr>
+              <w:t>—</w:t>
+            </w:r>
+          </w:p>
+        </w:tc>
+        <w:tc>
+          <w:tcPr>
+            <w:tcW w:type="dxa" w:w="1984"/>
+            <w:shd w:val="clear" w:color="auto" w:fill="FFFFFF"/>
+            <w:vAlign w:val="center"/>
+          </w:tcPr>
+          <w:p>
+            <w:r>
+              <w:rPr>
+                <w:b/>
+                <w:color w:val="378610"/>
+                <w:sz w:val="18"/>
+              </w:rPr>
+              <w:t>✓</w:t>
+            </w:r>
+          </w:p>
+        </w:tc>
+      </w:tr>
+      <w:tr>
+        <w:tc>
+          <w:tcPr>
+            <w:tcW w:type="dxa" w:w="1984"/>
+            <w:shd w:val="clear" w:color="auto" w:fill="D6E4F7"/>
+            <w:vAlign w:val="center"/>
+          </w:tcPr>
+          <w:p>
+            <w:r>
+              <w:rPr>
+                <w:color w:val="000000"/>
+                <w:sz w:val="18"/>
+              </w:rPr>
+              <w:t>Ed448</w:t>
+            </w:r>
+          </w:p>
+        </w:tc>
+        <w:tc>
+          <w:tcPr>
+            <w:tcW w:type="dxa" w:w="1417"/>
+            <w:shd w:val="clear" w:color="auto" w:fill="D6E4F7"/>
+            <w:vAlign w:val="center"/>
+          </w:tcPr>
+          <w:p>
+            <w:r>
+              <w:rPr>
+                <w:color w:val="000000"/>
+                <w:sz w:val="18"/>
+              </w:rPr>
+              <w:t>448 bits</w:t>
+            </w:r>
+          </w:p>
+        </w:tc>
+        <w:tc>
+          <w:tcPr>
+            <w:tcW w:type="dxa" w:w="1984"/>
+            <w:shd w:val="clear" w:color="auto" w:fill="D6E4F7"/>
+            <w:vAlign w:val="center"/>
+          </w:tcPr>
+          <w:p>
+            <w:r>
+              <w:rPr>
+                <w:color w:val="000000"/>
+                <w:sz w:val="18"/>
+              </w:rPr>
+              <w:t>AT_SIGNATURE</w:t>
+            </w:r>
+          </w:p>
+        </w:tc>
+        <w:tc>
+          <w:tcPr>
+            <w:tcW w:type="dxa" w:w="1417"/>
+            <w:shd w:val="clear" w:color="auto" w:fill="D6E4F7"/>
+            <w:vAlign w:val="center"/>
+          </w:tcPr>
+          <w:p>
+            <w:r>
+              <w:rPr>
+                <w:color w:val="000000"/>
+                <w:sz w:val="18"/>
+              </w:rPr>
+              <w:t>—</w:t>
+            </w:r>
+          </w:p>
+        </w:tc>
+        <w:tc>
+          <w:tcPr>
+            <w:tcW w:type="dxa" w:w="1417"/>
+            <w:shd w:val="clear" w:color="auto" w:fill="D6E4F7"/>
+            <w:vAlign w:val="center"/>
+          </w:tcPr>
+          <w:p>
+            <w:r>
+              <w:rPr>
+                <w:color w:val="000000"/>
+                <w:sz w:val="18"/>
+              </w:rPr>
+              <w:t>—</w:t>
+            </w:r>
+          </w:p>
+        </w:tc>
+        <w:tc>
+          <w:tcPr>
+            <w:tcW w:type="dxa" w:w="1701"/>
+            <w:shd w:val="clear" w:color="auto" w:fill="D6E4F7"/>
+            <w:vAlign w:val="center"/>
+          </w:tcPr>
+          <w:p>
+            <w:r>
+              <w:rPr>
+                <w:b/>
+                <w:color w:val="378610"/>
+                <w:sz w:val="18"/>
+              </w:rPr>
+              <w:t>✓</w:t>
+            </w:r>
+            <w:r>
+              <w:rPr>
+                <w:color w:val="000000"/>
+                <w:sz w:val="18"/>
+              </w:rPr>
+              <w:t xml:space="preserve"> </w:t>
+            </w:r>
+            <w:r>
+              <w:rPr>
+                <w:color w:val="000000"/>
+                <w:sz w:val="18"/>
+              </w:rPr>
+              <w:t>(</w:t>
+            </w:r>
+            <w:r>
+              <w:rPr>
+                <w:color w:val="000000"/>
+                <w:sz w:val="18"/>
+              </w:rPr>
+              <w:t>E</w:t>
+            </w:r>
+            <w:r>
+              <w:rPr>
+                <w:color w:val="000000"/>
+                <w:sz w:val="18"/>
+              </w:rPr>
+              <w:t>d</w:t>
+            </w:r>
+            <w:r>
+              <w:rPr>
+                <w:color w:val="000000"/>
+                <w:sz w:val="18"/>
+              </w:rPr>
+              <w:t>D</w:t>
+            </w:r>
+            <w:r>
+              <w:rPr>
+                <w:color w:val="000000"/>
+                <w:sz w:val="18"/>
+              </w:rPr>
+              <w:t>S</w:t>
+            </w:r>
+            <w:r>
+              <w:rPr>
+                <w:color w:val="000000"/>
+                <w:sz w:val="18"/>
+              </w:rPr>
+              <w:t>A</w:t>
+            </w:r>
+            <w:r>
+              <w:rPr>
+                <w:color w:val="000000"/>
+                <w:sz w:val="18"/>
+              </w:rPr>
+              <w:t>)</w:t>
+            </w:r>
+          </w:p>
+        </w:tc>
+        <w:tc>
+          <w:tcPr>
+            <w:tcW w:type="dxa" w:w="1984"/>
+            <w:shd w:val="clear" w:color="auto" w:fill="D6E4F7"/>
+            <w:vAlign w:val="center"/>
+          </w:tcPr>
+          <w:p>
+            <w:r>
+              <w:rPr>
+                <w:color w:val="000000"/>
+                <w:sz w:val="18"/>
+              </w:rPr>
+              <w:t>—</w:t>
+            </w:r>
+          </w:p>
+        </w:tc>
+        <w:tc>
+          <w:tcPr>
+            <w:tcW w:type="dxa" w:w="1984"/>
+            <w:shd w:val="clear" w:color="auto" w:fill="D6E4F7"/>
+            <w:vAlign w:val="center"/>
+          </w:tcPr>
+          <w:p>
+            <w:r>
+              <w:rPr>
+                <w:color w:val="000000"/>
+                <w:sz w:val="18"/>
+              </w:rPr>
+              <w:t>—</w:t>
+            </w:r>
+          </w:p>
+        </w:tc>
+        <w:tc>
+          <w:tcPr>
+            <w:tcW w:type="dxa" w:w="1984"/>
+            <w:shd w:val="clear" w:color="auto" w:fill="D6E4F7"/>
+            <w:vAlign w:val="center"/>
+          </w:tcPr>
+          <w:p>
+            <w:r>
+              <w:rPr>
+                <w:b/>
+                <w:color w:val="378610"/>
+                <w:sz w:val="18"/>
+              </w:rPr>
+              <w:t>✓</w:t>
+            </w:r>
+          </w:p>
+        </w:tc>
+      </w:tr>
+      <w:tr>
+        <w:tc>
+          <w:tcPr>
+            <w:tcW w:type="dxa" w:w="1984"/>
+            <w:shd w:val="clear" w:color="auto" w:fill="FFFFFF"/>
+            <w:vAlign w:val="center"/>
+          </w:tcPr>
+          <w:p>
+            <w:r>
+              <w:rPr>
+                <w:color w:val="000000"/>
+                <w:sz w:val="18"/>
+              </w:rPr>
+              <w:t>AES-128</w:t>
+            </w:r>
+          </w:p>
+        </w:tc>
+        <w:tc>
+          <w:tcPr>
+            <w:tcW w:type="dxa" w:w="1417"/>
+            <w:shd w:val="clear" w:color="auto" w:fill="FFFFFF"/>
+            <w:vAlign w:val="center"/>
+          </w:tcPr>
+          <w:p>
+            <w:r>
+              <w:rPr>
+                <w:color w:val="000000"/>
+                <w:sz w:val="18"/>
+              </w:rPr>
+              <w:t>128 bits</w:t>
+            </w:r>
+          </w:p>
+        </w:tc>
+        <w:tc>
+          <w:tcPr>
+            <w:tcW w:type="dxa" w:w="1984"/>
+            <w:shd w:val="clear" w:color="auto" w:fill="FFFFFF"/>
+            <w:vAlign w:val="center"/>
+          </w:tcPr>
+          <w:p>
+            <w:r>
+              <w:rPr>
+                <w:color w:val="000000"/>
+                <w:sz w:val="18"/>
+              </w:rPr>
+              <w:t>Symmetric</w:t>
+            </w:r>
+          </w:p>
+        </w:tc>
+        <w:tc>
+          <w:tcPr>
+            <w:tcW w:type="dxa" w:w="1417"/>
+            <w:shd w:val="clear" w:color="auto" w:fill="FFFFFF"/>
+            <w:vAlign w:val="center"/>
+          </w:tcPr>
+          <w:p>
+            <w:r>
+              <w:rPr>
+                <w:color w:val="000000"/>
+                <w:sz w:val="18"/>
+              </w:rPr>
+              <w:t>—</w:t>
+            </w:r>
+          </w:p>
+        </w:tc>
+        <w:tc>
+          <w:tcPr>
+            <w:tcW w:type="dxa" w:w="1417"/>
+            <w:shd w:val="clear" w:color="auto" w:fill="FFFFFF"/>
+            <w:vAlign w:val="center"/>
+          </w:tcPr>
+          <w:p>
+            <w:r>
+              <w:rPr>
+                <w:color w:val="000000"/>
+                <w:sz w:val="18"/>
+              </w:rPr>
+              <w:t>—</w:t>
+            </w:r>
+          </w:p>
+        </w:tc>
+        <w:tc>
+          <w:tcPr>
+            <w:tcW w:type="dxa" w:w="1701"/>
+            <w:shd w:val="clear" w:color="auto" w:fill="FFFFFF"/>
+            <w:vAlign w:val="center"/>
+          </w:tcPr>
+          <w:p>
+            <w:r>
+              <w:rPr>
+                <w:color w:val="000000"/>
+                <w:sz w:val="18"/>
+              </w:rPr>
+              <w:t>—</w:t>
+            </w:r>
+          </w:p>
+        </w:tc>
+        <w:tc>
+          <w:tcPr>
+            <w:tcW w:type="dxa" w:w="1984"/>
+            <w:shd w:val="clear" w:color="auto" w:fill="FFFFFF"/>
+            <w:vAlign w:val="center"/>
+          </w:tcPr>
+          <w:p>
+            <w:r>
+              <w:rPr>
+                <w:color w:val="000000"/>
+                <w:sz w:val="18"/>
+              </w:rPr>
+              <w:t>—</w:t>
+            </w:r>
+          </w:p>
+        </w:tc>
+        <w:tc>
+          <w:tcPr>
+            <w:tcW w:type="dxa" w:w="1984"/>
+            <w:shd w:val="clear" w:color="auto" w:fill="FFFFFF"/>
+            <w:vAlign w:val="center"/>
+          </w:tcPr>
+          <w:p>
+            <w:r>
+              <w:rPr>
+                <w:b/>
+                <w:color w:val="378610"/>
+                <w:sz w:val="18"/>
+              </w:rPr>
+              <w:t>✓</w:t>
+            </w:r>
+            <w:r>
+              <w:rPr>
+                <w:color w:val="000000"/>
+                <w:sz w:val="18"/>
+              </w:rPr>
+              <w:t xml:space="preserve"> </w:t>
+            </w:r>
+            <w:r>
+              <w:rPr>
+                <w:color w:val="000000"/>
+                <w:sz w:val="18"/>
+              </w:rPr>
+              <w:t>(</w:t>
+            </w:r>
+            <w:r>
+              <w:rPr>
+                <w:color w:val="000000"/>
+                <w:sz w:val="18"/>
+              </w:rPr>
+              <w:t>4</w:t>
+            </w:r>
+            <w:r>
+              <w:rPr>
+                <w:color w:val="000000"/>
+                <w:sz w:val="18"/>
+              </w:rPr>
+              <w:t xml:space="preserve"> </w:t>
+            </w:r>
+            <w:r>
+              <w:rPr>
+                <w:color w:val="000000"/>
+                <w:sz w:val="18"/>
+              </w:rPr>
+              <w:t>m</w:t>
+            </w:r>
+            <w:r>
+              <w:rPr>
+                <w:color w:val="000000"/>
+                <w:sz w:val="18"/>
+              </w:rPr>
+              <w:t>o</w:t>
+            </w:r>
+            <w:r>
+              <w:rPr>
+                <w:color w:val="000000"/>
+                <w:sz w:val="18"/>
+              </w:rPr>
+              <w:t>d</w:t>
+            </w:r>
+            <w:r>
+              <w:rPr>
+                <w:color w:val="000000"/>
+                <w:sz w:val="18"/>
+              </w:rPr>
+              <w:t>e</w:t>
+            </w:r>
+            <w:r>
+              <w:rPr>
+                <w:color w:val="000000"/>
+                <w:sz w:val="18"/>
+              </w:rPr>
+              <w:t>s</w:t>
+            </w:r>
+            <w:r>
+              <w:rPr>
+                <w:color w:val="000000"/>
+                <w:sz w:val="18"/>
+              </w:rPr>
+              <w:t>)</w:t>
+            </w:r>
+          </w:p>
+        </w:tc>
+        <w:tc>
+          <w:tcPr>
+            <w:tcW w:type="dxa" w:w="1984"/>
+            <w:shd w:val="clear" w:color="auto" w:fill="FFFFFF"/>
+            <w:vAlign w:val="center"/>
+          </w:tcPr>
+          <w:p>
+            <w:r>
+              <w:rPr>
+                <w:color w:val="000000"/>
+                <w:sz w:val="18"/>
+              </w:rPr>
+              <w:t>—</w:t>
+            </w:r>
+          </w:p>
+        </w:tc>
+      </w:tr>
+      <w:tr>
+        <w:tc>
+          <w:tcPr>
+            <w:tcW w:type="dxa" w:w="1984"/>
+            <w:shd w:val="clear" w:color="auto" w:fill="D6E4F7"/>
+            <w:vAlign w:val="center"/>
+          </w:tcPr>
+          <w:p>
+            <w:r>
+              <w:rPr>
+                <w:color w:val="000000"/>
+                <w:sz w:val="18"/>
+              </w:rPr>
+              <w:t>AES-192</w:t>
+            </w:r>
+          </w:p>
+        </w:tc>
+        <w:tc>
+          <w:tcPr>
+            <w:tcW w:type="dxa" w:w="1417"/>
+            <w:shd w:val="clear" w:color="auto" w:fill="D6E4F7"/>
+            <w:vAlign w:val="center"/>
+          </w:tcPr>
+          <w:p>
+            <w:r>
+              <w:rPr>
+                <w:color w:val="000000"/>
+                <w:sz w:val="18"/>
+              </w:rPr>
+              <w:t>192 bits</w:t>
+            </w:r>
+          </w:p>
+        </w:tc>
+        <w:tc>
+          <w:tcPr>
+            <w:tcW w:type="dxa" w:w="1984"/>
+            <w:shd w:val="clear" w:color="auto" w:fill="D6E4F7"/>
+            <w:vAlign w:val="center"/>
+          </w:tcPr>
+          <w:p>
+            <w:r>
+              <w:rPr>
+                <w:color w:val="000000"/>
+                <w:sz w:val="18"/>
+              </w:rPr>
+              <w:t>Symmetric</w:t>
+            </w:r>
+          </w:p>
+        </w:tc>
+        <w:tc>
+          <w:tcPr>
+            <w:tcW w:type="dxa" w:w="1417"/>
+            <w:shd w:val="clear" w:color="auto" w:fill="D6E4F7"/>
+            <w:vAlign w:val="center"/>
+          </w:tcPr>
+          <w:p>
+            <w:r>
+              <w:rPr>
+                <w:color w:val="000000"/>
+                <w:sz w:val="18"/>
+              </w:rPr>
+              <w:t>—</w:t>
+            </w:r>
+          </w:p>
+        </w:tc>
+        <w:tc>
+          <w:tcPr>
+            <w:tcW w:type="dxa" w:w="1417"/>
+            <w:shd w:val="clear" w:color="auto" w:fill="D6E4F7"/>
+            <w:vAlign w:val="center"/>
+          </w:tcPr>
+          <w:p>
+            <w:r>
+              <w:rPr>
+                <w:color w:val="000000"/>
+                <w:sz w:val="18"/>
+              </w:rPr>
+              <w:t>—</w:t>
+            </w:r>
+          </w:p>
+        </w:tc>
+        <w:tc>
+          <w:tcPr>
+            <w:tcW w:type="dxa" w:w="1701"/>
+            <w:shd w:val="clear" w:color="auto" w:fill="D6E4F7"/>
+            <w:vAlign w:val="center"/>
+          </w:tcPr>
+          <w:p>
+            <w:r>
+              <w:rPr>
+                <w:color w:val="000000"/>
+                <w:sz w:val="18"/>
+              </w:rPr>
+              <w:t>—</w:t>
+            </w:r>
+          </w:p>
+        </w:tc>
+        <w:tc>
+          <w:tcPr>
+            <w:tcW w:type="dxa" w:w="1984"/>
+            <w:shd w:val="clear" w:color="auto" w:fill="D6E4F7"/>
+            <w:vAlign w:val="center"/>
+          </w:tcPr>
+          <w:p>
+            <w:r>
+              <w:rPr>
+                <w:color w:val="000000"/>
+                <w:sz w:val="18"/>
+              </w:rPr>
+              <w:t>—</w:t>
+            </w:r>
+          </w:p>
+        </w:tc>
+        <w:tc>
+          <w:tcPr>
+            <w:tcW w:type="dxa" w:w="1984"/>
+            <w:shd w:val="clear" w:color="auto" w:fill="D6E4F7"/>
+            <w:vAlign w:val="center"/>
+          </w:tcPr>
+          <w:p>
+            <w:r>
+              <w:rPr>
+                <w:b/>
+                <w:color w:val="378610"/>
+                <w:sz w:val="18"/>
+              </w:rPr>
+              <w:t>✓</w:t>
+            </w:r>
+            <w:r>
+              <w:rPr>
+                <w:color w:val="000000"/>
+                <w:sz w:val="18"/>
+              </w:rPr>
+              <w:t xml:space="preserve"> </w:t>
+            </w:r>
+            <w:r>
+              <w:rPr>
+                <w:color w:val="000000"/>
+                <w:sz w:val="18"/>
+              </w:rPr>
+              <w:t>(</w:t>
+            </w:r>
+            <w:r>
+              <w:rPr>
+                <w:color w:val="000000"/>
+                <w:sz w:val="18"/>
+              </w:rPr>
+              <w:t>4</w:t>
+            </w:r>
+            <w:r>
+              <w:rPr>
+                <w:color w:val="000000"/>
+                <w:sz w:val="18"/>
+              </w:rPr>
+              <w:t xml:space="preserve"> </w:t>
+            </w:r>
+            <w:r>
+              <w:rPr>
+                <w:color w:val="000000"/>
+                <w:sz w:val="18"/>
+              </w:rPr>
+              <w:t>m</w:t>
+            </w:r>
+            <w:r>
+              <w:rPr>
+                <w:color w:val="000000"/>
+                <w:sz w:val="18"/>
+              </w:rPr>
+              <w:t>o</w:t>
+            </w:r>
+            <w:r>
+              <w:rPr>
+                <w:color w:val="000000"/>
+                <w:sz w:val="18"/>
+              </w:rPr>
+              <w:t>d</w:t>
+            </w:r>
+            <w:r>
+              <w:rPr>
+                <w:color w:val="000000"/>
+                <w:sz w:val="18"/>
+              </w:rPr>
+              <w:t>e</w:t>
+            </w:r>
+            <w:r>
+              <w:rPr>
+                <w:color w:val="000000"/>
+                <w:sz w:val="18"/>
+              </w:rPr>
+              <w:t>s</w:t>
+            </w:r>
+            <w:r>
+              <w:rPr>
+                <w:color w:val="000000"/>
+                <w:sz w:val="18"/>
+              </w:rPr>
+              <w:t>)</w:t>
+            </w:r>
+          </w:p>
+        </w:tc>
+        <w:tc>
+          <w:tcPr>
+            <w:tcW w:type="dxa" w:w="1984"/>
+            <w:shd w:val="clear" w:color="auto" w:fill="D6E4F7"/>
+            <w:vAlign w:val="center"/>
+          </w:tcPr>
+          <w:p>
+            <w:r>
+              <w:rPr>
+                <w:color w:val="000000"/>
+                <w:sz w:val="18"/>
+              </w:rPr>
+              <w:t>—</w:t>
+            </w:r>
+          </w:p>
+        </w:tc>
+      </w:tr>
+      <w:tr>
+        <w:tc>
+          <w:tcPr>
+            <w:tcW w:type="dxa" w:w="1984"/>
+            <w:shd w:val="clear" w:color="auto" w:fill="FFFFFF"/>
+            <w:vAlign w:val="center"/>
+          </w:tcPr>
+          <w:p>
+            <w:r>
+              <w:rPr>
+                <w:color w:val="000000"/>
+                <w:sz w:val="18"/>
+              </w:rPr>
+              <w:t>AES-256</w:t>
+            </w:r>
+          </w:p>
+        </w:tc>
+        <w:tc>
+          <w:tcPr>
+            <w:tcW w:type="dxa" w:w="1417"/>
+            <w:shd w:val="clear" w:color="auto" w:fill="FFFFFF"/>
+            <w:vAlign w:val="center"/>
+          </w:tcPr>
+          <w:p>
+            <w:r>
+              <w:rPr>
+                <w:color w:val="000000"/>
+                <w:sz w:val="18"/>
+              </w:rPr>
+              <w:t>256 bits</w:t>
+            </w:r>
+          </w:p>
+        </w:tc>
+        <w:tc>
+          <w:tcPr>
+            <w:tcW w:type="dxa" w:w="1984"/>
+            <w:shd w:val="clear" w:color="auto" w:fill="FFFFFF"/>
+            <w:vAlign w:val="center"/>
+          </w:tcPr>
+          <w:p>
+            <w:r>
+              <w:rPr>
+                <w:color w:val="000000"/>
+                <w:sz w:val="18"/>
+              </w:rPr>
+              <w:t>Symmetric</w:t>
+            </w:r>
+          </w:p>
+        </w:tc>
+        <w:tc>
+          <w:tcPr>
+            <w:tcW w:type="dxa" w:w="1417"/>
+            <w:shd w:val="clear" w:color="auto" w:fill="FFFFFF"/>
+            <w:vAlign w:val="center"/>
+          </w:tcPr>
+          <w:p>
+            <w:r>
+              <w:rPr>
+                <w:color w:val="000000"/>
+                <w:sz w:val="18"/>
+              </w:rPr>
+              <w:t>—</w:t>
+            </w:r>
+          </w:p>
+        </w:tc>
+        <w:tc>
+          <w:tcPr>
+            <w:tcW w:type="dxa" w:w="1417"/>
+            <w:shd w:val="clear" w:color="auto" w:fill="FFFFFF"/>
+            <w:vAlign w:val="center"/>
+          </w:tcPr>
+          <w:p>
+            <w:r>
+              <w:rPr>
+                <w:color w:val="000000"/>
+                <w:sz w:val="18"/>
+              </w:rPr>
+              <w:t>—</w:t>
+            </w:r>
+          </w:p>
+        </w:tc>
+        <w:tc>
+          <w:tcPr>
+            <w:tcW w:type="dxa" w:w="1701"/>
+            <w:shd w:val="clear" w:color="auto" w:fill="FFFFFF"/>
+            <w:vAlign w:val="center"/>
+          </w:tcPr>
+          <w:p>
+            <w:r>
+              <w:rPr>
+                <w:color w:val="000000"/>
+                <w:sz w:val="18"/>
+              </w:rPr>
+              <w:t>—</w:t>
+            </w:r>
+          </w:p>
+        </w:tc>
+        <w:tc>
+          <w:tcPr>
+            <w:tcW w:type="dxa" w:w="1984"/>
+            <w:shd w:val="clear" w:color="auto" w:fill="FFFFFF"/>
+            <w:vAlign w:val="center"/>
+          </w:tcPr>
+          <w:p>
+            <w:r>
+              <w:rPr>
+                <w:color w:val="000000"/>
+                <w:sz w:val="18"/>
+              </w:rPr>
+              <w:t>—</w:t>
+            </w:r>
+          </w:p>
+        </w:tc>
+        <w:tc>
+          <w:tcPr>
+            <w:tcW w:type="dxa" w:w="1984"/>
+            <w:shd w:val="clear" w:color="auto" w:fill="FFFFFF"/>
+            <w:vAlign w:val="center"/>
+          </w:tcPr>
+          <w:p>
+            <w:r>
+              <w:rPr>
+                <w:b/>
+                <w:color w:val="378610"/>
+                <w:sz w:val="18"/>
+              </w:rPr>
+              <w:t>✓</w:t>
+            </w:r>
+            <w:r>
+              <w:rPr>
+                <w:color w:val="000000"/>
+                <w:sz w:val="18"/>
+              </w:rPr>
+              <w:t xml:space="preserve"> </w:t>
+            </w:r>
+            <w:r>
+              <w:rPr>
+                <w:color w:val="000000"/>
+                <w:sz w:val="18"/>
+              </w:rPr>
+              <w:t>(</w:t>
+            </w:r>
+            <w:r>
+              <w:rPr>
+                <w:color w:val="000000"/>
+                <w:sz w:val="18"/>
+              </w:rPr>
+              <w:t>4</w:t>
+            </w:r>
+            <w:r>
+              <w:rPr>
+                <w:color w:val="000000"/>
+                <w:sz w:val="18"/>
+              </w:rPr>
+              <w:t xml:space="preserve"> </w:t>
+            </w:r>
+            <w:r>
+              <w:rPr>
+                <w:color w:val="000000"/>
+                <w:sz w:val="18"/>
+              </w:rPr>
+              <w:t>m</w:t>
+            </w:r>
+            <w:r>
+              <w:rPr>
+                <w:color w:val="000000"/>
+                <w:sz w:val="18"/>
+              </w:rPr>
+              <w:t>o</w:t>
+            </w:r>
+            <w:r>
+              <w:rPr>
+                <w:color w:val="000000"/>
+                <w:sz w:val="18"/>
+              </w:rPr>
+              <w:t>d</w:t>
+            </w:r>
+            <w:r>
+              <w:rPr>
+                <w:color w:val="000000"/>
+                <w:sz w:val="18"/>
+              </w:rPr>
+              <w:t>e</w:t>
+            </w:r>
+            <w:r>
+              <w:rPr>
+                <w:color w:val="000000"/>
+                <w:sz w:val="18"/>
+              </w:rPr>
+              <w:t>s</w:t>
+            </w:r>
+            <w:r>
+              <w:rPr>
+                <w:color w:val="000000"/>
+                <w:sz w:val="18"/>
+              </w:rPr>
+              <w:t>)</w:t>
+            </w:r>
+          </w:p>
+        </w:tc>
+        <w:tc>
+          <w:tcPr>
+            <w:tcW w:type="dxa" w:w="1984"/>
+            <w:shd w:val="clear" w:color="auto" w:fill="FFFFFF"/>
+            <w:vAlign w:val="center"/>
+          </w:tcPr>
+          <w:p>
+            <w:r>
+              <w:rPr>
+                <w:color w:val="000000"/>
+                <w:sz w:val="18"/>
+              </w:rPr>
+              <w:t>—</w:t>
+            </w:r>
+          </w:p>
+        </w:tc>
+      </w:tr>
+      <w:tr>
+        <w:tc>
+          <w:tcPr>
+            <w:tcW w:type="dxa" w:w="1984"/>
+            <w:shd w:val="clear" w:color="auto" w:fill="D6E4F7"/>
+            <w:vAlign w:val="center"/>
+          </w:tcPr>
+          <w:p>
+            <w:r>
+              <w:rPr>
+                <w:color w:val="000000"/>
+                <w:sz w:val="18"/>
+              </w:rPr>
+              <w:t>HMAC-SHA256</w:t>
+            </w:r>
+          </w:p>
+        </w:tc>
+        <w:tc>
+          <w:tcPr>
+            <w:tcW w:type="dxa" w:w="1417"/>
+            <w:shd w:val="clear" w:color="auto" w:fill="D6E4F7"/>
+            <w:vAlign w:val="center"/>
+          </w:tcPr>
+          <w:p>
+            <w:r>
+              <w:rPr>
+                <w:color w:val="000000"/>
+                <w:sz w:val="18"/>
+              </w:rPr>
+              <w:t>256 bits</w:t>
+            </w:r>
+          </w:p>
+        </w:tc>
+        <w:tc>
+          <w:tcPr>
+            <w:tcW w:type="dxa" w:w="1984"/>
+            <w:shd w:val="clear" w:color="auto" w:fill="D6E4F7"/>
+            <w:vAlign w:val="center"/>
+          </w:tcPr>
+          <w:p>
+            <w:r>
+              <w:rPr>
+                <w:color w:val="000000"/>
+                <w:sz w:val="18"/>
+              </w:rPr>
+              <w:t>Symmetric</w:t>
+            </w:r>
+          </w:p>
+        </w:tc>
+        <w:tc>
+          <w:tcPr>
+            <w:tcW w:type="dxa" w:w="1417"/>
+            <w:shd w:val="clear" w:color="auto" w:fill="D6E4F7"/>
+            <w:vAlign w:val="center"/>
+          </w:tcPr>
+          <w:p>
+            <w:r>
+              <w:rPr>
+                <w:color w:val="000000"/>
+                <w:sz w:val="18"/>
+              </w:rPr>
+              <w:t>—</w:t>
+            </w:r>
+          </w:p>
+        </w:tc>
+        <w:tc>
+          <w:tcPr>
+            <w:tcW w:type="dxa" w:w="1417"/>
+            <w:shd w:val="clear" w:color="auto" w:fill="D6E4F7"/>
+            <w:vAlign w:val="center"/>
+          </w:tcPr>
+          <w:p>
+            <w:r>
+              <w:rPr>
+                <w:color w:val="000000"/>
+                <w:sz w:val="18"/>
+              </w:rPr>
+              <w:t>—</w:t>
+            </w:r>
+          </w:p>
+        </w:tc>
+        <w:tc>
+          <w:tcPr>
+            <w:tcW w:type="dxa" w:w="1701"/>
+            <w:shd w:val="clear" w:color="auto" w:fill="D6E4F7"/>
+            <w:vAlign w:val="center"/>
+          </w:tcPr>
+          <w:p>
+            <w:r>
+              <w:rPr>
+                <w:b/>
+                <w:color w:val="378610"/>
+                <w:sz w:val="18"/>
+              </w:rPr>
+              <w:t>✓</w:t>
+            </w:r>
+            <w:r>
+              <w:rPr>
+                <w:color w:val="000000"/>
+                <w:sz w:val="18"/>
+              </w:rPr>
+              <w:t xml:space="preserve"> </w:t>
+            </w:r>
+            <w:r>
+              <w:rPr>
+                <w:color w:val="000000"/>
+                <w:sz w:val="18"/>
+              </w:rPr>
+              <w:t>(</w:t>
+            </w:r>
+            <w:r>
+              <w:rPr>
+                <w:color w:val="000000"/>
+                <w:sz w:val="18"/>
+              </w:rPr>
+              <w:t>M</w:t>
+            </w:r>
+            <w:r>
+              <w:rPr>
+                <w:color w:val="000000"/>
+                <w:sz w:val="18"/>
+              </w:rPr>
+              <w:t>A</w:t>
+            </w:r>
+            <w:r>
+              <w:rPr>
+                <w:color w:val="000000"/>
+                <w:sz w:val="18"/>
+              </w:rPr>
+              <w:t>C</w:t>
+            </w:r>
+            <w:r>
+              <w:rPr>
+                <w:color w:val="000000"/>
+                <w:sz w:val="18"/>
+              </w:rPr>
+              <w:t>)</w:t>
+            </w:r>
+          </w:p>
+        </w:tc>
+        <w:tc>
+          <w:tcPr>
+            <w:tcW w:type="dxa" w:w="1984"/>
+            <w:shd w:val="clear" w:color="auto" w:fill="D6E4F7"/>
+            <w:vAlign w:val="center"/>
+          </w:tcPr>
+          <w:p>
+            <w:r>
+              <w:rPr>
+                <w:color w:val="000000"/>
+                <w:sz w:val="18"/>
+              </w:rPr>
+              <w:t>—</w:t>
+            </w:r>
+          </w:p>
+        </w:tc>
+        <w:tc>
+          <w:tcPr>
+            <w:tcW w:type="dxa" w:w="1984"/>
+            <w:shd w:val="clear" w:color="auto" w:fill="D6E4F7"/>
+            <w:vAlign w:val="center"/>
+          </w:tcPr>
+          <w:p>
+            <w:r>
+              <w:rPr>
+                <w:color w:val="000000"/>
+                <w:sz w:val="18"/>
+              </w:rPr>
+              <w:t>—</w:t>
+            </w:r>
+          </w:p>
+        </w:tc>
+        <w:tc>
+          <w:tcPr>
+            <w:tcW w:type="dxa" w:w="1984"/>
+            <w:shd w:val="clear" w:color="auto" w:fill="D6E4F7"/>
+            <w:vAlign w:val="center"/>
+          </w:tcPr>
+          <w:p>
+            <w:r>
+              <w:rPr>
+                <w:color w:val="000000"/>
+                <w:sz w:val="18"/>
+              </w:rPr>
+              <w:t>—</w:t>
+            </w:r>
+          </w:p>
+        </w:tc>
+      </w:tr>
     </w:tbl>
+    <w:p/>
+    <w:p>
+      <w:r>
+        <w:rPr>
+          <w:i/>
+          <w:color w:val="606060"/>
+          <w:sz w:val="16"/>
+        </w:rPr>
+        <w:t>ECDH key agreement is exercised through NCryptSecretAgreement and NCryptDeriveKey rather than the sign/decrypt columns above.</w:t>
+      </w:r>
+    </w:p>
     <w:p/>
     <w:p>
       <w:r>
